--- a/outputs/Table_4.docx
+++ b/outputs/Table_4.docx
@@ -398,6 +398,71 @@
                 <w:szCs w:val="18"/>
                 <w:color w:val="000000"/>
               </w:rPr>
+              <w:t xml:space="preserve">q-valor</w:t>
+            </w:r>
+            <w:r>
+              <w:rPr>
+                <w:rFonts w:ascii="Arial" w:hAnsi="Arial" w:eastAsia="Arial" w:cs="Arial"/>
+                <w:i w:val="false"/>
+                <w:b w:val="false"/>
+                <w:u w:val="none"/>
+                <w:vertAlign w:val="superscript"/>
+                <w:sz w:val="18"/>
+                <w:szCs w:val="18"/>
+                <w:color w:val="000000"/>
+              </w:rPr>
+              <w:t xml:space="preserve">2</w:t>
+            </w:r>
+          </w:p>
+        </w:tc>
+        <w:tc>
+          <w:tcPr>
+            <w:tcBorders>
+              <w:bottom w:val="single" w:sz="12" w:space="0" w:color="666666"/>
+              <w:top w:val="single" w:sz="12" w:space="0" w:color="666666"/>
+              <w:left w:val="none" w:sz="0" w:space="0" w:color="000000"/>
+              <w:right w:val="none" w:sz="0" w:space="0" w:color="000000"/>
+            </w:tcBorders>
+            <w:shd w:val="clear" w:color="auto" w:fill="FFFFFF"/>
+            <w:tcMar>
+              <w:top w:w="0" w:type="dxa"/>
+              <w:bottom w:w="0" w:type="dxa"/>
+              <w:left w:w="0" w:type="dxa"/>
+              <w:right w:w="0" w:type="dxa"/>
+            </w:tcMar>
+            <w:vAlign w:val="center"/>
+          </w:tcPr>
+          <w:p>
+            <w:pPr>
+              <w:jc w:val="center"/>
+              <w:pBdr>
+                <w:bottom w:val="none" w:sz="0" w:space="0" w:color="000000"/>
+                <w:top w:val="none" w:sz="0" w:space="0" w:color="000000"/>
+                <w:left w:val="none" w:sz="0" w:space="0" w:color="000000"/>
+                <w:right w:val="none" w:sz="0" w:space="0" w:color="000000"/>
+              </w:pBdr>
+              <w:spacing w:after="10" w:before="10" w:line="240"/>
+              <w:ind w:left="100" w:right="100" w:firstLine="0" w:firstLineChars="0"/>
+              <w:rPr>
+                <w:rFonts w:ascii="Arial" w:hAnsi="Arial" w:eastAsia="Arial" w:cs="Arial"/>
+                <w:i w:val="false"/>
+                <w:b w:val="false"/>
+                <w:u w:val="none"/>
+                <w:sz w:val="18"/>
+                <w:szCs w:val="18"/>
+                <w:color w:val="000000"/>
+              </w:rPr>
+            </w:pPr>
+            <w:r>
+              <w:rPr>
+                <w:rFonts w:ascii="Arial" w:hAnsi="Arial" w:eastAsia="Arial" w:cs="Arial"/>
+                <w:i w:val="false"/>
+                <w:b w:val="true"/>
+                <w:u w:val="none"/>
+                <w:sz w:val="18"/>
+                <w:szCs w:val="18"/>
+                <w:color w:val="000000"/>
+              </w:rPr>
               <w:t xml:space="preserve">Tamaño del efecto</w:t>
             </w:r>
             <w:r>
@@ -411,7 +476,7 @@
                 <w:szCs w:val="18"/>
                 <w:color w:val="000000"/>
               </w:rPr>
-              <w:t xml:space="preserve">2</w:t>
+              <w:t xml:space="preserve">3</w:t>
             </w:r>
           </w:p>
         </w:tc>
@@ -729,6 +794,58 @@
                 <w:szCs w:val="18"/>
                 <w:color w:val="000000"/>
               </w:rPr>
+              <w:t xml:space="preserve">0.57</w:t>
+            </w:r>
+          </w:p>
+        </w:tc>
+        <w:tc>
+          <w:tcPr>
+            <w:tcBorders>
+              <w:bottom w:val="none" w:sz="0" w:space="0" w:color="000000"/>
+              <w:top w:val="single" w:sz="12" w:space="0" w:color="666666"/>
+              <w:left w:val="none" w:sz="0" w:space="0" w:color="000000"/>
+              <w:right w:val="none" w:sz="0" w:space="0" w:color="000000"/>
+            </w:tcBorders>
+            <w:shd w:val="clear" w:color="auto" w:fill="FFFFFF"/>
+            <w:tcMar>
+              <w:top w:w="0" w:type="dxa"/>
+              <w:bottom w:w="0" w:type="dxa"/>
+              <w:left w:w="0" w:type="dxa"/>
+              <w:right w:w="0" w:type="dxa"/>
+            </w:tcMar>
+            <w:vAlign w:val="top"/>
+          </w:tcPr>
+          <w:p>
+            <w:pPr>
+              <w:jc w:val="left"/>
+              <w:pBdr>
+                <w:bottom w:val="none" w:sz="0" w:space="0" w:color="000000"/>
+                <w:top w:val="none" w:sz="0" w:space="0" w:color="000000"/>
+                <w:left w:val="none" w:sz="0" w:space="0" w:color="000000"/>
+                <w:right w:val="none" w:sz="0" w:space="0" w:color="000000"/>
+              </w:pBdr>
+              <w:spacing w:after="10" w:before="10" w:line="240"/>
+              <w:ind w:left="100" w:right="100" w:firstLine="0" w:firstLineChars="0"/>
+              <w:rPr>
+                <w:rFonts w:ascii="Arial" w:hAnsi="Arial" w:eastAsia="Arial" w:cs="Arial"/>
+                <w:i w:val="false"/>
+                <w:b w:val="false"/>
+                <w:u w:val="none"/>
+                <w:sz w:val="18"/>
+                <w:szCs w:val="18"/>
+                <w:color w:val="000000"/>
+              </w:rPr>
+            </w:pPr>
+            <w:r>
+              <w:rPr>
+                <w:rFonts w:ascii="Arial" w:hAnsi="Arial" w:eastAsia="Arial" w:cs="Arial"/>
+                <w:i w:val="false"/>
+                <w:b w:val="false"/>
+                <w:u w:val="none"/>
+                <w:sz w:val="18"/>
+                <w:szCs w:val="18"/>
+                <w:color w:val="000000"/>
+              </w:rPr>
               <w:t xml:space="preserve">-0.006 ‡</w:t>
             </w:r>
           </w:p>
@@ -995,30 +1112,82 @@
                 <w:szCs w:val="18"/>
                 <w:color w:val="000000"/>
               </w:rPr>
-              <w:t xml:space="preserve">0.109**</w:t>
-            </w:r>
-          </w:p>
-        </w:tc>
-        <w:tc>
-          <w:tcPr>
-            <w:tcBorders>
-              <w:bottom w:val="none" w:sz="0" w:space="0" w:color="000000"/>
-              <w:top w:val="none" w:sz="0" w:space="0" w:color="000000"/>
-              <w:left w:val="none" w:sz="0" w:space="0" w:color="000000"/>
-              <w:right w:val="none" w:sz="0" w:space="0" w:color="000000"/>
-            </w:tcBorders>
-            <w:shd w:val="clear" w:color="auto" w:fill="FFFFFF"/>
-            <w:tcMar>
-              <w:top w:w="0" w:type="dxa"/>
-              <w:bottom w:w="0" w:type="dxa"/>
-              <w:left w:w="0" w:type="dxa"/>
-              <w:right w:w="0" w:type="dxa"/>
-            </w:tcMar>
-            <w:vAlign w:val="top"/>
-          </w:tcPr>
-          <w:p>
-            <w:pPr>
-              <w:jc w:val="center"/>
+              <w:t xml:space="preserve">0.113**</w:t>
+            </w:r>
+          </w:p>
+        </w:tc>
+        <w:tc>
+          <w:tcPr>
+            <w:tcBorders>
+              <w:bottom w:val="none" w:sz="0" w:space="0" w:color="000000"/>
+              <w:top w:val="none" w:sz="0" w:space="0" w:color="000000"/>
+              <w:left w:val="none" w:sz="0" w:space="0" w:color="000000"/>
+              <w:right w:val="none" w:sz="0" w:space="0" w:color="000000"/>
+            </w:tcBorders>
+            <w:shd w:val="clear" w:color="auto" w:fill="FFFFFF"/>
+            <w:tcMar>
+              <w:top w:w="0" w:type="dxa"/>
+              <w:bottom w:w="0" w:type="dxa"/>
+              <w:left w:w="0" w:type="dxa"/>
+              <w:right w:w="0" w:type="dxa"/>
+            </w:tcMar>
+            <w:vAlign w:val="top"/>
+          </w:tcPr>
+          <w:p>
+            <w:pPr>
+              <w:jc w:val="center"/>
+              <w:pBdr>
+                <w:bottom w:val="none" w:sz="0" w:space="0" w:color="000000"/>
+                <w:top w:val="none" w:sz="0" w:space="0" w:color="000000"/>
+                <w:left w:val="none" w:sz="0" w:space="0" w:color="000000"/>
+                <w:right w:val="none" w:sz="0" w:space="0" w:color="000000"/>
+              </w:pBdr>
+              <w:spacing w:after="10" w:before="10" w:line="240"/>
+              <w:ind w:left="100" w:right="100" w:firstLine="0" w:firstLineChars="0"/>
+              <w:rPr>
+                <w:rFonts w:ascii="Arial" w:hAnsi="Arial" w:eastAsia="Arial" w:cs="Arial"/>
+                <w:i w:val="false"/>
+                <w:b w:val="false"/>
+                <w:u w:val="none"/>
+                <w:sz w:val="18"/>
+                <w:szCs w:val="18"/>
+                <w:color w:val="000000"/>
+              </w:rPr>
+            </w:pPr>
+            <w:r>
+              <w:rPr>
+                <w:rFonts w:ascii="Arial" w:hAnsi="Arial" w:eastAsia="Arial" w:cs="Arial"/>
+                <w:i w:val="false"/>
+                <w:b w:val="false"/>
+                <w:u w:val="none"/>
+                <w:sz w:val="18"/>
+                <w:szCs w:val="18"/>
+                <w:color w:val="000000"/>
+              </w:rPr>
+              <w:t xml:space="preserve">0.20</w:t>
+            </w:r>
+          </w:p>
+        </w:tc>
+        <w:tc>
+          <w:tcPr>
+            <w:tcBorders>
+              <w:bottom w:val="none" w:sz="0" w:space="0" w:color="000000"/>
+              <w:top w:val="none" w:sz="0" w:space="0" w:color="000000"/>
+              <w:left w:val="none" w:sz="0" w:space="0" w:color="000000"/>
+              <w:right w:val="none" w:sz="0" w:space="0" w:color="000000"/>
+            </w:tcBorders>
+            <w:shd w:val="clear" w:color="auto" w:fill="FFFFFF"/>
+            <w:tcMar>
+              <w:top w:w="0" w:type="dxa"/>
+              <w:bottom w:w="0" w:type="dxa"/>
+              <w:left w:w="0" w:type="dxa"/>
+              <w:right w:w="0" w:type="dxa"/>
+            </w:tcMar>
+            <w:vAlign w:val="top"/>
+          </w:tcPr>
+          <w:p>
+            <w:pPr>
+              <w:jc w:val="left"/>
               <w:pBdr>
                 <w:bottom w:val="none" w:sz="0" w:space="0" w:color="000000"/>
                 <w:top w:val="none" w:sz="0" w:space="0" w:color="000000"/>
@@ -1369,6 +1538,58 @@
             </w:r>
           </w:p>
         </w:tc>
+        <w:tc>
+          <w:tcPr>
+            <w:tcBorders>
+              <w:bottom w:val="none" w:sz="0" w:space="0" w:color="000000"/>
+              <w:top w:val="none" w:sz="0" w:space="0" w:color="000000"/>
+              <w:left w:val="none" w:sz="0" w:space="0" w:color="000000"/>
+              <w:right w:val="none" w:sz="0" w:space="0" w:color="000000"/>
+            </w:tcBorders>
+            <w:shd w:val="clear" w:color="auto" w:fill="FFFFFF"/>
+            <w:tcMar>
+              <w:top w:w="0" w:type="dxa"/>
+              <w:bottom w:w="0" w:type="dxa"/>
+              <w:left w:w="0" w:type="dxa"/>
+              <w:right w:w="0" w:type="dxa"/>
+            </w:tcMar>
+            <w:vAlign w:val="top"/>
+          </w:tcPr>
+          <w:p>
+            <w:pPr>
+              <w:jc w:val="left"/>
+              <w:pBdr>
+                <w:bottom w:val="none" w:sz="0" w:space="0" w:color="000000"/>
+                <w:top w:val="none" w:sz="0" w:space="0" w:color="000000"/>
+                <w:left w:val="none" w:sz="0" w:space="0" w:color="000000"/>
+                <w:right w:val="none" w:sz="0" w:space="0" w:color="000000"/>
+              </w:pBdr>
+              <w:spacing w:after="10" w:before="10" w:line="240"/>
+              <w:ind w:left="100" w:right="100" w:firstLine="0" w:firstLineChars="0"/>
+              <w:rPr>
+                <w:rFonts w:ascii="Arial" w:hAnsi="Arial" w:eastAsia="Arial" w:cs="Arial"/>
+                <w:i w:val="false"/>
+                <w:b w:val="false"/>
+                <w:u w:val="none"/>
+                <w:sz w:val="18"/>
+                <w:szCs w:val="18"/>
+                <w:color w:val="000000"/>
+              </w:rPr>
+            </w:pPr>
+            <w:r>
+              <w:rPr>
+                <w:rFonts w:ascii="Arial" w:hAnsi="Arial" w:eastAsia="Arial" w:cs="Arial"/>
+                <w:i w:val="false"/>
+                <w:b w:val="false"/>
+                <w:u w:val="none"/>
+                <w:sz w:val="18"/>
+                <w:szCs w:val="18"/>
+                <w:color w:val="000000"/>
+              </w:rPr>
+              <w:t xml:space="preserve"/>
+            </w:r>
+          </w:p>
+        </w:tc>
       </w:tr>
       <w:tr>
         <w:trPr>
@@ -1687,6 +1908,58 @@
             </w:r>
           </w:p>
         </w:tc>
+        <w:tc>
+          <w:tcPr>
+            <w:tcBorders>
+              <w:bottom w:val="none" w:sz="0" w:space="0" w:color="000000"/>
+              <w:top w:val="none" w:sz="0" w:space="0" w:color="000000"/>
+              <w:left w:val="none" w:sz="0" w:space="0" w:color="000000"/>
+              <w:right w:val="none" w:sz="0" w:space="0" w:color="000000"/>
+            </w:tcBorders>
+            <w:shd w:val="clear" w:color="auto" w:fill="FFFFFF"/>
+            <w:tcMar>
+              <w:top w:w="0" w:type="dxa"/>
+              <w:bottom w:w="0" w:type="dxa"/>
+              <w:left w:w="0" w:type="dxa"/>
+              <w:right w:w="0" w:type="dxa"/>
+            </w:tcMar>
+            <w:vAlign w:val="top"/>
+          </w:tcPr>
+          <w:p>
+            <w:pPr>
+              <w:jc w:val="left"/>
+              <w:pBdr>
+                <w:bottom w:val="none" w:sz="0" w:space="0" w:color="000000"/>
+                <w:top w:val="none" w:sz="0" w:space="0" w:color="000000"/>
+                <w:left w:val="none" w:sz="0" w:space="0" w:color="000000"/>
+                <w:right w:val="none" w:sz="0" w:space="0" w:color="000000"/>
+              </w:pBdr>
+              <w:spacing w:after="10" w:before="10" w:line="240"/>
+              <w:ind w:left="100" w:right="100" w:firstLine="0" w:firstLineChars="0"/>
+              <w:rPr>
+                <w:rFonts w:ascii="Arial" w:hAnsi="Arial" w:eastAsia="Arial" w:cs="Arial"/>
+                <w:i w:val="false"/>
+                <w:b w:val="false"/>
+                <w:u w:val="none"/>
+                <w:sz w:val="18"/>
+                <w:szCs w:val="18"/>
+                <w:color w:val="000000"/>
+              </w:rPr>
+            </w:pPr>
+            <w:r>
+              <w:rPr>
+                <w:rFonts w:ascii="Arial" w:hAnsi="Arial" w:eastAsia="Arial" w:cs="Arial"/>
+                <w:i w:val="false"/>
+                <w:b w:val="false"/>
+                <w:u w:val="none"/>
+                <w:sz w:val="18"/>
+                <w:szCs w:val="18"/>
+                <w:color w:val="000000"/>
+              </w:rPr>
+              <w:t xml:space="preserve"/>
+            </w:r>
+          </w:p>
+        </w:tc>
       </w:tr>
       <w:tr>
         <w:trPr>
@@ -2005,6 +2278,58 @@
             </w:r>
           </w:p>
         </w:tc>
+        <w:tc>
+          <w:tcPr>
+            <w:tcBorders>
+              <w:bottom w:val="none" w:sz="0" w:space="0" w:color="000000"/>
+              <w:top w:val="none" w:sz="0" w:space="0" w:color="000000"/>
+              <w:left w:val="none" w:sz="0" w:space="0" w:color="000000"/>
+              <w:right w:val="none" w:sz="0" w:space="0" w:color="000000"/>
+            </w:tcBorders>
+            <w:shd w:val="clear" w:color="auto" w:fill="FFFFFF"/>
+            <w:tcMar>
+              <w:top w:w="0" w:type="dxa"/>
+              <w:bottom w:w="0" w:type="dxa"/>
+              <w:left w:w="0" w:type="dxa"/>
+              <w:right w:w="0" w:type="dxa"/>
+            </w:tcMar>
+            <w:vAlign w:val="top"/>
+          </w:tcPr>
+          <w:p>
+            <w:pPr>
+              <w:jc w:val="left"/>
+              <w:pBdr>
+                <w:bottom w:val="none" w:sz="0" w:space="0" w:color="000000"/>
+                <w:top w:val="none" w:sz="0" w:space="0" w:color="000000"/>
+                <w:left w:val="none" w:sz="0" w:space="0" w:color="000000"/>
+                <w:right w:val="none" w:sz="0" w:space="0" w:color="000000"/>
+              </w:pBdr>
+              <w:spacing w:after="10" w:before="10" w:line="240"/>
+              <w:ind w:left="100" w:right="100" w:firstLine="0" w:firstLineChars="0"/>
+              <w:rPr>
+                <w:rFonts w:ascii="Arial" w:hAnsi="Arial" w:eastAsia="Arial" w:cs="Arial"/>
+                <w:i w:val="false"/>
+                <w:b w:val="false"/>
+                <w:u w:val="none"/>
+                <w:sz w:val="18"/>
+                <w:szCs w:val="18"/>
+                <w:color w:val="000000"/>
+              </w:rPr>
+            </w:pPr>
+            <w:r>
+              <w:rPr>
+                <w:rFonts w:ascii="Arial" w:hAnsi="Arial" w:eastAsia="Arial" w:cs="Arial"/>
+                <w:i w:val="false"/>
+                <w:b w:val="false"/>
+                <w:u w:val="none"/>
+                <w:sz w:val="18"/>
+                <w:szCs w:val="18"/>
+                <w:color w:val="000000"/>
+              </w:rPr>
+              <w:t xml:space="preserve"/>
+            </w:r>
+          </w:p>
+        </w:tc>
       </w:tr>
       <w:tr>
         <w:trPr>
@@ -2323,6 +2648,58 @@
             </w:r>
           </w:p>
         </w:tc>
+        <w:tc>
+          <w:tcPr>
+            <w:tcBorders>
+              <w:bottom w:val="none" w:sz="0" w:space="0" w:color="000000"/>
+              <w:top w:val="none" w:sz="0" w:space="0" w:color="000000"/>
+              <w:left w:val="none" w:sz="0" w:space="0" w:color="000000"/>
+              <w:right w:val="none" w:sz="0" w:space="0" w:color="000000"/>
+            </w:tcBorders>
+            <w:shd w:val="clear" w:color="auto" w:fill="FFFFFF"/>
+            <w:tcMar>
+              <w:top w:w="0" w:type="dxa"/>
+              <w:bottom w:w="0" w:type="dxa"/>
+              <w:left w:w="0" w:type="dxa"/>
+              <w:right w:w="0" w:type="dxa"/>
+            </w:tcMar>
+            <w:vAlign w:val="top"/>
+          </w:tcPr>
+          <w:p>
+            <w:pPr>
+              <w:jc w:val="left"/>
+              <w:pBdr>
+                <w:bottom w:val="none" w:sz="0" w:space="0" w:color="000000"/>
+                <w:top w:val="none" w:sz="0" w:space="0" w:color="000000"/>
+                <w:left w:val="none" w:sz="0" w:space="0" w:color="000000"/>
+                <w:right w:val="none" w:sz="0" w:space="0" w:color="000000"/>
+              </w:pBdr>
+              <w:spacing w:after="10" w:before="10" w:line="240"/>
+              <w:ind w:left="100" w:right="100" w:firstLine="0" w:firstLineChars="0"/>
+              <w:rPr>
+                <w:rFonts w:ascii="Arial" w:hAnsi="Arial" w:eastAsia="Arial" w:cs="Arial"/>
+                <w:i w:val="false"/>
+                <w:b w:val="false"/>
+                <w:u w:val="none"/>
+                <w:sz w:val="18"/>
+                <w:szCs w:val="18"/>
+                <w:color w:val="000000"/>
+              </w:rPr>
+            </w:pPr>
+            <w:r>
+              <w:rPr>
+                <w:rFonts w:ascii="Arial" w:hAnsi="Arial" w:eastAsia="Arial" w:cs="Arial"/>
+                <w:i w:val="false"/>
+                <w:b w:val="false"/>
+                <w:u w:val="none"/>
+                <w:sz w:val="18"/>
+                <w:szCs w:val="18"/>
+                <w:color w:val="000000"/>
+              </w:rPr>
+              <w:t xml:space="preserve"/>
+            </w:r>
+          </w:p>
+        </w:tc>
       </w:tr>
       <w:tr>
         <w:trPr>
@@ -2641,6 +3018,58 @@
             </w:r>
           </w:p>
         </w:tc>
+        <w:tc>
+          <w:tcPr>
+            <w:tcBorders>
+              <w:bottom w:val="none" w:sz="0" w:space="0" w:color="000000"/>
+              <w:top w:val="none" w:sz="0" w:space="0" w:color="000000"/>
+              <w:left w:val="none" w:sz="0" w:space="0" w:color="000000"/>
+              <w:right w:val="none" w:sz="0" w:space="0" w:color="000000"/>
+            </w:tcBorders>
+            <w:shd w:val="clear" w:color="auto" w:fill="FFFFFF"/>
+            <w:tcMar>
+              <w:top w:w="0" w:type="dxa"/>
+              <w:bottom w:w="0" w:type="dxa"/>
+              <w:left w:w="0" w:type="dxa"/>
+              <w:right w:w="0" w:type="dxa"/>
+            </w:tcMar>
+            <w:vAlign w:val="top"/>
+          </w:tcPr>
+          <w:p>
+            <w:pPr>
+              <w:jc w:val="left"/>
+              <w:pBdr>
+                <w:bottom w:val="none" w:sz="0" w:space="0" w:color="000000"/>
+                <w:top w:val="none" w:sz="0" w:space="0" w:color="000000"/>
+                <w:left w:val="none" w:sz="0" w:space="0" w:color="000000"/>
+                <w:right w:val="none" w:sz="0" w:space="0" w:color="000000"/>
+              </w:pBdr>
+              <w:spacing w:after="10" w:before="10" w:line="240"/>
+              <w:ind w:left="100" w:right="100" w:firstLine="0" w:firstLineChars="0"/>
+              <w:rPr>
+                <w:rFonts w:ascii="Arial" w:hAnsi="Arial" w:eastAsia="Arial" w:cs="Arial"/>
+                <w:i w:val="false"/>
+                <w:b w:val="false"/>
+                <w:u w:val="none"/>
+                <w:sz w:val="18"/>
+                <w:szCs w:val="18"/>
+                <w:color w:val="000000"/>
+              </w:rPr>
+            </w:pPr>
+            <w:r>
+              <w:rPr>
+                <w:rFonts w:ascii="Arial" w:hAnsi="Arial" w:eastAsia="Arial" w:cs="Arial"/>
+                <w:i w:val="false"/>
+                <w:b w:val="false"/>
+                <w:u w:val="none"/>
+                <w:sz w:val="18"/>
+                <w:szCs w:val="18"/>
+                <w:color w:val="000000"/>
+              </w:rPr>
+              <w:t xml:space="preserve"/>
+            </w:r>
+          </w:p>
+        </w:tc>
       </w:tr>
       <w:tr>
         <w:trPr>
@@ -2955,6 +3384,58 @@
                 <w:szCs w:val="18"/>
                 <w:color w:val="000000"/>
               </w:rPr>
+              <w:t xml:space="preserve">0.95</w:t>
+            </w:r>
+          </w:p>
+        </w:tc>
+        <w:tc>
+          <w:tcPr>
+            <w:tcBorders>
+              <w:bottom w:val="none" w:sz="0" w:space="0" w:color="000000"/>
+              <w:top w:val="none" w:sz="0" w:space="0" w:color="000000"/>
+              <w:left w:val="none" w:sz="0" w:space="0" w:color="000000"/>
+              <w:right w:val="none" w:sz="0" w:space="0" w:color="000000"/>
+            </w:tcBorders>
+            <w:shd w:val="clear" w:color="auto" w:fill="FFFFFF"/>
+            <w:tcMar>
+              <w:top w:w="0" w:type="dxa"/>
+              <w:bottom w:w="0" w:type="dxa"/>
+              <w:left w:w="0" w:type="dxa"/>
+              <w:right w:w="0" w:type="dxa"/>
+            </w:tcMar>
+            <w:vAlign w:val="top"/>
+          </w:tcPr>
+          <w:p>
+            <w:pPr>
+              <w:jc w:val="left"/>
+              <w:pBdr>
+                <w:bottom w:val="none" w:sz="0" w:space="0" w:color="000000"/>
+                <w:top w:val="none" w:sz="0" w:space="0" w:color="000000"/>
+                <w:left w:val="none" w:sz="0" w:space="0" w:color="000000"/>
+                <w:right w:val="none" w:sz="0" w:space="0" w:color="000000"/>
+              </w:pBdr>
+              <w:spacing w:after="10" w:before="10" w:line="240"/>
+              <w:ind w:left="100" w:right="100" w:firstLine="0" w:firstLineChars="0"/>
+              <w:rPr>
+                <w:rFonts w:ascii="Arial" w:hAnsi="Arial" w:eastAsia="Arial" w:cs="Arial"/>
+                <w:i w:val="false"/>
+                <w:b w:val="false"/>
+                <w:u w:val="none"/>
+                <w:sz w:val="18"/>
+                <w:szCs w:val="18"/>
+                <w:color w:val="000000"/>
+              </w:rPr>
+            </w:pPr>
+            <w:r>
+              <w:rPr>
+                <w:rFonts w:ascii="Arial" w:hAnsi="Arial" w:eastAsia="Arial" w:cs="Arial"/>
+                <w:i w:val="false"/>
+                <w:b w:val="false"/>
+                <w:u w:val="none"/>
+                <w:sz w:val="18"/>
+                <w:szCs w:val="18"/>
+                <w:color w:val="000000"/>
+              </w:rPr>
               <w:t xml:space="preserve">-0.026 ‡</w:t>
             </w:r>
           </w:p>
@@ -3221,30 +3702,82 @@
                 <w:szCs w:val="18"/>
                 <w:color w:val="000000"/>
               </w:rPr>
-              <w:t xml:space="preserve">0.514**</w:t>
-            </w:r>
-          </w:p>
-        </w:tc>
-        <w:tc>
-          <w:tcPr>
-            <w:tcBorders>
-              <w:bottom w:val="none" w:sz="0" w:space="0" w:color="000000"/>
-              <w:top w:val="none" w:sz="0" w:space="0" w:color="000000"/>
-              <w:left w:val="none" w:sz="0" w:space="0" w:color="000000"/>
-              <w:right w:val="none" w:sz="0" w:space="0" w:color="000000"/>
-            </w:tcBorders>
-            <w:shd w:val="clear" w:color="auto" w:fill="FFFFFF"/>
-            <w:tcMar>
-              <w:top w:w="0" w:type="dxa"/>
-              <w:bottom w:w="0" w:type="dxa"/>
-              <w:left w:w="0" w:type="dxa"/>
-              <w:right w:w="0" w:type="dxa"/>
-            </w:tcMar>
-            <w:vAlign w:val="top"/>
-          </w:tcPr>
-          <w:p>
-            <w:pPr>
-              <w:jc w:val="center"/>
+              <w:t xml:space="preserve">0.510**</w:t>
+            </w:r>
+          </w:p>
+        </w:tc>
+        <w:tc>
+          <w:tcPr>
+            <w:tcBorders>
+              <w:bottom w:val="none" w:sz="0" w:space="0" w:color="000000"/>
+              <w:top w:val="none" w:sz="0" w:space="0" w:color="000000"/>
+              <w:left w:val="none" w:sz="0" w:space="0" w:color="000000"/>
+              <w:right w:val="none" w:sz="0" w:space="0" w:color="000000"/>
+            </w:tcBorders>
+            <w:shd w:val="clear" w:color="auto" w:fill="FFFFFF"/>
+            <w:tcMar>
+              <w:top w:w="0" w:type="dxa"/>
+              <w:bottom w:w="0" w:type="dxa"/>
+              <w:left w:w="0" w:type="dxa"/>
+              <w:right w:w="0" w:type="dxa"/>
+            </w:tcMar>
+            <w:vAlign w:val="top"/>
+          </w:tcPr>
+          <w:p>
+            <w:pPr>
+              <w:jc w:val="center"/>
+              <w:pBdr>
+                <w:bottom w:val="none" w:sz="0" w:space="0" w:color="000000"/>
+                <w:top w:val="none" w:sz="0" w:space="0" w:color="000000"/>
+                <w:left w:val="none" w:sz="0" w:space="0" w:color="000000"/>
+                <w:right w:val="none" w:sz="0" w:space="0" w:color="000000"/>
+              </w:pBdr>
+              <w:spacing w:after="10" w:before="10" w:line="240"/>
+              <w:ind w:left="100" w:right="100" w:firstLine="0" w:firstLineChars="0"/>
+              <w:rPr>
+                <w:rFonts w:ascii="Arial" w:hAnsi="Arial" w:eastAsia="Arial" w:cs="Arial"/>
+                <w:i w:val="false"/>
+                <w:b w:val="false"/>
+                <w:u w:val="none"/>
+                <w:sz w:val="18"/>
+                <w:szCs w:val="18"/>
+                <w:color w:val="000000"/>
+              </w:rPr>
+            </w:pPr>
+            <w:r>
+              <w:rPr>
+                <w:rFonts w:ascii="Arial" w:hAnsi="Arial" w:eastAsia="Arial" w:cs="Arial"/>
+                <w:i w:val="false"/>
+                <w:b w:val="false"/>
+                <w:u w:val="none"/>
+                <w:sz w:val="18"/>
+                <w:szCs w:val="18"/>
+                <w:color w:val="000000"/>
+              </w:rPr>
+              <w:t xml:space="preserve">0.57</w:t>
+            </w:r>
+          </w:p>
+        </w:tc>
+        <w:tc>
+          <w:tcPr>
+            <w:tcBorders>
+              <w:bottom w:val="none" w:sz="0" w:space="0" w:color="000000"/>
+              <w:top w:val="none" w:sz="0" w:space="0" w:color="000000"/>
+              <w:left w:val="none" w:sz="0" w:space="0" w:color="000000"/>
+              <w:right w:val="none" w:sz="0" w:space="0" w:color="000000"/>
+            </w:tcBorders>
+            <w:shd w:val="clear" w:color="auto" w:fill="FFFFFF"/>
+            <w:tcMar>
+              <w:top w:w="0" w:type="dxa"/>
+              <w:bottom w:w="0" w:type="dxa"/>
+              <w:left w:w="0" w:type="dxa"/>
+              <w:right w:w="0" w:type="dxa"/>
+            </w:tcMar>
+            <w:vAlign w:val="top"/>
+          </w:tcPr>
+          <w:p>
+            <w:pPr>
+              <w:jc w:val="left"/>
               <w:pBdr>
                 <w:bottom w:val="none" w:sz="0" w:space="0" w:color="000000"/>
                 <w:top w:val="none" w:sz="0" w:space="0" w:color="000000"/>
@@ -3595,6 +4128,58 @@
             </w:r>
           </w:p>
         </w:tc>
+        <w:tc>
+          <w:tcPr>
+            <w:tcBorders>
+              <w:bottom w:val="none" w:sz="0" w:space="0" w:color="000000"/>
+              <w:top w:val="none" w:sz="0" w:space="0" w:color="000000"/>
+              <w:left w:val="none" w:sz="0" w:space="0" w:color="000000"/>
+              <w:right w:val="none" w:sz="0" w:space="0" w:color="000000"/>
+            </w:tcBorders>
+            <w:shd w:val="clear" w:color="auto" w:fill="FFFFFF"/>
+            <w:tcMar>
+              <w:top w:w="0" w:type="dxa"/>
+              <w:bottom w:w="0" w:type="dxa"/>
+              <w:left w:w="0" w:type="dxa"/>
+              <w:right w:w="0" w:type="dxa"/>
+            </w:tcMar>
+            <w:vAlign w:val="top"/>
+          </w:tcPr>
+          <w:p>
+            <w:pPr>
+              <w:jc w:val="left"/>
+              <w:pBdr>
+                <w:bottom w:val="none" w:sz="0" w:space="0" w:color="000000"/>
+                <w:top w:val="none" w:sz="0" w:space="0" w:color="000000"/>
+                <w:left w:val="none" w:sz="0" w:space="0" w:color="000000"/>
+                <w:right w:val="none" w:sz="0" w:space="0" w:color="000000"/>
+              </w:pBdr>
+              <w:spacing w:after="10" w:before="10" w:line="240"/>
+              <w:ind w:left="100" w:right="100" w:firstLine="0" w:firstLineChars="0"/>
+              <w:rPr>
+                <w:rFonts w:ascii="Arial" w:hAnsi="Arial" w:eastAsia="Arial" w:cs="Arial"/>
+                <w:i w:val="false"/>
+                <w:b w:val="false"/>
+                <w:u w:val="none"/>
+                <w:sz w:val="18"/>
+                <w:szCs w:val="18"/>
+                <w:color w:val="000000"/>
+              </w:rPr>
+            </w:pPr>
+            <w:r>
+              <w:rPr>
+                <w:rFonts w:ascii="Arial" w:hAnsi="Arial" w:eastAsia="Arial" w:cs="Arial"/>
+                <w:i w:val="false"/>
+                <w:b w:val="false"/>
+                <w:u w:val="none"/>
+                <w:sz w:val="18"/>
+                <w:szCs w:val="18"/>
+                <w:color w:val="000000"/>
+              </w:rPr>
+              <w:t xml:space="preserve"/>
+            </w:r>
+          </w:p>
+        </w:tc>
       </w:tr>
       <w:tr>
         <w:trPr>
@@ -3913,6 +4498,58 @@
             </w:r>
           </w:p>
         </w:tc>
+        <w:tc>
+          <w:tcPr>
+            <w:tcBorders>
+              <w:bottom w:val="none" w:sz="0" w:space="0" w:color="000000"/>
+              <w:top w:val="none" w:sz="0" w:space="0" w:color="000000"/>
+              <w:left w:val="none" w:sz="0" w:space="0" w:color="000000"/>
+              <w:right w:val="none" w:sz="0" w:space="0" w:color="000000"/>
+            </w:tcBorders>
+            <w:shd w:val="clear" w:color="auto" w:fill="FFFFFF"/>
+            <w:tcMar>
+              <w:top w:w="0" w:type="dxa"/>
+              <w:bottom w:w="0" w:type="dxa"/>
+              <w:left w:w="0" w:type="dxa"/>
+              <w:right w:w="0" w:type="dxa"/>
+            </w:tcMar>
+            <w:vAlign w:val="top"/>
+          </w:tcPr>
+          <w:p>
+            <w:pPr>
+              <w:jc w:val="left"/>
+              <w:pBdr>
+                <w:bottom w:val="none" w:sz="0" w:space="0" w:color="000000"/>
+                <w:top w:val="none" w:sz="0" w:space="0" w:color="000000"/>
+                <w:left w:val="none" w:sz="0" w:space="0" w:color="000000"/>
+                <w:right w:val="none" w:sz="0" w:space="0" w:color="000000"/>
+              </w:pBdr>
+              <w:spacing w:after="10" w:before="10" w:line="240"/>
+              <w:ind w:left="100" w:right="100" w:firstLine="0" w:firstLineChars="0"/>
+              <w:rPr>
+                <w:rFonts w:ascii="Arial" w:hAnsi="Arial" w:eastAsia="Arial" w:cs="Arial"/>
+                <w:i w:val="false"/>
+                <w:b w:val="false"/>
+                <w:u w:val="none"/>
+                <w:sz w:val="18"/>
+                <w:szCs w:val="18"/>
+                <w:color w:val="000000"/>
+              </w:rPr>
+            </w:pPr>
+            <w:r>
+              <w:rPr>
+                <w:rFonts w:ascii="Arial" w:hAnsi="Arial" w:eastAsia="Arial" w:cs="Arial"/>
+                <w:i w:val="false"/>
+                <w:b w:val="false"/>
+                <w:u w:val="none"/>
+                <w:sz w:val="18"/>
+                <w:szCs w:val="18"/>
+                <w:color w:val="000000"/>
+              </w:rPr>
+              <w:t xml:space="preserve"/>
+            </w:r>
+          </w:p>
+        </w:tc>
       </w:tr>
       <w:tr>
         <w:trPr>
@@ -4231,6 +4868,58 @@
             </w:r>
           </w:p>
         </w:tc>
+        <w:tc>
+          <w:tcPr>
+            <w:tcBorders>
+              <w:bottom w:val="none" w:sz="0" w:space="0" w:color="000000"/>
+              <w:top w:val="none" w:sz="0" w:space="0" w:color="000000"/>
+              <w:left w:val="none" w:sz="0" w:space="0" w:color="000000"/>
+              <w:right w:val="none" w:sz="0" w:space="0" w:color="000000"/>
+            </w:tcBorders>
+            <w:shd w:val="clear" w:color="auto" w:fill="FFFFFF"/>
+            <w:tcMar>
+              <w:top w:w="0" w:type="dxa"/>
+              <w:bottom w:w="0" w:type="dxa"/>
+              <w:left w:w="0" w:type="dxa"/>
+              <w:right w:w="0" w:type="dxa"/>
+            </w:tcMar>
+            <w:vAlign w:val="top"/>
+          </w:tcPr>
+          <w:p>
+            <w:pPr>
+              <w:jc w:val="left"/>
+              <w:pBdr>
+                <w:bottom w:val="none" w:sz="0" w:space="0" w:color="000000"/>
+                <w:top w:val="none" w:sz="0" w:space="0" w:color="000000"/>
+                <w:left w:val="none" w:sz="0" w:space="0" w:color="000000"/>
+                <w:right w:val="none" w:sz="0" w:space="0" w:color="000000"/>
+              </w:pBdr>
+              <w:spacing w:after="10" w:before="10" w:line="240"/>
+              <w:ind w:left="100" w:right="100" w:firstLine="0" w:firstLineChars="0"/>
+              <w:rPr>
+                <w:rFonts w:ascii="Arial" w:hAnsi="Arial" w:eastAsia="Arial" w:cs="Arial"/>
+                <w:i w:val="false"/>
+                <w:b w:val="false"/>
+                <w:u w:val="none"/>
+                <w:sz w:val="18"/>
+                <w:szCs w:val="18"/>
+                <w:color w:val="000000"/>
+              </w:rPr>
+            </w:pPr>
+            <w:r>
+              <w:rPr>
+                <w:rFonts w:ascii="Arial" w:hAnsi="Arial" w:eastAsia="Arial" w:cs="Arial"/>
+                <w:i w:val="false"/>
+                <w:b w:val="false"/>
+                <w:u w:val="none"/>
+                <w:sz w:val="18"/>
+                <w:szCs w:val="18"/>
+                <w:color w:val="000000"/>
+              </w:rPr>
+              <w:t xml:space="preserve"/>
+            </w:r>
+          </w:p>
+        </w:tc>
       </w:tr>
       <w:tr>
         <w:trPr>
@@ -4549,6 +5238,58 @@
             </w:r>
           </w:p>
         </w:tc>
+        <w:tc>
+          <w:tcPr>
+            <w:tcBorders>
+              <w:bottom w:val="none" w:sz="0" w:space="0" w:color="000000"/>
+              <w:top w:val="none" w:sz="0" w:space="0" w:color="000000"/>
+              <w:left w:val="none" w:sz="0" w:space="0" w:color="000000"/>
+              <w:right w:val="none" w:sz="0" w:space="0" w:color="000000"/>
+            </w:tcBorders>
+            <w:shd w:val="clear" w:color="auto" w:fill="FFFFFF"/>
+            <w:tcMar>
+              <w:top w:w="0" w:type="dxa"/>
+              <w:bottom w:w="0" w:type="dxa"/>
+              <w:left w:w="0" w:type="dxa"/>
+              <w:right w:w="0" w:type="dxa"/>
+            </w:tcMar>
+            <w:vAlign w:val="top"/>
+          </w:tcPr>
+          <w:p>
+            <w:pPr>
+              <w:jc w:val="left"/>
+              <w:pBdr>
+                <w:bottom w:val="none" w:sz="0" w:space="0" w:color="000000"/>
+                <w:top w:val="none" w:sz="0" w:space="0" w:color="000000"/>
+                <w:left w:val="none" w:sz="0" w:space="0" w:color="000000"/>
+                <w:right w:val="none" w:sz="0" w:space="0" w:color="000000"/>
+              </w:pBdr>
+              <w:spacing w:after="10" w:before="10" w:line="240"/>
+              <w:ind w:left="100" w:right="100" w:firstLine="0" w:firstLineChars="0"/>
+              <w:rPr>
+                <w:rFonts w:ascii="Arial" w:hAnsi="Arial" w:eastAsia="Arial" w:cs="Arial"/>
+                <w:i w:val="false"/>
+                <w:b w:val="false"/>
+                <w:u w:val="none"/>
+                <w:sz w:val="18"/>
+                <w:szCs w:val="18"/>
+                <w:color w:val="000000"/>
+              </w:rPr>
+            </w:pPr>
+            <w:r>
+              <w:rPr>
+                <w:rFonts w:ascii="Arial" w:hAnsi="Arial" w:eastAsia="Arial" w:cs="Arial"/>
+                <w:i w:val="false"/>
+                <w:b w:val="false"/>
+                <w:u w:val="none"/>
+                <w:sz w:val="18"/>
+                <w:szCs w:val="18"/>
+                <w:color w:val="000000"/>
+              </w:rPr>
+              <w:t xml:space="preserve"/>
+            </w:r>
+          </w:p>
+        </w:tc>
       </w:tr>
       <w:tr>
         <w:trPr>
@@ -4863,6 +5604,58 @@
                 <w:szCs w:val="18"/>
                 <w:color w:val="000000"/>
               </w:rPr>
+              <w:t xml:space="preserve">0.57</w:t>
+            </w:r>
+          </w:p>
+        </w:tc>
+        <w:tc>
+          <w:tcPr>
+            <w:tcBorders>
+              <w:bottom w:val="none" w:sz="0" w:space="0" w:color="000000"/>
+              <w:top w:val="none" w:sz="0" w:space="0" w:color="000000"/>
+              <w:left w:val="none" w:sz="0" w:space="0" w:color="000000"/>
+              <w:right w:val="none" w:sz="0" w:space="0" w:color="000000"/>
+            </w:tcBorders>
+            <w:shd w:val="clear" w:color="auto" w:fill="FFFFFF"/>
+            <w:tcMar>
+              <w:top w:w="0" w:type="dxa"/>
+              <w:bottom w:w="0" w:type="dxa"/>
+              <w:left w:w="0" w:type="dxa"/>
+              <w:right w:w="0" w:type="dxa"/>
+            </w:tcMar>
+            <w:vAlign w:val="top"/>
+          </w:tcPr>
+          <w:p>
+            <w:pPr>
+              <w:jc w:val="left"/>
+              <w:pBdr>
+                <w:bottom w:val="none" w:sz="0" w:space="0" w:color="000000"/>
+                <w:top w:val="none" w:sz="0" w:space="0" w:color="000000"/>
+                <w:left w:val="none" w:sz="0" w:space="0" w:color="000000"/>
+                <w:right w:val="none" w:sz="0" w:space="0" w:color="000000"/>
+              </w:pBdr>
+              <w:spacing w:after="10" w:before="10" w:line="240"/>
+              <w:ind w:left="100" w:right="100" w:firstLine="0" w:firstLineChars="0"/>
+              <w:rPr>
+                <w:rFonts w:ascii="Arial" w:hAnsi="Arial" w:eastAsia="Arial" w:cs="Arial"/>
+                <w:i w:val="false"/>
+                <w:b w:val="false"/>
+                <w:u w:val="none"/>
+                <w:sz w:val="18"/>
+                <w:szCs w:val="18"/>
+                <w:color w:val="000000"/>
+              </w:rPr>
+            </w:pPr>
+            <w:r>
+              <w:rPr>
+                <w:rFonts w:ascii="Arial" w:hAnsi="Arial" w:eastAsia="Arial" w:cs="Arial"/>
+                <w:i w:val="false"/>
+                <w:b w:val="false"/>
+                <w:u w:val="none"/>
+                <w:sz w:val="18"/>
+                <w:szCs w:val="18"/>
+                <w:color w:val="000000"/>
+              </w:rPr>
               <w:t xml:space="preserve">-0.002 ‡</w:t>
             </w:r>
           </w:p>
@@ -4921,163 +5714,163 @@
                 <w:szCs w:val="18"/>
                 <w:color w:val="000000"/>
               </w:rPr>
-              <w:t xml:space="preserve">Hábitos alimentarios para adolescentes, n (%)</w:t>
-            </w:r>
-          </w:p>
-        </w:tc>
-        <w:tc>
-          <w:tcPr>
-            <w:tcBorders>
-              <w:bottom w:val="none" w:sz="0" w:space="0" w:color="000000"/>
-              <w:top w:val="none" w:sz="0" w:space="0" w:color="000000"/>
-              <w:left w:val="none" w:sz="0" w:space="0" w:color="000000"/>
-              <w:right w:val="none" w:sz="0" w:space="0" w:color="000000"/>
-            </w:tcBorders>
-            <w:shd w:val="clear" w:color="auto" w:fill="FFFFFF"/>
-            <w:tcMar>
-              <w:top w:w="0" w:type="dxa"/>
-              <w:bottom w:w="0" w:type="dxa"/>
-              <w:left w:w="0" w:type="dxa"/>
-              <w:right w:w="0" w:type="dxa"/>
-            </w:tcMar>
-            <w:vAlign w:val="top"/>
-          </w:tcPr>
-          <w:p>
-            <w:pPr>
-              <w:jc w:val="center"/>
-              <w:pBdr>
-                <w:bottom w:val="none" w:sz="0" w:space="0" w:color="000000"/>
-                <w:top w:val="none" w:sz="0" w:space="0" w:color="000000"/>
-                <w:left w:val="none" w:sz="0" w:space="0" w:color="000000"/>
-                <w:right w:val="none" w:sz="0" w:space="0" w:color="000000"/>
-              </w:pBdr>
-              <w:spacing w:after="10" w:before="10" w:line="240"/>
-              <w:ind w:left="100" w:right="100" w:firstLine="0" w:firstLineChars="0"/>
-              <w:rPr>
-                <w:rFonts w:ascii="Arial" w:hAnsi="Arial" w:eastAsia="Arial" w:cs="Arial"/>
-                <w:i w:val="false"/>
-                <w:b w:val="false"/>
-                <w:u w:val="none"/>
-                <w:sz w:val="18"/>
-                <w:szCs w:val="18"/>
-                <w:color w:val="000000"/>
-              </w:rPr>
-            </w:pPr>
-            <w:r>
-              <w:rPr>
-                <w:rFonts w:ascii="Arial" w:hAnsi="Arial" w:eastAsia="Arial" w:cs="Arial"/>
-                <w:i w:val="false"/>
-                <w:b w:val="false"/>
-                <w:u w:val="none"/>
-                <w:sz w:val="18"/>
-                <w:szCs w:val="18"/>
-                <w:color w:val="000000"/>
-              </w:rPr>
-              <w:t xml:space="preserve"/>
-            </w:r>
-          </w:p>
-        </w:tc>
-        <w:tc>
-          <w:tcPr>
-            <w:tcBorders>
-              <w:bottom w:val="none" w:sz="0" w:space="0" w:color="000000"/>
-              <w:top w:val="none" w:sz="0" w:space="0" w:color="000000"/>
-              <w:left w:val="none" w:sz="0" w:space="0" w:color="000000"/>
-              <w:right w:val="none" w:sz="0" w:space="0" w:color="000000"/>
-            </w:tcBorders>
-            <w:shd w:val="clear" w:color="auto" w:fill="FFFFFF"/>
-            <w:tcMar>
-              <w:top w:w="0" w:type="dxa"/>
-              <w:bottom w:w="0" w:type="dxa"/>
-              <w:left w:w="0" w:type="dxa"/>
-              <w:right w:w="0" w:type="dxa"/>
-            </w:tcMar>
-            <w:vAlign w:val="top"/>
-          </w:tcPr>
-          <w:p>
-            <w:pPr>
-              <w:jc w:val="center"/>
-              <w:pBdr>
-                <w:bottom w:val="none" w:sz="0" w:space="0" w:color="000000"/>
-                <w:top w:val="none" w:sz="0" w:space="0" w:color="000000"/>
-                <w:left w:val="none" w:sz="0" w:space="0" w:color="000000"/>
-                <w:right w:val="none" w:sz="0" w:space="0" w:color="000000"/>
-              </w:pBdr>
-              <w:spacing w:after="10" w:before="10" w:line="240"/>
-              <w:ind w:left="100" w:right="100" w:firstLine="0" w:firstLineChars="0"/>
-              <w:rPr>
-                <w:rFonts w:ascii="Arial" w:hAnsi="Arial" w:eastAsia="Arial" w:cs="Arial"/>
-                <w:i w:val="false"/>
-                <w:b w:val="false"/>
-                <w:u w:val="none"/>
-                <w:sz w:val="18"/>
-                <w:szCs w:val="18"/>
-                <w:color w:val="000000"/>
-              </w:rPr>
-            </w:pPr>
-            <w:r>
-              <w:rPr>
-                <w:rFonts w:ascii="Arial" w:hAnsi="Arial" w:eastAsia="Arial" w:cs="Arial"/>
-                <w:i w:val="false"/>
-                <w:b w:val="false"/>
-                <w:u w:val="none"/>
-                <w:sz w:val="18"/>
-                <w:szCs w:val="18"/>
-                <w:color w:val="000000"/>
-              </w:rPr>
-              <w:t xml:space="preserve"/>
-            </w:r>
-          </w:p>
-        </w:tc>
-        <w:tc>
-          <w:tcPr>
-            <w:tcBorders>
-              <w:bottom w:val="none" w:sz="0" w:space="0" w:color="000000"/>
-              <w:top w:val="none" w:sz="0" w:space="0" w:color="000000"/>
-              <w:left w:val="none" w:sz="0" w:space="0" w:color="000000"/>
-              <w:right w:val="none" w:sz="0" w:space="0" w:color="000000"/>
-            </w:tcBorders>
-            <w:shd w:val="clear" w:color="auto" w:fill="FFFFFF"/>
-            <w:tcMar>
-              <w:top w:w="0" w:type="dxa"/>
-              <w:bottom w:w="0" w:type="dxa"/>
-              <w:left w:w="0" w:type="dxa"/>
-              <w:right w:w="0" w:type="dxa"/>
-            </w:tcMar>
-            <w:vAlign w:val="top"/>
-          </w:tcPr>
-          <w:p>
-            <w:pPr>
-              <w:jc w:val="center"/>
-              <w:pBdr>
-                <w:bottom w:val="none" w:sz="0" w:space="0" w:color="000000"/>
-                <w:top w:val="none" w:sz="0" w:space="0" w:color="000000"/>
-                <w:left w:val="none" w:sz="0" w:space="0" w:color="000000"/>
-                <w:right w:val="none" w:sz="0" w:space="0" w:color="000000"/>
-              </w:pBdr>
-              <w:spacing w:after="10" w:before="10" w:line="240"/>
-              <w:ind w:left="100" w:right="100" w:firstLine="0" w:firstLineChars="0"/>
-              <w:rPr>
-                <w:rFonts w:ascii="Arial" w:hAnsi="Arial" w:eastAsia="Arial" w:cs="Arial"/>
-                <w:i w:val="false"/>
-                <w:b w:val="false"/>
-                <w:u w:val="none"/>
-                <w:sz w:val="18"/>
-                <w:szCs w:val="18"/>
-                <w:color w:val="000000"/>
-              </w:rPr>
-            </w:pPr>
-            <w:r>
-              <w:rPr>
-                <w:rFonts w:ascii="Arial" w:hAnsi="Arial" w:eastAsia="Arial" w:cs="Arial"/>
-                <w:i w:val="false"/>
-                <w:b w:val="false"/>
-                <w:u w:val="none"/>
-                <w:sz w:val="18"/>
-                <w:szCs w:val="18"/>
-                <w:color w:val="000000"/>
-              </w:rPr>
-              <w:t xml:space="preserve"/>
+              <w:t xml:space="preserve">Dinapenia, Mediana (Q1, Q3)</w:t>
+            </w:r>
+          </w:p>
+        </w:tc>
+        <w:tc>
+          <w:tcPr>
+            <w:tcBorders>
+              <w:bottom w:val="none" w:sz="0" w:space="0" w:color="000000"/>
+              <w:top w:val="none" w:sz="0" w:space="0" w:color="000000"/>
+              <w:left w:val="none" w:sz="0" w:space="0" w:color="000000"/>
+              <w:right w:val="none" w:sz="0" w:space="0" w:color="000000"/>
+            </w:tcBorders>
+            <w:shd w:val="clear" w:color="auto" w:fill="FFFFFF"/>
+            <w:tcMar>
+              <w:top w:w="0" w:type="dxa"/>
+              <w:bottom w:w="0" w:type="dxa"/>
+              <w:left w:w="0" w:type="dxa"/>
+              <w:right w:w="0" w:type="dxa"/>
+            </w:tcMar>
+            <w:vAlign w:val="top"/>
+          </w:tcPr>
+          <w:p>
+            <w:pPr>
+              <w:jc w:val="center"/>
+              <w:pBdr>
+                <w:bottom w:val="none" w:sz="0" w:space="0" w:color="000000"/>
+                <w:top w:val="none" w:sz="0" w:space="0" w:color="000000"/>
+                <w:left w:val="none" w:sz="0" w:space="0" w:color="000000"/>
+                <w:right w:val="none" w:sz="0" w:space="0" w:color="000000"/>
+              </w:pBdr>
+              <w:spacing w:after="10" w:before="10" w:line="240"/>
+              <w:ind w:left="100" w:right="100" w:firstLine="0" w:firstLineChars="0"/>
+              <w:rPr>
+                <w:rFonts w:ascii="Arial" w:hAnsi="Arial" w:eastAsia="Arial" w:cs="Arial"/>
+                <w:i w:val="false"/>
+                <w:b w:val="false"/>
+                <w:u w:val="none"/>
+                <w:sz w:val="18"/>
+                <w:szCs w:val="18"/>
+                <w:color w:val="000000"/>
+              </w:rPr>
+            </w:pPr>
+            <w:r>
+              <w:rPr>
+                <w:rFonts w:ascii="Arial" w:hAnsi="Arial" w:eastAsia="Arial" w:cs="Arial"/>
+                <w:i w:val="false"/>
+                <w:b w:val="false"/>
+                <w:u w:val="none"/>
+                <w:sz w:val="18"/>
+                <w:szCs w:val="18"/>
+                <w:color w:val="000000"/>
+              </w:rPr>
+              <w:t xml:space="preserve">16.70 (13.20, 20.40)</w:t>
+            </w:r>
+          </w:p>
+        </w:tc>
+        <w:tc>
+          <w:tcPr>
+            <w:tcBorders>
+              <w:bottom w:val="none" w:sz="0" w:space="0" w:color="000000"/>
+              <w:top w:val="none" w:sz="0" w:space="0" w:color="000000"/>
+              <w:left w:val="none" w:sz="0" w:space="0" w:color="000000"/>
+              <w:right w:val="none" w:sz="0" w:space="0" w:color="000000"/>
+            </w:tcBorders>
+            <w:shd w:val="clear" w:color="auto" w:fill="FFFFFF"/>
+            <w:tcMar>
+              <w:top w:w="0" w:type="dxa"/>
+              <w:bottom w:w="0" w:type="dxa"/>
+              <w:left w:w="0" w:type="dxa"/>
+              <w:right w:w="0" w:type="dxa"/>
+            </w:tcMar>
+            <w:vAlign w:val="top"/>
+          </w:tcPr>
+          <w:p>
+            <w:pPr>
+              <w:jc w:val="center"/>
+              <w:pBdr>
+                <w:bottom w:val="none" w:sz="0" w:space="0" w:color="000000"/>
+                <w:top w:val="none" w:sz="0" w:space="0" w:color="000000"/>
+                <w:left w:val="none" w:sz="0" w:space="0" w:color="000000"/>
+                <w:right w:val="none" w:sz="0" w:space="0" w:color="000000"/>
+              </w:pBdr>
+              <w:spacing w:after="10" w:before="10" w:line="240"/>
+              <w:ind w:left="100" w:right="100" w:firstLine="0" w:firstLineChars="0"/>
+              <w:rPr>
+                <w:rFonts w:ascii="Arial" w:hAnsi="Arial" w:eastAsia="Arial" w:cs="Arial"/>
+                <w:i w:val="false"/>
+                <w:b w:val="false"/>
+                <w:u w:val="none"/>
+                <w:sz w:val="18"/>
+                <w:szCs w:val="18"/>
+                <w:color w:val="000000"/>
+              </w:rPr>
+            </w:pPr>
+            <w:r>
+              <w:rPr>
+                <w:rFonts w:ascii="Arial" w:hAnsi="Arial" w:eastAsia="Arial" w:cs="Arial"/>
+                <w:i w:val="false"/>
+                <w:b w:val="false"/>
+                <w:u w:val="none"/>
+                <w:sz w:val="18"/>
+                <w:szCs w:val="18"/>
+                <w:color w:val="000000"/>
+              </w:rPr>
+              <w:t xml:space="preserve">NA (NA, NA)</w:t>
+            </w:r>
+          </w:p>
+        </w:tc>
+        <w:tc>
+          <w:tcPr>
+            <w:tcBorders>
+              <w:bottom w:val="none" w:sz="0" w:space="0" w:color="000000"/>
+              <w:top w:val="none" w:sz="0" w:space="0" w:color="000000"/>
+              <w:left w:val="none" w:sz="0" w:space="0" w:color="000000"/>
+              <w:right w:val="none" w:sz="0" w:space="0" w:color="000000"/>
+            </w:tcBorders>
+            <w:shd w:val="clear" w:color="auto" w:fill="FFFFFF"/>
+            <w:tcMar>
+              <w:top w:w="0" w:type="dxa"/>
+              <w:bottom w:w="0" w:type="dxa"/>
+              <w:left w:w="0" w:type="dxa"/>
+              <w:right w:w="0" w:type="dxa"/>
+            </w:tcMar>
+            <w:vAlign w:val="top"/>
+          </w:tcPr>
+          <w:p>
+            <w:pPr>
+              <w:jc w:val="center"/>
+              <w:pBdr>
+                <w:bottom w:val="none" w:sz="0" w:space="0" w:color="000000"/>
+                <w:top w:val="none" w:sz="0" w:space="0" w:color="000000"/>
+                <w:left w:val="none" w:sz="0" w:space="0" w:color="000000"/>
+                <w:right w:val="none" w:sz="0" w:space="0" w:color="000000"/>
+              </w:pBdr>
+              <w:spacing w:after="10" w:before="10" w:line="240"/>
+              <w:ind w:left="100" w:right="100" w:firstLine="0" w:firstLineChars="0"/>
+              <w:rPr>
+                <w:rFonts w:ascii="Arial" w:hAnsi="Arial" w:eastAsia="Arial" w:cs="Arial"/>
+                <w:i w:val="false"/>
+                <w:b w:val="false"/>
+                <w:u w:val="none"/>
+                <w:sz w:val="18"/>
+                <w:szCs w:val="18"/>
+                <w:color w:val="000000"/>
+              </w:rPr>
+            </w:pPr>
+            <w:r>
+              <w:rPr>
+                <w:rFonts w:ascii="Arial" w:hAnsi="Arial" w:eastAsia="Arial" w:cs="Arial"/>
+                <w:i w:val="false"/>
+                <w:b w:val="false"/>
+                <w:u w:val="none"/>
+                <w:sz w:val="18"/>
+                <w:szCs w:val="18"/>
+                <w:color w:val="000000"/>
+              </w:rPr>
+              <w:t xml:space="preserve">19.10 (17.10, 20.60)</w:t>
             </w:r>
           </w:p>
         </w:tc>
@@ -5129,59 +5922,111 @@
                 <w:szCs w:val="18"/>
                 <w:color w:val="000000"/>
               </w:rPr>
-              <w:t xml:space="preserve">0.033**</w:t>
-            </w:r>
-          </w:p>
-        </w:tc>
-        <w:tc>
-          <w:tcPr>
-            <w:tcBorders>
-              <w:bottom w:val="none" w:sz="0" w:space="0" w:color="000000"/>
-              <w:top w:val="none" w:sz="0" w:space="0" w:color="000000"/>
-              <w:left w:val="none" w:sz="0" w:space="0" w:color="000000"/>
-              <w:right w:val="none" w:sz="0" w:space="0" w:color="000000"/>
-            </w:tcBorders>
-            <w:shd w:val="clear" w:color="auto" w:fill="FFFFFF"/>
-            <w:tcMar>
-              <w:top w:w="0" w:type="dxa"/>
-              <w:bottom w:w="0" w:type="dxa"/>
-              <w:left w:w="0" w:type="dxa"/>
-              <w:right w:w="0" w:type="dxa"/>
-            </w:tcMar>
-            <w:vAlign w:val="top"/>
-          </w:tcPr>
-          <w:p>
-            <w:pPr>
-              <w:jc w:val="center"/>
-              <w:pBdr>
-                <w:bottom w:val="none" w:sz="0" w:space="0" w:color="000000"/>
-                <w:top w:val="none" w:sz="0" w:space="0" w:color="000000"/>
-                <w:left w:val="none" w:sz="0" w:space="0" w:color="000000"/>
-                <w:right w:val="none" w:sz="0" w:space="0" w:color="000000"/>
-              </w:pBdr>
-              <w:spacing w:after="10" w:before="10" w:line="240"/>
-              <w:ind w:left="100" w:right="100" w:firstLine="0" w:firstLineChars="0"/>
-              <w:rPr>
-                <w:rFonts w:ascii="Arial" w:hAnsi="Arial" w:eastAsia="Arial" w:cs="Arial"/>
-                <w:i w:val="false"/>
-                <w:b w:val="false"/>
-                <w:u w:val="none"/>
-                <w:sz w:val="18"/>
-                <w:szCs w:val="18"/>
-                <w:color w:val="000000"/>
-              </w:rPr>
-            </w:pPr>
-            <w:r>
-              <w:rPr>
-                <w:rFonts w:ascii="Arial" w:hAnsi="Arial" w:eastAsia="Arial" w:cs="Arial"/>
-                <w:i w:val="false"/>
-                <w:b w:val="false"/>
-                <w:u w:val="none"/>
-                <w:sz w:val="18"/>
-                <w:szCs w:val="18"/>
-                <w:color w:val="000000"/>
-              </w:rPr>
-              <w:t xml:space="preserve">0.320 †</w:t>
+              <w:t xml:space="preserve">0.022*</w:t>
+            </w:r>
+          </w:p>
+        </w:tc>
+        <w:tc>
+          <w:tcPr>
+            <w:tcBorders>
+              <w:bottom w:val="none" w:sz="0" w:space="0" w:color="000000"/>
+              <w:top w:val="none" w:sz="0" w:space="0" w:color="000000"/>
+              <w:left w:val="none" w:sz="0" w:space="0" w:color="000000"/>
+              <w:right w:val="none" w:sz="0" w:space="0" w:color="000000"/>
+            </w:tcBorders>
+            <w:shd w:val="clear" w:color="auto" w:fill="FFFFFF"/>
+            <w:tcMar>
+              <w:top w:w="0" w:type="dxa"/>
+              <w:bottom w:w="0" w:type="dxa"/>
+              <w:left w:w="0" w:type="dxa"/>
+              <w:right w:w="0" w:type="dxa"/>
+            </w:tcMar>
+            <w:vAlign w:val="top"/>
+          </w:tcPr>
+          <w:p>
+            <w:pPr>
+              <w:jc w:val="center"/>
+              <w:pBdr>
+                <w:bottom w:val="none" w:sz="0" w:space="0" w:color="000000"/>
+                <w:top w:val="none" w:sz="0" w:space="0" w:color="000000"/>
+                <w:left w:val="none" w:sz="0" w:space="0" w:color="000000"/>
+                <w:right w:val="none" w:sz="0" w:space="0" w:color="000000"/>
+              </w:pBdr>
+              <w:spacing w:after="10" w:before="10" w:line="240"/>
+              <w:ind w:left="100" w:right="100" w:firstLine="0" w:firstLineChars="0"/>
+              <w:rPr>
+                <w:rFonts w:ascii="Arial" w:hAnsi="Arial" w:eastAsia="Arial" w:cs="Arial"/>
+                <w:i w:val="false"/>
+                <w:b w:val="false"/>
+                <w:u w:val="none"/>
+                <w:sz w:val="18"/>
+                <w:szCs w:val="18"/>
+                <w:color w:val="000000"/>
+              </w:rPr>
+            </w:pPr>
+            <w:r>
+              <w:rPr>
+                <w:rFonts w:ascii="Arial" w:hAnsi="Arial" w:eastAsia="Arial" w:cs="Arial"/>
+                <w:i w:val="false"/>
+                <w:b w:val="false"/>
+                <w:u w:val="none"/>
+                <w:sz w:val="18"/>
+                <w:szCs w:val="18"/>
+                <w:color w:val="000000"/>
+              </w:rPr>
+              <w:t xml:space="preserve">0.13</w:t>
+            </w:r>
+          </w:p>
+        </w:tc>
+        <w:tc>
+          <w:tcPr>
+            <w:tcBorders>
+              <w:bottom w:val="none" w:sz="0" w:space="0" w:color="000000"/>
+              <w:top w:val="none" w:sz="0" w:space="0" w:color="000000"/>
+              <w:left w:val="none" w:sz="0" w:space="0" w:color="000000"/>
+              <w:right w:val="none" w:sz="0" w:space="0" w:color="000000"/>
+            </w:tcBorders>
+            <w:shd w:val="clear" w:color="auto" w:fill="FFFFFF"/>
+            <w:tcMar>
+              <w:top w:w="0" w:type="dxa"/>
+              <w:bottom w:w="0" w:type="dxa"/>
+              <w:left w:w="0" w:type="dxa"/>
+              <w:right w:w="0" w:type="dxa"/>
+            </w:tcMar>
+            <w:vAlign w:val="top"/>
+          </w:tcPr>
+          <w:p>
+            <w:pPr>
+              <w:jc w:val="left"/>
+              <w:pBdr>
+                <w:bottom w:val="none" w:sz="0" w:space="0" w:color="000000"/>
+                <w:top w:val="none" w:sz="0" w:space="0" w:color="000000"/>
+                <w:left w:val="none" w:sz="0" w:space="0" w:color="000000"/>
+                <w:right w:val="none" w:sz="0" w:space="0" w:color="000000"/>
+              </w:pBdr>
+              <w:spacing w:after="10" w:before="10" w:line="240"/>
+              <w:ind w:left="100" w:right="100" w:firstLine="0" w:firstLineChars="0"/>
+              <w:rPr>
+                <w:rFonts w:ascii="Arial" w:hAnsi="Arial" w:eastAsia="Arial" w:cs="Arial"/>
+                <w:i w:val="false"/>
+                <w:b w:val="false"/>
+                <w:u w:val="none"/>
+                <w:sz w:val="18"/>
+                <w:szCs w:val="18"/>
+                <w:color w:val="000000"/>
+              </w:rPr>
+            </w:pPr>
+            <w:r>
+              <w:rPr>
+                <w:rFonts w:ascii="Arial" w:hAnsi="Arial" w:eastAsia="Arial" w:cs="Arial"/>
+                <w:i w:val="false"/>
+                <w:b w:val="false"/>
+                <w:u w:val="none"/>
+                <w:sz w:val="18"/>
+                <w:szCs w:val="18"/>
+                <w:color w:val="000000"/>
+              </w:rPr>
+              <w:t xml:space="preserve">0.058 ‡</w:t>
             </w:r>
           </w:p>
         </w:tc>
@@ -5218,184 +6063,28 @@
                 <w:right w:val="none" w:sz="0" w:space="0" w:color="000000"/>
               </w:pBdr>
               <w:spacing w:after="10" w:before="10" w:line="240"/>
-              <w:ind w:left="300" w:right="100" w:firstLine="0" w:firstLineChars="0"/>
-              <w:rPr>
-                <w:rFonts w:ascii="Arial" w:hAnsi="Arial" w:eastAsia="Arial" w:cs="Arial"/>
-                <w:i w:val="false"/>
-                <w:b w:val="false"/>
-                <w:u w:val="none"/>
-                <w:sz w:val="18"/>
-                <w:szCs w:val="18"/>
-                <w:color w:val="000000"/>
-              </w:rPr>
-            </w:pPr>
-            <w:r>
-              <w:rPr>
-                <w:rFonts w:ascii="Arial" w:hAnsi="Arial" w:eastAsia="Arial" w:cs="Arial"/>
-                <w:i w:val="false"/>
-                <w:b w:val="false"/>
-                <w:u w:val="none"/>
-                <w:sz w:val="18"/>
-                <w:szCs w:val="18"/>
-                <w:color w:val="000000"/>
-              </w:rPr>
-              <w:t xml:space="preserve">No saludable</w:t>
-            </w:r>
-          </w:p>
-        </w:tc>
-        <w:tc>
-          <w:tcPr>
-            <w:tcBorders>
-              <w:bottom w:val="none" w:sz="0" w:space="0" w:color="000000"/>
-              <w:top w:val="none" w:sz="0" w:space="0" w:color="000000"/>
-              <w:left w:val="none" w:sz="0" w:space="0" w:color="000000"/>
-              <w:right w:val="none" w:sz="0" w:space="0" w:color="000000"/>
-            </w:tcBorders>
-            <w:shd w:val="clear" w:color="auto" w:fill="FFFFFF"/>
-            <w:tcMar>
-              <w:top w:w="0" w:type="dxa"/>
-              <w:bottom w:w="0" w:type="dxa"/>
-              <w:left w:w="0" w:type="dxa"/>
-              <w:right w:w="0" w:type="dxa"/>
-            </w:tcMar>
-            <w:vAlign w:val="top"/>
-          </w:tcPr>
-          <w:p>
-            <w:pPr>
-              <w:jc w:val="center"/>
-              <w:pBdr>
-                <w:bottom w:val="none" w:sz="0" w:space="0" w:color="000000"/>
-                <w:top w:val="none" w:sz="0" w:space="0" w:color="000000"/>
-                <w:left w:val="none" w:sz="0" w:space="0" w:color="000000"/>
-                <w:right w:val="none" w:sz="0" w:space="0" w:color="000000"/>
-              </w:pBdr>
-              <w:spacing w:after="10" w:before="10" w:line="240"/>
-              <w:ind w:left="100" w:right="100" w:firstLine="0" w:firstLineChars="0"/>
-              <w:rPr>
-                <w:rFonts w:ascii="Arial" w:hAnsi="Arial" w:eastAsia="Arial" w:cs="Arial"/>
-                <w:i w:val="false"/>
-                <w:b w:val="false"/>
-                <w:u w:val="none"/>
-                <w:sz w:val="18"/>
-                <w:szCs w:val="18"/>
-                <w:color w:val="000000"/>
-              </w:rPr>
-            </w:pPr>
-            <w:r>
-              <w:rPr>
-                <w:rFonts w:ascii="Arial" w:hAnsi="Arial" w:eastAsia="Arial" w:cs="Arial"/>
-                <w:i w:val="false"/>
-                <w:b w:val="false"/>
-                <w:u w:val="none"/>
-                <w:sz w:val="18"/>
-                <w:szCs w:val="18"/>
-                <w:color w:val="000000"/>
-              </w:rPr>
-              <w:t xml:space="preserve">2.0 (14.3%)</w:t>
-            </w:r>
-          </w:p>
-        </w:tc>
-        <w:tc>
-          <w:tcPr>
-            <w:tcBorders>
-              <w:bottom w:val="none" w:sz="0" w:space="0" w:color="000000"/>
-              <w:top w:val="none" w:sz="0" w:space="0" w:color="000000"/>
-              <w:left w:val="none" w:sz="0" w:space="0" w:color="000000"/>
-              <w:right w:val="none" w:sz="0" w:space="0" w:color="000000"/>
-            </w:tcBorders>
-            <w:shd w:val="clear" w:color="auto" w:fill="FFFFFF"/>
-            <w:tcMar>
-              <w:top w:w="0" w:type="dxa"/>
-              <w:bottom w:w="0" w:type="dxa"/>
-              <w:left w:w="0" w:type="dxa"/>
-              <w:right w:w="0" w:type="dxa"/>
-            </w:tcMar>
-            <w:vAlign w:val="top"/>
-          </w:tcPr>
-          <w:p>
-            <w:pPr>
-              <w:jc w:val="center"/>
-              <w:pBdr>
-                <w:bottom w:val="none" w:sz="0" w:space="0" w:color="000000"/>
-                <w:top w:val="none" w:sz="0" w:space="0" w:color="000000"/>
-                <w:left w:val="none" w:sz="0" w:space="0" w:color="000000"/>
-                <w:right w:val="none" w:sz="0" w:space="0" w:color="000000"/>
-              </w:pBdr>
-              <w:spacing w:after="10" w:before="10" w:line="240"/>
-              <w:ind w:left="100" w:right="100" w:firstLine="0" w:firstLineChars="0"/>
-              <w:rPr>
-                <w:rFonts w:ascii="Arial" w:hAnsi="Arial" w:eastAsia="Arial" w:cs="Arial"/>
-                <w:i w:val="false"/>
-                <w:b w:val="false"/>
-                <w:u w:val="none"/>
-                <w:sz w:val="18"/>
-                <w:szCs w:val="18"/>
-                <w:color w:val="000000"/>
-              </w:rPr>
-            </w:pPr>
-            <w:r>
-              <w:rPr>
-                <w:rFonts w:ascii="Arial" w:hAnsi="Arial" w:eastAsia="Arial" w:cs="Arial"/>
-                <w:i w:val="false"/>
-                <w:b w:val="false"/>
-                <w:u w:val="none"/>
-                <w:sz w:val="18"/>
-                <w:szCs w:val="18"/>
-                <w:color w:val="000000"/>
-              </w:rPr>
-              <w:t xml:space="preserve">2.0 (14.3%)</w:t>
-            </w:r>
-          </w:p>
-        </w:tc>
-        <w:tc>
-          <w:tcPr>
-            <w:tcBorders>
-              <w:bottom w:val="none" w:sz="0" w:space="0" w:color="000000"/>
-              <w:top w:val="none" w:sz="0" w:space="0" w:color="000000"/>
-              <w:left w:val="none" w:sz="0" w:space="0" w:color="000000"/>
-              <w:right w:val="none" w:sz="0" w:space="0" w:color="000000"/>
-            </w:tcBorders>
-            <w:shd w:val="clear" w:color="auto" w:fill="FFFFFF"/>
-            <w:tcMar>
-              <w:top w:w="0" w:type="dxa"/>
-              <w:bottom w:w="0" w:type="dxa"/>
-              <w:left w:w="0" w:type="dxa"/>
-              <w:right w:w="0" w:type="dxa"/>
-            </w:tcMar>
-            <w:vAlign w:val="top"/>
-          </w:tcPr>
-          <w:p>
-            <w:pPr>
-              <w:jc w:val="center"/>
-              <w:pBdr>
-                <w:bottom w:val="none" w:sz="0" w:space="0" w:color="000000"/>
-                <w:top w:val="none" w:sz="0" w:space="0" w:color="000000"/>
-                <w:left w:val="none" w:sz="0" w:space="0" w:color="000000"/>
-                <w:right w:val="none" w:sz="0" w:space="0" w:color="000000"/>
-              </w:pBdr>
-              <w:spacing w:after="10" w:before="10" w:line="240"/>
-              <w:ind w:left="100" w:right="100" w:firstLine="0" w:firstLineChars="0"/>
-              <w:rPr>
-                <w:rFonts w:ascii="Arial" w:hAnsi="Arial" w:eastAsia="Arial" w:cs="Arial"/>
-                <w:i w:val="false"/>
-                <w:b w:val="false"/>
-                <w:u w:val="none"/>
-                <w:sz w:val="18"/>
-                <w:szCs w:val="18"/>
-                <w:color w:val="000000"/>
-              </w:rPr>
-            </w:pPr>
-            <w:r>
-              <w:rPr>
-                <w:rFonts w:ascii="Arial" w:hAnsi="Arial" w:eastAsia="Arial" w:cs="Arial"/>
-                <w:i w:val="false"/>
-                <w:b w:val="false"/>
-                <w:u w:val="none"/>
-                <w:sz w:val="18"/>
-                <w:szCs w:val="18"/>
-                <w:color w:val="000000"/>
-              </w:rPr>
-              <w:t xml:space="preserve">10.0 (71.4%)</w:t>
+              <w:ind w:left="100" w:right="100" w:firstLine="0" w:firstLineChars="0"/>
+              <w:rPr>
+                <w:rFonts w:ascii="Arial" w:hAnsi="Arial" w:eastAsia="Arial" w:cs="Arial"/>
+                <w:i w:val="false"/>
+                <w:b w:val="false"/>
+                <w:u w:val="none"/>
+                <w:sz w:val="18"/>
+                <w:szCs w:val="18"/>
+                <w:color w:val="000000"/>
+              </w:rPr>
+            </w:pPr>
+            <w:r>
+              <w:rPr>
+                <w:rFonts w:ascii="Arial" w:hAnsi="Arial" w:eastAsia="Arial" w:cs="Arial"/>
+                <w:i w:val="false"/>
+                <w:b w:val="false"/>
+                <w:u w:val="none"/>
+                <w:sz w:val="18"/>
+                <w:szCs w:val="18"/>
+                <w:color w:val="000000"/>
+              </w:rPr>
+              <w:t xml:space="preserve">Hábitos alimentarios para adolescentes, n (%)</w:t>
             </w:r>
           </w:p>
         </w:tc>
@@ -5500,6 +6189,214 @@
                 <w:color w:val="000000"/>
               </w:rPr>
               <w:t xml:space="preserve"/>
+            </w:r>
+          </w:p>
+        </w:tc>
+        <w:tc>
+          <w:tcPr>
+            <w:tcBorders>
+              <w:bottom w:val="none" w:sz="0" w:space="0" w:color="000000"/>
+              <w:top w:val="none" w:sz="0" w:space="0" w:color="000000"/>
+              <w:left w:val="none" w:sz="0" w:space="0" w:color="000000"/>
+              <w:right w:val="none" w:sz="0" w:space="0" w:color="000000"/>
+            </w:tcBorders>
+            <w:shd w:val="clear" w:color="auto" w:fill="FFFFFF"/>
+            <w:tcMar>
+              <w:top w:w="0" w:type="dxa"/>
+              <w:bottom w:w="0" w:type="dxa"/>
+              <w:left w:w="0" w:type="dxa"/>
+              <w:right w:w="0" w:type="dxa"/>
+            </w:tcMar>
+            <w:vAlign w:val="top"/>
+          </w:tcPr>
+          <w:p>
+            <w:pPr>
+              <w:jc w:val="center"/>
+              <w:pBdr>
+                <w:bottom w:val="none" w:sz="0" w:space="0" w:color="000000"/>
+                <w:top w:val="none" w:sz="0" w:space="0" w:color="000000"/>
+                <w:left w:val="none" w:sz="0" w:space="0" w:color="000000"/>
+                <w:right w:val="none" w:sz="0" w:space="0" w:color="000000"/>
+              </w:pBdr>
+              <w:spacing w:after="10" w:before="10" w:line="240"/>
+              <w:ind w:left="100" w:right="100" w:firstLine="0" w:firstLineChars="0"/>
+              <w:rPr>
+                <w:rFonts w:ascii="Arial" w:hAnsi="Arial" w:eastAsia="Arial" w:cs="Arial"/>
+                <w:i w:val="false"/>
+                <w:b w:val="false"/>
+                <w:u w:val="none"/>
+                <w:sz w:val="18"/>
+                <w:szCs w:val="18"/>
+                <w:color w:val="000000"/>
+              </w:rPr>
+            </w:pPr>
+            <w:r>
+              <w:rPr>
+                <w:rFonts w:ascii="Arial" w:hAnsi="Arial" w:eastAsia="Arial" w:cs="Arial"/>
+                <w:i w:val="false"/>
+                <w:b w:val="false"/>
+                <w:u w:val="none"/>
+                <w:sz w:val="18"/>
+                <w:szCs w:val="18"/>
+                <w:color w:val="000000"/>
+              </w:rPr>
+              <w:t xml:space="preserve"/>
+            </w:r>
+          </w:p>
+        </w:tc>
+        <w:tc>
+          <w:tcPr>
+            <w:tcBorders>
+              <w:bottom w:val="none" w:sz="0" w:space="0" w:color="000000"/>
+              <w:top w:val="none" w:sz="0" w:space="0" w:color="000000"/>
+              <w:left w:val="none" w:sz="0" w:space="0" w:color="000000"/>
+              <w:right w:val="none" w:sz="0" w:space="0" w:color="000000"/>
+            </w:tcBorders>
+            <w:shd w:val="clear" w:color="auto" w:fill="FFFFFF"/>
+            <w:tcMar>
+              <w:top w:w="0" w:type="dxa"/>
+              <w:bottom w:w="0" w:type="dxa"/>
+              <w:left w:w="0" w:type="dxa"/>
+              <w:right w:w="0" w:type="dxa"/>
+            </w:tcMar>
+            <w:vAlign w:val="top"/>
+          </w:tcPr>
+          <w:p>
+            <w:pPr>
+              <w:jc w:val="center"/>
+              <w:pBdr>
+                <w:bottom w:val="none" w:sz="0" w:space="0" w:color="000000"/>
+                <w:top w:val="none" w:sz="0" w:space="0" w:color="000000"/>
+                <w:left w:val="none" w:sz="0" w:space="0" w:color="000000"/>
+                <w:right w:val="none" w:sz="0" w:space="0" w:color="000000"/>
+              </w:pBdr>
+              <w:spacing w:after="10" w:before="10" w:line="240"/>
+              <w:ind w:left="100" w:right="100" w:firstLine="0" w:firstLineChars="0"/>
+              <w:rPr>
+                <w:rFonts w:ascii="Arial" w:hAnsi="Arial" w:eastAsia="Arial" w:cs="Arial"/>
+                <w:i w:val="false"/>
+                <w:b w:val="true"/>
+                <w:u w:val="none"/>
+                <w:sz w:val="18"/>
+                <w:szCs w:val="18"/>
+                <w:color w:val="000000"/>
+              </w:rPr>
+            </w:pPr>
+            <w:r>
+              <w:rPr>
+                <w:rFonts w:ascii="Arial" w:hAnsi="Arial" w:eastAsia="Arial" w:cs="Arial"/>
+                <w:i w:val="false"/>
+                <w:b w:val="true"/>
+                <w:u w:val="none"/>
+                <w:sz w:val="18"/>
+                <w:szCs w:val="18"/>
+                <w:color w:val="000000"/>
+              </w:rPr>
+              <w:t xml:space="preserve">0.031**</w:t>
+            </w:r>
+          </w:p>
+        </w:tc>
+        <w:tc>
+          <w:tcPr>
+            <w:tcBorders>
+              <w:bottom w:val="none" w:sz="0" w:space="0" w:color="000000"/>
+              <w:top w:val="none" w:sz="0" w:space="0" w:color="000000"/>
+              <w:left w:val="none" w:sz="0" w:space="0" w:color="000000"/>
+              <w:right w:val="none" w:sz="0" w:space="0" w:color="000000"/>
+            </w:tcBorders>
+            <w:shd w:val="clear" w:color="auto" w:fill="FFFFFF"/>
+            <w:tcMar>
+              <w:top w:w="0" w:type="dxa"/>
+              <w:bottom w:w="0" w:type="dxa"/>
+              <w:left w:w="0" w:type="dxa"/>
+              <w:right w:w="0" w:type="dxa"/>
+            </w:tcMar>
+            <w:vAlign w:val="top"/>
+          </w:tcPr>
+          <w:p>
+            <w:pPr>
+              <w:jc w:val="center"/>
+              <w:pBdr>
+                <w:bottom w:val="none" w:sz="0" w:space="0" w:color="000000"/>
+                <w:top w:val="none" w:sz="0" w:space="0" w:color="000000"/>
+                <w:left w:val="none" w:sz="0" w:space="0" w:color="000000"/>
+                <w:right w:val="none" w:sz="0" w:space="0" w:color="000000"/>
+              </w:pBdr>
+              <w:spacing w:after="10" w:before="10" w:line="240"/>
+              <w:ind w:left="100" w:right="100" w:firstLine="0" w:firstLineChars="0"/>
+              <w:rPr>
+                <w:rFonts w:ascii="Arial" w:hAnsi="Arial" w:eastAsia="Arial" w:cs="Arial"/>
+                <w:i w:val="false"/>
+                <w:b w:val="false"/>
+                <w:u w:val="none"/>
+                <w:sz w:val="18"/>
+                <w:szCs w:val="18"/>
+                <w:color w:val="000000"/>
+              </w:rPr>
+            </w:pPr>
+            <w:r>
+              <w:rPr>
+                <w:rFonts w:ascii="Arial" w:hAnsi="Arial" w:eastAsia="Arial" w:cs="Arial"/>
+                <w:i w:val="false"/>
+                <w:b w:val="false"/>
+                <w:u w:val="none"/>
+                <w:sz w:val="18"/>
+                <w:szCs w:val="18"/>
+                <w:color w:val="000000"/>
+              </w:rPr>
+              <w:t xml:space="preserve">0.13</w:t>
+            </w:r>
+          </w:p>
+        </w:tc>
+        <w:tc>
+          <w:tcPr>
+            <w:tcBorders>
+              <w:bottom w:val="none" w:sz="0" w:space="0" w:color="000000"/>
+              <w:top w:val="none" w:sz="0" w:space="0" w:color="000000"/>
+              <w:left w:val="none" w:sz="0" w:space="0" w:color="000000"/>
+              <w:right w:val="none" w:sz="0" w:space="0" w:color="000000"/>
+            </w:tcBorders>
+            <w:shd w:val="clear" w:color="auto" w:fill="FFFFFF"/>
+            <w:tcMar>
+              <w:top w:w="0" w:type="dxa"/>
+              <w:bottom w:w="0" w:type="dxa"/>
+              <w:left w:w="0" w:type="dxa"/>
+              <w:right w:w="0" w:type="dxa"/>
+            </w:tcMar>
+            <w:vAlign w:val="top"/>
+          </w:tcPr>
+          <w:p>
+            <w:pPr>
+              <w:jc w:val="left"/>
+              <w:pBdr>
+                <w:bottom w:val="none" w:sz="0" w:space="0" w:color="000000"/>
+                <w:top w:val="none" w:sz="0" w:space="0" w:color="000000"/>
+                <w:left w:val="none" w:sz="0" w:space="0" w:color="000000"/>
+                <w:right w:val="none" w:sz="0" w:space="0" w:color="000000"/>
+              </w:pBdr>
+              <w:spacing w:after="10" w:before="10" w:line="240"/>
+              <w:ind w:left="100" w:right="100" w:firstLine="0" w:firstLineChars="0"/>
+              <w:rPr>
+                <w:rFonts w:ascii="Arial" w:hAnsi="Arial" w:eastAsia="Arial" w:cs="Arial"/>
+                <w:i w:val="false"/>
+                <w:b w:val="false"/>
+                <w:u w:val="none"/>
+                <w:sz w:val="18"/>
+                <w:szCs w:val="18"/>
+                <w:color w:val="000000"/>
+              </w:rPr>
+            </w:pPr>
+            <w:r>
+              <w:rPr>
+                <w:rFonts w:ascii="Arial" w:hAnsi="Arial" w:eastAsia="Arial" w:cs="Arial"/>
+                <w:i w:val="false"/>
+                <w:b w:val="false"/>
+                <w:u w:val="none"/>
+                <w:sz w:val="18"/>
+                <w:szCs w:val="18"/>
+                <w:color w:val="000000"/>
+              </w:rPr>
+              <w:t xml:space="preserve">0.320 †</w:t>
             </w:r>
           </w:p>
         </w:tc>
@@ -5557,163 +6454,163 @@
                 <w:szCs w:val="18"/>
                 <w:color w:val="000000"/>
               </w:rPr>
-              <w:t xml:space="preserve">Saludable</w:t>
-            </w:r>
-          </w:p>
-        </w:tc>
-        <w:tc>
-          <w:tcPr>
-            <w:tcBorders>
-              <w:bottom w:val="none" w:sz="0" w:space="0" w:color="000000"/>
-              <w:top w:val="none" w:sz="0" w:space="0" w:color="000000"/>
-              <w:left w:val="none" w:sz="0" w:space="0" w:color="000000"/>
-              <w:right w:val="none" w:sz="0" w:space="0" w:color="000000"/>
-            </w:tcBorders>
-            <w:shd w:val="clear" w:color="auto" w:fill="FFFFFF"/>
-            <w:tcMar>
-              <w:top w:w="0" w:type="dxa"/>
-              <w:bottom w:w="0" w:type="dxa"/>
-              <w:left w:w="0" w:type="dxa"/>
-              <w:right w:w="0" w:type="dxa"/>
-            </w:tcMar>
-            <w:vAlign w:val="top"/>
-          </w:tcPr>
-          <w:p>
-            <w:pPr>
-              <w:jc w:val="center"/>
-              <w:pBdr>
-                <w:bottom w:val="none" w:sz="0" w:space="0" w:color="000000"/>
-                <w:top w:val="none" w:sz="0" w:space="0" w:color="000000"/>
-                <w:left w:val="none" w:sz="0" w:space="0" w:color="000000"/>
-                <w:right w:val="none" w:sz="0" w:space="0" w:color="000000"/>
-              </w:pBdr>
-              <w:spacing w:after="10" w:before="10" w:line="240"/>
-              <w:ind w:left="100" w:right="100" w:firstLine="0" w:firstLineChars="0"/>
-              <w:rPr>
-                <w:rFonts w:ascii="Arial" w:hAnsi="Arial" w:eastAsia="Arial" w:cs="Arial"/>
-                <w:i w:val="false"/>
-                <w:b w:val="false"/>
-                <w:u w:val="none"/>
-                <w:sz w:val="18"/>
-                <w:szCs w:val="18"/>
-                <w:color w:val="000000"/>
-              </w:rPr>
-            </w:pPr>
-            <w:r>
-              <w:rPr>
-                <w:rFonts w:ascii="Arial" w:hAnsi="Arial" w:eastAsia="Arial" w:cs="Arial"/>
-                <w:i w:val="false"/>
-                <w:b w:val="false"/>
-                <w:u w:val="none"/>
-                <w:sz w:val="18"/>
-                <w:szCs w:val="18"/>
-                <w:color w:val="000000"/>
-              </w:rPr>
-              <w:t xml:space="preserve">18.0 (30.0%)</w:t>
-            </w:r>
-          </w:p>
-        </w:tc>
-        <w:tc>
-          <w:tcPr>
-            <w:tcBorders>
-              <w:bottom w:val="none" w:sz="0" w:space="0" w:color="000000"/>
-              <w:top w:val="none" w:sz="0" w:space="0" w:color="000000"/>
-              <w:left w:val="none" w:sz="0" w:space="0" w:color="000000"/>
-              <w:right w:val="none" w:sz="0" w:space="0" w:color="000000"/>
-            </w:tcBorders>
-            <w:shd w:val="clear" w:color="auto" w:fill="FFFFFF"/>
-            <w:tcMar>
-              <w:top w:w="0" w:type="dxa"/>
-              <w:bottom w:w="0" w:type="dxa"/>
-              <w:left w:w="0" w:type="dxa"/>
-              <w:right w:w="0" w:type="dxa"/>
-            </w:tcMar>
-            <w:vAlign w:val="top"/>
-          </w:tcPr>
-          <w:p>
-            <w:pPr>
-              <w:jc w:val="center"/>
-              <w:pBdr>
-                <w:bottom w:val="none" w:sz="0" w:space="0" w:color="000000"/>
-                <w:top w:val="none" w:sz="0" w:space="0" w:color="000000"/>
-                <w:left w:val="none" w:sz="0" w:space="0" w:color="000000"/>
-                <w:right w:val="none" w:sz="0" w:space="0" w:color="000000"/>
-              </w:pBdr>
-              <w:spacing w:after="10" w:before="10" w:line="240"/>
-              <w:ind w:left="100" w:right="100" w:firstLine="0" w:firstLineChars="0"/>
-              <w:rPr>
-                <w:rFonts w:ascii="Arial" w:hAnsi="Arial" w:eastAsia="Arial" w:cs="Arial"/>
-                <w:i w:val="false"/>
-                <w:b w:val="false"/>
-                <w:u w:val="none"/>
-                <w:sz w:val="18"/>
-                <w:szCs w:val="18"/>
-                <w:color w:val="000000"/>
-              </w:rPr>
-            </w:pPr>
-            <w:r>
-              <w:rPr>
-                <w:rFonts w:ascii="Arial" w:hAnsi="Arial" w:eastAsia="Arial" w:cs="Arial"/>
-                <w:i w:val="false"/>
-                <w:b w:val="false"/>
-                <w:u w:val="none"/>
-                <w:sz w:val="18"/>
-                <w:szCs w:val="18"/>
-                <w:color w:val="000000"/>
-              </w:rPr>
-              <w:t xml:space="preserve">23.0 (38.3%)</w:t>
-            </w:r>
-          </w:p>
-        </w:tc>
-        <w:tc>
-          <w:tcPr>
-            <w:tcBorders>
-              <w:bottom w:val="none" w:sz="0" w:space="0" w:color="000000"/>
-              <w:top w:val="none" w:sz="0" w:space="0" w:color="000000"/>
-              <w:left w:val="none" w:sz="0" w:space="0" w:color="000000"/>
-              <w:right w:val="none" w:sz="0" w:space="0" w:color="000000"/>
-            </w:tcBorders>
-            <w:shd w:val="clear" w:color="auto" w:fill="FFFFFF"/>
-            <w:tcMar>
-              <w:top w:w="0" w:type="dxa"/>
-              <w:bottom w:w="0" w:type="dxa"/>
-              <w:left w:w="0" w:type="dxa"/>
-              <w:right w:w="0" w:type="dxa"/>
-            </w:tcMar>
-            <w:vAlign w:val="top"/>
-          </w:tcPr>
-          <w:p>
-            <w:pPr>
-              <w:jc w:val="center"/>
-              <w:pBdr>
-                <w:bottom w:val="none" w:sz="0" w:space="0" w:color="000000"/>
-                <w:top w:val="none" w:sz="0" w:space="0" w:color="000000"/>
-                <w:left w:val="none" w:sz="0" w:space="0" w:color="000000"/>
-                <w:right w:val="none" w:sz="0" w:space="0" w:color="000000"/>
-              </w:pBdr>
-              <w:spacing w:after="10" w:before="10" w:line="240"/>
-              <w:ind w:left="100" w:right="100" w:firstLine="0" w:firstLineChars="0"/>
-              <w:rPr>
-                <w:rFonts w:ascii="Arial" w:hAnsi="Arial" w:eastAsia="Arial" w:cs="Arial"/>
-                <w:i w:val="false"/>
-                <w:b w:val="false"/>
-                <w:u w:val="none"/>
-                <w:sz w:val="18"/>
-                <w:szCs w:val="18"/>
-                <w:color w:val="000000"/>
-              </w:rPr>
-            </w:pPr>
-            <w:r>
-              <w:rPr>
-                <w:rFonts w:ascii="Arial" w:hAnsi="Arial" w:eastAsia="Arial" w:cs="Arial"/>
-                <w:i w:val="false"/>
-                <w:b w:val="false"/>
-                <w:u w:val="none"/>
-                <w:sz w:val="18"/>
-                <w:szCs w:val="18"/>
-                <w:color w:val="000000"/>
-              </w:rPr>
-              <w:t xml:space="preserve">19.0 (31.7%)</w:t>
+              <w:t xml:space="preserve">No saludable</w:t>
+            </w:r>
+          </w:p>
+        </w:tc>
+        <w:tc>
+          <w:tcPr>
+            <w:tcBorders>
+              <w:bottom w:val="none" w:sz="0" w:space="0" w:color="000000"/>
+              <w:top w:val="none" w:sz="0" w:space="0" w:color="000000"/>
+              <w:left w:val="none" w:sz="0" w:space="0" w:color="000000"/>
+              <w:right w:val="none" w:sz="0" w:space="0" w:color="000000"/>
+            </w:tcBorders>
+            <w:shd w:val="clear" w:color="auto" w:fill="FFFFFF"/>
+            <w:tcMar>
+              <w:top w:w="0" w:type="dxa"/>
+              <w:bottom w:w="0" w:type="dxa"/>
+              <w:left w:w="0" w:type="dxa"/>
+              <w:right w:w="0" w:type="dxa"/>
+            </w:tcMar>
+            <w:vAlign w:val="top"/>
+          </w:tcPr>
+          <w:p>
+            <w:pPr>
+              <w:jc w:val="center"/>
+              <w:pBdr>
+                <w:bottom w:val="none" w:sz="0" w:space="0" w:color="000000"/>
+                <w:top w:val="none" w:sz="0" w:space="0" w:color="000000"/>
+                <w:left w:val="none" w:sz="0" w:space="0" w:color="000000"/>
+                <w:right w:val="none" w:sz="0" w:space="0" w:color="000000"/>
+              </w:pBdr>
+              <w:spacing w:after="10" w:before="10" w:line="240"/>
+              <w:ind w:left="100" w:right="100" w:firstLine="0" w:firstLineChars="0"/>
+              <w:rPr>
+                <w:rFonts w:ascii="Arial" w:hAnsi="Arial" w:eastAsia="Arial" w:cs="Arial"/>
+                <w:i w:val="false"/>
+                <w:b w:val="false"/>
+                <w:u w:val="none"/>
+                <w:sz w:val="18"/>
+                <w:szCs w:val="18"/>
+                <w:color w:val="000000"/>
+              </w:rPr>
+            </w:pPr>
+            <w:r>
+              <w:rPr>
+                <w:rFonts w:ascii="Arial" w:hAnsi="Arial" w:eastAsia="Arial" w:cs="Arial"/>
+                <w:i w:val="false"/>
+                <w:b w:val="false"/>
+                <w:u w:val="none"/>
+                <w:sz w:val="18"/>
+                <w:szCs w:val="18"/>
+                <w:color w:val="000000"/>
+              </w:rPr>
+              <w:t xml:space="preserve">2.0 (14.3%)</w:t>
+            </w:r>
+          </w:p>
+        </w:tc>
+        <w:tc>
+          <w:tcPr>
+            <w:tcBorders>
+              <w:bottom w:val="none" w:sz="0" w:space="0" w:color="000000"/>
+              <w:top w:val="none" w:sz="0" w:space="0" w:color="000000"/>
+              <w:left w:val="none" w:sz="0" w:space="0" w:color="000000"/>
+              <w:right w:val="none" w:sz="0" w:space="0" w:color="000000"/>
+            </w:tcBorders>
+            <w:shd w:val="clear" w:color="auto" w:fill="FFFFFF"/>
+            <w:tcMar>
+              <w:top w:w="0" w:type="dxa"/>
+              <w:bottom w:w="0" w:type="dxa"/>
+              <w:left w:w="0" w:type="dxa"/>
+              <w:right w:w="0" w:type="dxa"/>
+            </w:tcMar>
+            <w:vAlign w:val="top"/>
+          </w:tcPr>
+          <w:p>
+            <w:pPr>
+              <w:jc w:val="center"/>
+              <w:pBdr>
+                <w:bottom w:val="none" w:sz="0" w:space="0" w:color="000000"/>
+                <w:top w:val="none" w:sz="0" w:space="0" w:color="000000"/>
+                <w:left w:val="none" w:sz="0" w:space="0" w:color="000000"/>
+                <w:right w:val="none" w:sz="0" w:space="0" w:color="000000"/>
+              </w:pBdr>
+              <w:spacing w:after="10" w:before="10" w:line="240"/>
+              <w:ind w:left="100" w:right="100" w:firstLine="0" w:firstLineChars="0"/>
+              <w:rPr>
+                <w:rFonts w:ascii="Arial" w:hAnsi="Arial" w:eastAsia="Arial" w:cs="Arial"/>
+                <w:i w:val="false"/>
+                <w:b w:val="false"/>
+                <w:u w:val="none"/>
+                <w:sz w:val="18"/>
+                <w:szCs w:val="18"/>
+                <w:color w:val="000000"/>
+              </w:rPr>
+            </w:pPr>
+            <w:r>
+              <w:rPr>
+                <w:rFonts w:ascii="Arial" w:hAnsi="Arial" w:eastAsia="Arial" w:cs="Arial"/>
+                <w:i w:val="false"/>
+                <w:b w:val="false"/>
+                <w:u w:val="none"/>
+                <w:sz w:val="18"/>
+                <w:szCs w:val="18"/>
+                <w:color w:val="000000"/>
+              </w:rPr>
+              <w:t xml:space="preserve">2.0 (14.3%)</w:t>
+            </w:r>
+          </w:p>
+        </w:tc>
+        <w:tc>
+          <w:tcPr>
+            <w:tcBorders>
+              <w:bottom w:val="none" w:sz="0" w:space="0" w:color="000000"/>
+              <w:top w:val="none" w:sz="0" w:space="0" w:color="000000"/>
+              <w:left w:val="none" w:sz="0" w:space="0" w:color="000000"/>
+              <w:right w:val="none" w:sz="0" w:space="0" w:color="000000"/>
+            </w:tcBorders>
+            <w:shd w:val="clear" w:color="auto" w:fill="FFFFFF"/>
+            <w:tcMar>
+              <w:top w:w="0" w:type="dxa"/>
+              <w:bottom w:w="0" w:type="dxa"/>
+              <w:left w:w="0" w:type="dxa"/>
+              <w:right w:w="0" w:type="dxa"/>
+            </w:tcMar>
+            <w:vAlign w:val="top"/>
+          </w:tcPr>
+          <w:p>
+            <w:pPr>
+              <w:jc w:val="center"/>
+              <w:pBdr>
+                <w:bottom w:val="none" w:sz="0" w:space="0" w:color="000000"/>
+                <w:top w:val="none" w:sz="0" w:space="0" w:color="000000"/>
+                <w:left w:val="none" w:sz="0" w:space="0" w:color="000000"/>
+                <w:right w:val="none" w:sz="0" w:space="0" w:color="000000"/>
+              </w:pBdr>
+              <w:spacing w:after="10" w:before="10" w:line="240"/>
+              <w:ind w:left="100" w:right="100" w:firstLine="0" w:firstLineChars="0"/>
+              <w:rPr>
+                <w:rFonts w:ascii="Arial" w:hAnsi="Arial" w:eastAsia="Arial" w:cs="Arial"/>
+                <w:i w:val="false"/>
+                <w:b w:val="false"/>
+                <w:u w:val="none"/>
+                <w:sz w:val="18"/>
+                <w:szCs w:val="18"/>
+                <w:color w:val="000000"/>
+              </w:rPr>
+            </w:pPr>
+            <w:r>
+              <w:rPr>
+                <w:rFonts w:ascii="Arial" w:hAnsi="Arial" w:eastAsia="Arial" w:cs="Arial"/>
+                <w:i w:val="false"/>
+                <w:b w:val="false"/>
+                <w:u w:val="none"/>
+                <w:sz w:val="18"/>
+                <w:szCs w:val="18"/>
+                <w:color w:val="000000"/>
+              </w:rPr>
+              <w:t xml:space="preserve">10.0 (71.4%)</w:t>
             </w:r>
           </w:p>
         </w:tc>
@@ -5789,6 +6686,58 @@
           <w:p>
             <w:pPr>
               <w:jc w:val="center"/>
+              <w:pBdr>
+                <w:bottom w:val="none" w:sz="0" w:space="0" w:color="000000"/>
+                <w:top w:val="none" w:sz="0" w:space="0" w:color="000000"/>
+                <w:left w:val="none" w:sz="0" w:space="0" w:color="000000"/>
+                <w:right w:val="none" w:sz="0" w:space="0" w:color="000000"/>
+              </w:pBdr>
+              <w:spacing w:after="10" w:before="10" w:line="240"/>
+              <w:ind w:left="100" w:right="100" w:firstLine="0" w:firstLineChars="0"/>
+              <w:rPr>
+                <w:rFonts w:ascii="Arial" w:hAnsi="Arial" w:eastAsia="Arial" w:cs="Arial"/>
+                <w:i w:val="false"/>
+                <w:b w:val="false"/>
+                <w:u w:val="none"/>
+                <w:sz w:val="18"/>
+                <w:szCs w:val="18"/>
+                <w:color w:val="000000"/>
+              </w:rPr>
+            </w:pPr>
+            <w:r>
+              <w:rPr>
+                <w:rFonts w:ascii="Arial" w:hAnsi="Arial" w:eastAsia="Arial" w:cs="Arial"/>
+                <w:i w:val="false"/>
+                <w:b w:val="false"/>
+                <w:u w:val="none"/>
+                <w:sz w:val="18"/>
+                <w:szCs w:val="18"/>
+                <w:color w:val="000000"/>
+              </w:rPr>
+              <w:t xml:space="preserve"/>
+            </w:r>
+          </w:p>
+        </w:tc>
+        <w:tc>
+          <w:tcPr>
+            <w:tcBorders>
+              <w:bottom w:val="none" w:sz="0" w:space="0" w:color="000000"/>
+              <w:top w:val="none" w:sz="0" w:space="0" w:color="000000"/>
+              <w:left w:val="none" w:sz="0" w:space="0" w:color="000000"/>
+              <w:right w:val="none" w:sz="0" w:space="0" w:color="000000"/>
+            </w:tcBorders>
+            <w:shd w:val="clear" w:color="auto" w:fill="FFFFFF"/>
+            <w:tcMar>
+              <w:top w:w="0" w:type="dxa"/>
+              <w:bottom w:w="0" w:type="dxa"/>
+              <w:left w:w="0" w:type="dxa"/>
+              <w:right w:w="0" w:type="dxa"/>
+            </w:tcMar>
+            <w:vAlign w:val="top"/>
+          </w:tcPr>
+          <w:p>
+            <w:pPr>
+              <w:jc w:val="left"/>
               <w:pBdr>
                 <w:bottom w:val="none" w:sz="0" w:space="0" w:color="000000"/>
                 <w:top w:val="none" w:sz="0" w:space="0" w:color="000000"/>
@@ -5854,288 +6803,340 @@
                 <w:right w:val="none" w:sz="0" w:space="0" w:color="000000"/>
               </w:pBdr>
               <w:spacing w:after="10" w:before="10" w:line="240"/>
-              <w:ind w:left="100" w:right="100" w:firstLine="0" w:firstLineChars="0"/>
-              <w:rPr>
-                <w:rFonts w:ascii="Arial" w:hAnsi="Arial" w:eastAsia="Arial" w:cs="Arial"/>
-                <w:i w:val="false"/>
-                <w:b w:val="false"/>
-                <w:u w:val="none"/>
-                <w:sz w:val="18"/>
-                <w:szCs w:val="18"/>
-                <w:color w:val="000000"/>
-              </w:rPr>
-            </w:pPr>
-            <w:r>
-              <w:rPr>
-                <w:rFonts w:ascii="Arial" w:hAnsi="Arial" w:eastAsia="Arial" w:cs="Arial"/>
-                <w:i w:val="false"/>
-                <w:b w:val="false"/>
-                <w:u w:val="none"/>
-                <w:sz w:val="18"/>
-                <w:szCs w:val="18"/>
-                <w:color w:val="000000"/>
-              </w:rPr>
-              <w:t xml:space="preserve">Puntaje del PAQ-A, Mediana (Q1, Q3)</w:t>
-            </w:r>
-          </w:p>
-        </w:tc>
-        <w:tc>
-          <w:tcPr>
-            <w:tcBorders>
-              <w:bottom w:val="none" w:sz="0" w:space="0" w:color="000000"/>
-              <w:top w:val="none" w:sz="0" w:space="0" w:color="000000"/>
-              <w:left w:val="none" w:sz="0" w:space="0" w:color="000000"/>
-              <w:right w:val="none" w:sz="0" w:space="0" w:color="000000"/>
-            </w:tcBorders>
-            <w:shd w:val="clear" w:color="auto" w:fill="FFFFFF"/>
-            <w:tcMar>
-              <w:top w:w="0" w:type="dxa"/>
-              <w:bottom w:w="0" w:type="dxa"/>
-              <w:left w:w="0" w:type="dxa"/>
-              <w:right w:w="0" w:type="dxa"/>
-            </w:tcMar>
-            <w:vAlign w:val="top"/>
-          </w:tcPr>
-          <w:p>
-            <w:pPr>
-              <w:jc w:val="center"/>
-              <w:pBdr>
-                <w:bottom w:val="none" w:sz="0" w:space="0" w:color="000000"/>
-                <w:top w:val="none" w:sz="0" w:space="0" w:color="000000"/>
-                <w:left w:val="none" w:sz="0" w:space="0" w:color="000000"/>
-                <w:right w:val="none" w:sz="0" w:space="0" w:color="000000"/>
-              </w:pBdr>
-              <w:spacing w:after="10" w:before="10" w:line="240"/>
-              <w:ind w:left="100" w:right="100" w:firstLine="0" w:firstLineChars="0"/>
-              <w:rPr>
-                <w:rFonts w:ascii="Arial" w:hAnsi="Arial" w:eastAsia="Arial" w:cs="Arial"/>
-                <w:i w:val="false"/>
-                <w:b w:val="false"/>
-                <w:u w:val="none"/>
-                <w:sz w:val="18"/>
-                <w:szCs w:val="18"/>
-                <w:color w:val="000000"/>
-              </w:rPr>
-            </w:pPr>
-            <w:r>
-              <w:rPr>
-                <w:rFonts w:ascii="Arial" w:hAnsi="Arial" w:eastAsia="Arial" w:cs="Arial"/>
-                <w:i w:val="false"/>
-                <w:b w:val="false"/>
-                <w:u w:val="none"/>
-                <w:sz w:val="18"/>
-                <w:szCs w:val="18"/>
-                <w:color w:val="000000"/>
-              </w:rPr>
-              <w:t xml:space="preserve">2.81 (2.13, 3.53)</w:t>
-            </w:r>
-          </w:p>
-        </w:tc>
-        <w:tc>
-          <w:tcPr>
-            <w:tcBorders>
-              <w:bottom w:val="none" w:sz="0" w:space="0" w:color="000000"/>
-              <w:top w:val="none" w:sz="0" w:space="0" w:color="000000"/>
-              <w:left w:val="none" w:sz="0" w:space="0" w:color="000000"/>
-              <w:right w:val="none" w:sz="0" w:space="0" w:color="000000"/>
-            </w:tcBorders>
-            <w:shd w:val="clear" w:color="auto" w:fill="FFFFFF"/>
-            <w:tcMar>
-              <w:top w:w="0" w:type="dxa"/>
-              <w:bottom w:w="0" w:type="dxa"/>
-              <w:left w:w="0" w:type="dxa"/>
-              <w:right w:w="0" w:type="dxa"/>
-            </w:tcMar>
-            <w:vAlign w:val="top"/>
-          </w:tcPr>
-          <w:p>
-            <w:pPr>
-              <w:jc w:val="center"/>
-              <w:pBdr>
-                <w:bottom w:val="none" w:sz="0" w:space="0" w:color="000000"/>
-                <w:top w:val="none" w:sz="0" w:space="0" w:color="000000"/>
-                <w:left w:val="none" w:sz="0" w:space="0" w:color="000000"/>
-                <w:right w:val="none" w:sz="0" w:space="0" w:color="000000"/>
-              </w:pBdr>
-              <w:spacing w:after="10" w:before="10" w:line="240"/>
-              <w:ind w:left="100" w:right="100" w:firstLine="0" w:firstLineChars="0"/>
-              <w:rPr>
-                <w:rFonts w:ascii="Arial" w:hAnsi="Arial" w:eastAsia="Arial" w:cs="Arial"/>
-                <w:i w:val="false"/>
-                <w:b w:val="false"/>
-                <w:u w:val="none"/>
-                <w:sz w:val="18"/>
-                <w:szCs w:val="18"/>
-                <w:color w:val="000000"/>
-              </w:rPr>
-            </w:pPr>
-            <w:r>
-              <w:rPr>
-                <w:rFonts w:ascii="Arial" w:hAnsi="Arial" w:eastAsia="Arial" w:cs="Arial"/>
-                <w:i w:val="false"/>
-                <w:b w:val="false"/>
-                <w:u w:val="none"/>
-                <w:sz w:val="18"/>
-                <w:szCs w:val="18"/>
-                <w:color w:val="000000"/>
-              </w:rPr>
-              <w:t xml:space="preserve">2.64 (2.21, 3.13)</w:t>
-            </w:r>
-          </w:p>
-        </w:tc>
-        <w:tc>
-          <w:tcPr>
-            <w:tcBorders>
-              <w:bottom w:val="none" w:sz="0" w:space="0" w:color="000000"/>
-              <w:top w:val="none" w:sz="0" w:space="0" w:color="000000"/>
-              <w:left w:val="none" w:sz="0" w:space="0" w:color="000000"/>
-              <w:right w:val="none" w:sz="0" w:space="0" w:color="000000"/>
-            </w:tcBorders>
-            <w:shd w:val="clear" w:color="auto" w:fill="FFFFFF"/>
-            <w:tcMar>
-              <w:top w:w="0" w:type="dxa"/>
-              <w:bottom w:w="0" w:type="dxa"/>
-              <w:left w:w="0" w:type="dxa"/>
-              <w:right w:w="0" w:type="dxa"/>
-            </w:tcMar>
-            <w:vAlign w:val="top"/>
-          </w:tcPr>
-          <w:p>
-            <w:pPr>
-              <w:jc w:val="center"/>
-              <w:pBdr>
-                <w:bottom w:val="none" w:sz="0" w:space="0" w:color="000000"/>
-                <w:top w:val="none" w:sz="0" w:space="0" w:color="000000"/>
-                <w:left w:val="none" w:sz="0" w:space="0" w:color="000000"/>
-                <w:right w:val="none" w:sz="0" w:space="0" w:color="000000"/>
-              </w:pBdr>
-              <w:spacing w:after="10" w:before="10" w:line="240"/>
-              <w:ind w:left="100" w:right="100" w:firstLine="0" w:firstLineChars="0"/>
-              <w:rPr>
-                <w:rFonts w:ascii="Arial" w:hAnsi="Arial" w:eastAsia="Arial" w:cs="Arial"/>
-                <w:i w:val="false"/>
-                <w:b w:val="false"/>
-                <w:u w:val="none"/>
-                <w:sz w:val="18"/>
-                <w:szCs w:val="18"/>
-                <w:color w:val="000000"/>
-              </w:rPr>
-            </w:pPr>
-            <w:r>
-              <w:rPr>
-                <w:rFonts w:ascii="Arial" w:hAnsi="Arial" w:eastAsia="Arial" w:cs="Arial"/>
-                <w:i w:val="false"/>
-                <w:b w:val="false"/>
-                <w:u w:val="none"/>
-                <w:sz w:val="18"/>
-                <w:szCs w:val="18"/>
-                <w:color w:val="000000"/>
-              </w:rPr>
-              <w:t xml:space="preserve">2.36 (1.88, 2.71)</w:t>
-            </w:r>
-          </w:p>
-        </w:tc>
-        <w:tc>
-          <w:tcPr>
-            <w:tcBorders>
-              <w:bottom w:val="none" w:sz="0" w:space="0" w:color="000000"/>
-              <w:top w:val="none" w:sz="0" w:space="0" w:color="000000"/>
-              <w:left w:val="none" w:sz="0" w:space="0" w:color="000000"/>
-              <w:right w:val="none" w:sz="0" w:space="0" w:color="000000"/>
-            </w:tcBorders>
-            <w:shd w:val="clear" w:color="auto" w:fill="FFFFFF"/>
-            <w:tcMar>
-              <w:top w:w="0" w:type="dxa"/>
-              <w:bottom w:w="0" w:type="dxa"/>
-              <w:left w:w="0" w:type="dxa"/>
-              <w:right w:w="0" w:type="dxa"/>
-            </w:tcMar>
-            <w:vAlign w:val="top"/>
-          </w:tcPr>
-          <w:p>
-            <w:pPr>
-              <w:jc w:val="center"/>
-              <w:pBdr>
-                <w:bottom w:val="none" w:sz="0" w:space="0" w:color="000000"/>
-                <w:top w:val="none" w:sz="0" w:space="0" w:color="000000"/>
-                <w:left w:val="none" w:sz="0" w:space="0" w:color="000000"/>
-                <w:right w:val="none" w:sz="0" w:space="0" w:color="000000"/>
-              </w:pBdr>
-              <w:spacing w:after="10" w:before="10" w:line="240"/>
-              <w:ind w:left="100" w:right="100" w:firstLine="0" w:firstLineChars="0"/>
-              <w:rPr>
-                <w:rFonts w:ascii="Arial" w:hAnsi="Arial" w:eastAsia="Arial" w:cs="Arial"/>
-                <w:i w:val="false"/>
-                <w:b w:val="true"/>
-                <w:u w:val="none"/>
-                <w:sz w:val="18"/>
-                <w:szCs w:val="18"/>
-                <w:color w:val="000000"/>
-              </w:rPr>
-            </w:pPr>
-            <w:r>
-              <w:rPr>
-                <w:rFonts w:ascii="Arial" w:hAnsi="Arial" w:eastAsia="Arial" w:cs="Arial"/>
-                <w:i w:val="false"/>
-                <w:b w:val="true"/>
-                <w:u w:val="none"/>
-                <w:sz w:val="18"/>
-                <w:szCs w:val="18"/>
-                <w:color w:val="000000"/>
-              </w:rPr>
-              <w:t xml:space="preserve">0.045*</w:t>
-            </w:r>
-          </w:p>
-        </w:tc>
-        <w:tc>
-          <w:tcPr>
-            <w:tcBorders>
-              <w:bottom w:val="none" w:sz="0" w:space="0" w:color="000000"/>
-              <w:top w:val="none" w:sz="0" w:space="0" w:color="000000"/>
-              <w:left w:val="none" w:sz="0" w:space="0" w:color="000000"/>
-              <w:right w:val="none" w:sz="0" w:space="0" w:color="000000"/>
-            </w:tcBorders>
-            <w:shd w:val="clear" w:color="auto" w:fill="FFFFFF"/>
-            <w:tcMar>
-              <w:top w:w="0" w:type="dxa"/>
-              <w:bottom w:w="0" w:type="dxa"/>
-              <w:left w:w="0" w:type="dxa"/>
-              <w:right w:w="0" w:type="dxa"/>
-            </w:tcMar>
-            <w:vAlign w:val="top"/>
-          </w:tcPr>
-          <w:p>
-            <w:pPr>
-              <w:jc w:val="center"/>
-              <w:pBdr>
-                <w:bottom w:val="none" w:sz="0" w:space="0" w:color="000000"/>
-                <w:top w:val="none" w:sz="0" w:space="0" w:color="000000"/>
-                <w:left w:val="none" w:sz="0" w:space="0" w:color="000000"/>
-                <w:right w:val="none" w:sz="0" w:space="0" w:color="000000"/>
-              </w:pBdr>
-              <w:spacing w:after="10" w:before="10" w:line="240"/>
-              <w:ind w:left="100" w:right="100" w:firstLine="0" w:firstLineChars="0"/>
-              <w:rPr>
-                <w:rFonts w:ascii="Arial" w:hAnsi="Arial" w:eastAsia="Arial" w:cs="Arial"/>
-                <w:i w:val="false"/>
-                <w:b w:val="false"/>
-                <w:u w:val="none"/>
-                <w:sz w:val="18"/>
-                <w:szCs w:val="18"/>
-                <w:color w:val="000000"/>
-              </w:rPr>
-            </w:pPr>
-            <w:r>
-              <w:rPr>
-                <w:rFonts w:ascii="Arial" w:hAnsi="Arial" w:eastAsia="Arial" w:cs="Arial"/>
-                <w:i w:val="false"/>
-                <w:b w:val="false"/>
-                <w:u w:val="none"/>
-                <w:sz w:val="18"/>
-                <w:szCs w:val="18"/>
-                <w:color w:val="000000"/>
-              </w:rPr>
-              <w:t xml:space="preserve">0.059 ‡</w:t>
+              <w:ind w:left="300" w:right="100" w:firstLine="0" w:firstLineChars="0"/>
+              <w:rPr>
+                <w:rFonts w:ascii="Arial" w:hAnsi="Arial" w:eastAsia="Arial" w:cs="Arial"/>
+                <w:i w:val="false"/>
+                <w:b w:val="false"/>
+                <w:u w:val="none"/>
+                <w:sz w:val="18"/>
+                <w:szCs w:val="18"/>
+                <w:color w:val="000000"/>
+              </w:rPr>
+            </w:pPr>
+            <w:r>
+              <w:rPr>
+                <w:rFonts w:ascii="Arial" w:hAnsi="Arial" w:eastAsia="Arial" w:cs="Arial"/>
+                <w:i w:val="false"/>
+                <w:b w:val="false"/>
+                <w:u w:val="none"/>
+                <w:sz w:val="18"/>
+                <w:szCs w:val="18"/>
+                <w:color w:val="000000"/>
+              </w:rPr>
+              <w:t xml:space="preserve">Saludable</w:t>
+            </w:r>
+          </w:p>
+        </w:tc>
+        <w:tc>
+          <w:tcPr>
+            <w:tcBorders>
+              <w:bottom w:val="none" w:sz="0" w:space="0" w:color="000000"/>
+              <w:top w:val="none" w:sz="0" w:space="0" w:color="000000"/>
+              <w:left w:val="none" w:sz="0" w:space="0" w:color="000000"/>
+              <w:right w:val="none" w:sz="0" w:space="0" w:color="000000"/>
+            </w:tcBorders>
+            <w:shd w:val="clear" w:color="auto" w:fill="FFFFFF"/>
+            <w:tcMar>
+              <w:top w:w="0" w:type="dxa"/>
+              <w:bottom w:w="0" w:type="dxa"/>
+              <w:left w:w="0" w:type="dxa"/>
+              <w:right w:w="0" w:type="dxa"/>
+            </w:tcMar>
+            <w:vAlign w:val="top"/>
+          </w:tcPr>
+          <w:p>
+            <w:pPr>
+              <w:jc w:val="center"/>
+              <w:pBdr>
+                <w:bottom w:val="none" w:sz="0" w:space="0" w:color="000000"/>
+                <w:top w:val="none" w:sz="0" w:space="0" w:color="000000"/>
+                <w:left w:val="none" w:sz="0" w:space="0" w:color="000000"/>
+                <w:right w:val="none" w:sz="0" w:space="0" w:color="000000"/>
+              </w:pBdr>
+              <w:spacing w:after="10" w:before="10" w:line="240"/>
+              <w:ind w:left="100" w:right="100" w:firstLine="0" w:firstLineChars="0"/>
+              <w:rPr>
+                <w:rFonts w:ascii="Arial" w:hAnsi="Arial" w:eastAsia="Arial" w:cs="Arial"/>
+                <w:i w:val="false"/>
+                <w:b w:val="false"/>
+                <w:u w:val="none"/>
+                <w:sz w:val="18"/>
+                <w:szCs w:val="18"/>
+                <w:color w:val="000000"/>
+              </w:rPr>
+            </w:pPr>
+            <w:r>
+              <w:rPr>
+                <w:rFonts w:ascii="Arial" w:hAnsi="Arial" w:eastAsia="Arial" w:cs="Arial"/>
+                <w:i w:val="false"/>
+                <w:b w:val="false"/>
+                <w:u w:val="none"/>
+                <w:sz w:val="18"/>
+                <w:szCs w:val="18"/>
+                <w:color w:val="000000"/>
+              </w:rPr>
+              <w:t xml:space="preserve">18.0 (30.0%)</w:t>
+            </w:r>
+          </w:p>
+        </w:tc>
+        <w:tc>
+          <w:tcPr>
+            <w:tcBorders>
+              <w:bottom w:val="none" w:sz="0" w:space="0" w:color="000000"/>
+              <w:top w:val="none" w:sz="0" w:space="0" w:color="000000"/>
+              <w:left w:val="none" w:sz="0" w:space="0" w:color="000000"/>
+              <w:right w:val="none" w:sz="0" w:space="0" w:color="000000"/>
+            </w:tcBorders>
+            <w:shd w:val="clear" w:color="auto" w:fill="FFFFFF"/>
+            <w:tcMar>
+              <w:top w:w="0" w:type="dxa"/>
+              <w:bottom w:w="0" w:type="dxa"/>
+              <w:left w:w="0" w:type="dxa"/>
+              <w:right w:w="0" w:type="dxa"/>
+            </w:tcMar>
+            <w:vAlign w:val="top"/>
+          </w:tcPr>
+          <w:p>
+            <w:pPr>
+              <w:jc w:val="center"/>
+              <w:pBdr>
+                <w:bottom w:val="none" w:sz="0" w:space="0" w:color="000000"/>
+                <w:top w:val="none" w:sz="0" w:space="0" w:color="000000"/>
+                <w:left w:val="none" w:sz="0" w:space="0" w:color="000000"/>
+                <w:right w:val="none" w:sz="0" w:space="0" w:color="000000"/>
+              </w:pBdr>
+              <w:spacing w:after="10" w:before="10" w:line="240"/>
+              <w:ind w:left="100" w:right="100" w:firstLine="0" w:firstLineChars="0"/>
+              <w:rPr>
+                <w:rFonts w:ascii="Arial" w:hAnsi="Arial" w:eastAsia="Arial" w:cs="Arial"/>
+                <w:i w:val="false"/>
+                <w:b w:val="false"/>
+                <w:u w:val="none"/>
+                <w:sz w:val="18"/>
+                <w:szCs w:val="18"/>
+                <w:color w:val="000000"/>
+              </w:rPr>
+            </w:pPr>
+            <w:r>
+              <w:rPr>
+                <w:rFonts w:ascii="Arial" w:hAnsi="Arial" w:eastAsia="Arial" w:cs="Arial"/>
+                <w:i w:val="false"/>
+                <w:b w:val="false"/>
+                <w:u w:val="none"/>
+                <w:sz w:val="18"/>
+                <w:szCs w:val="18"/>
+                <w:color w:val="000000"/>
+              </w:rPr>
+              <w:t xml:space="preserve">23.0 (38.3%)</w:t>
+            </w:r>
+          </w:p>
+        </w:tc>
+        <w:tc>
+          <w:tcPr>
+            <w:tcBorders>
+              <w:bottom w:val="none" w:sz="0" w:space="0" w:color="000000"/>
+              <w:top w:val="none" w:sz="0" w:space="0" w:color="000000"/>
+              <w:left w:val="none" w:sz="0" w:space="0" w:color="000000"/>
+              <w:right w:val="none" w:sz="0" w:space="0" w:color="000000"/>
+            </w:tcBorders>
+            <w:shd w:val="clear" w:color="auto" w:fill="FFFFFF"/>
+            <w:tcMar>
+              <w:top w:w="0" w:type="dxa"/>
+              <w:bottom w:w="0" w:type="dxa"/>
+              <w:left w:w="0" w:type="dxa"/>
+              <w:right w:w="0" w:type="dxa"/>
+            </w:tcMar>
+            <w:vAlign w:val="top"/>
+          </w:tcPr>
+          <w:p>
+            <w:pPr>
+              <w:jc w:val="center"/>
+              <w:pBdr>
+                <w:bottom w:val="none" w:sz="0" w:space="0" w:color="000000"/>
+                <w:top w:val="none" w:sz="0" w:space="0" w:color="000000"/>
+                <w:left w:val="none" w:sz="0" w:space="0" w:color="000000"/>
+                <w:right w:val="none" w:sz="0" w:space="0" w:color="000000"/>
+              </w:pBdr>
+              <w:spacing w:after="10" w:before="10" w:line="240"/>
+              <w:ind w:left="100" w:right="100" w:firstLine="0" w:firstLineChars="0"/>
+              <w:rPr>
+                <w:rFonts w:ascii="Arial" w:hAnsi="Arial" w:eastAsia="Arial" w:cs="Arial"/>
+                <w:i w:val="false"/>
+                <w:b w:val="false"/>
+                <w:u w:val="none"/>
+                <w:sz w:val="18"/>
+                <w:szCs w:val="18"/>
+                <w:color w:val="000000"/>
+              </w:rPr>
+            </w:pPr>
+            <w:r>
+              <w:rPr>
+                <w:rFonts w:ascii="Arial" w:hAnsi="Arial" w:eastAsia="Arial" w:cs="Arial"/>
+                <w:i w:val="false"/>
+                <w:b w:val="false"/>
+                <w:u w:val="none"/>
+                <w:sz w:val="18"/>
+                <w:szCs w:val="18"/>
+                <w:color w:val="000000"/>
+              </w:rPr>
+              <w:t xml:space="preserve">19.0 (31.7%)</w:t>
+            </w:r>
+          </w:p>
+        </w:tc>
+        <w:tc>
+          <w:tcPr>
+            <w:tcBorders>
+              <w:bottom w:val="none" w:sz="0" w:space="0" w:color="000000"/>
+              <w:top w:val="none" w:sz="0" w:space="0" w:color="000000"/>
+              <w:left w:val="none" w:sz="0" w:space="0" w:color="000000"/>
+              <w:right w:val="none" w:sz="0" w:space="0" w:color="000000"/>
+            </w:tcBorders>
+            <w:shd w:val="clear" w:color="auto" w:fill="FFFFFF"/>
+            <w:tcMar>
+              <w:top w:w="0" w:type="dxa"/>
+              <w:bottom w:w="0" w:type="dxa"/>
+              <w:left w:w="0" w:type="dxa"/>
+              <w:right w:w="0" w:type="dxa"/>
+            </w:tcMar>
+            <w:vAlign w:val="top"/>
+          </w:tcPr>
+          <w:p>
+            <w:pPr>
+              <w:jc w:val="center"/>
+              <w:pBdr>
+                <w:bottom w:val="none" w:sz="0" w:space="0" w:color="000000"/>
+                <w:top w:val="none" w:sz="0" w:space="0" w:color="000000"/>
+                <w:left w:val="none" w:sz="0" w:space="0" w:color="000000"/>
+                <w:right w:val="none" w:sz="0" w:space="0" w:color="000000"/>
+              </w:pBdr>
+              <w:spacing w:after="10" w:before="10" w:line="240"/>
+              <w:ind w:left="100" w:right="100" w:firstLine="0" w:firstLineChars="0"/>
+              <w:rPr>
+                <w:rFonts w:ascii="Arial" w:hAnsi="Arial" w:eastAsia="Arial" w:cs="Arial"/>
+                <w:i w:val="false"/>
+                <w:b w:val="false"/>
+                <w:u w:val="none"/>
+                <w:sz w:val="18"/>
+                <w:szCs w:val="18"/>
+                <w:color w:val="000000"/>
+              </w:rPr>
+            </w:pPr>
+            <w:r>
+              <w:rPr>
+                <w:rFonts w:ascii="Arial" w:hAnsi="Arial" w:eastAsia="Arial" w:cs="Arial"/>
+                <w:i w:val="false"/>
+                <w:b w:val="false"/>
+                <w:u w:val="none"/>
+                <w:sz w:val="18"/>
+                <w:szCs w:val="18"/>
+                <w:color w:val="000000"/>
+              </w:rPr>
+              <w:t xml:space="preserve"/>
+            </w:r>
+          </w:p>
+        </w:tc>
+        <w:tc>
+          <w:tcPr>
+            <w:tcBorders>
+              <w:bottom w:val="none" w:sz="0" w:space="0" w:color="000000"/>
+              <w:top w:val="none" w:sz="0" w:space="0" w:color="000000"/>
+              <w:left w:val="none" w:sz="0" w:space="0" w:color="000000"/>
+              <w:right w:val="none" w:sz="0" w:space="0" w:color="000000"/>
+            </w:tcBorders>
+            <w:shd w:val="clear" w:color="auto" w:fill="FFFFFF"/>
+            <w:tcMar>
+              <w:top w:w="0" w:type="dxa"/>
+              <w:bottom w:w="0" w:type="dxa"/>
+              <w:left w:w="0" w:type="dxa"/>
+              <w:right w:w="0" w:type="dxa"/>
+            </w:tcMar>
+            <w:vAlign w:val="top"/>
+          </w:tcPr>
+          <w:p>
+            <w:pPr>
+              <w:jc w:val="center"/>
+              <w:pBdr>
+                <w:bottom w:val="none" w:sz="0" w:space="0" w:color="000000"/>
+                <w:top w:val="none" w:sz="0" w:space="0" w:color="000000"/>
+                <w:left w:val="none" w:sz="0" w:space="0" w:color="000000"/>
+                <w:right w:val="none" w:sz="0" w:space="0" w:color="000000"/>
+              </w:pBdr>
+              <w:spacing w:after="10" w:before="10" w:line="240"/>
+              <w:ind w:left="100" w:right="100" w:firstLine="0" w:firstLineChars="0"/>
+              <w:rPr>
+                <w:rFonts w:ascii="Arial" w:hAnsi="Arial" w:eastAsia="Arial" w:cs="Arial"/>
+                <w:i w:val="false"/>
+                <w:b w:val="false"/>
+                <w:u w:val="none"/>
+                <w:sz w:val="18"/>
+                <w:szCs w:val="18"/>
+                <w:color w:val="000000"/>
+              </w:rPr>
+            </w:pPr>
+            <w:r>
+              <w:rPr>
+                <w:rFonts w:ascii="Arial" w:hAnsi="Arial" w:eastAsia="Arial" w:cs="Arial"/>
+                <w:i w:val="false"/>
+                <w:b w:val="false"/>
+                <w:u w:val="none"/>
+                <w:sz w:val="18"/>
+                <w:szCs w:val="18"/>
+                <w:color w:val="000000"/>
+              </w:rPr>
+              <w:t xml:space="preserve"/>
+            </w:r>
+          </w:p>
+        </w:tc>
+        <w:tc>
+          <w:tcPr>
+            <w:tcBorders>
+              <w:bottom w:val="none" w:sz="0" w:space="0" w:color="000000"/>
+              <w:top w:val="none" w:sz="0" w:space="0" w:color="000000"/>
+              <w:left w:val="none" w:sz="0" w:space="0" w:color="000000"/>
+              <w:right w:val="none" w:sz="0" w:space="0" w:color="000000"/>
+            </w:tcBorders>
+            <w:shd w:val="clear" w:color="auto" w:fill="FFFFFF"/>
+            <w:tcMar>
+              <w:top w:w="0" w:type="dxa"/>
+              <w:bottom w:w="0" w:type="dxa"/>
+              <w:left w:w="0" w:type="dxa"/>
+              <w:right w:w="0" w:type="dxa"/>
+            </w:tcMar>
+            <w:vAlign w:val="top"/>
+          </w:tcPr>
+          <w:p>
+            <w:pPr>
+              <w:jc w:val="left"/>
+              <w:pBdr>
+                <w:bottom w:val="none" w:sz="0" w:space="0" w:color="000000"/>
+                <w:top w:val="none" w:sz="0" w:space="0" w:color="000000"/>
+                <w:left w:val="none" w:sz="0" w:space="0" w:color="000000"/>
+                <w:right w:val="none" w:sz="0" w:space="0" w:color="000000"/>
+              </w:pBdr>
+              <w:spacing w:after="10" w:before="10" w:line="240"/>
+              <w:ind w:left="100" w:right="100" w:firstLine="0" w:firstLineChars="0"/>
+              <w:rPr>
+                <w:rFonts w:ascii="Arial" w:hAnsi="Arial" w:eastAsia="Arial" w:cs="Arial"/>
+                <w:i w:val="false"/>
+                <w:b w:val="false"/>
+                <w:u w:val="none"/>
+                <w:sz w:val="18"/>
+                <w:szCs w:val="18"/>
+                <w:color w:val="000000"/>
+              </w:rPr>
+            </w:pPr>
+            <w:r>
+              <w:rPr>
+                <w:rFonts w:ascii="Arial" w:hAnsi="Arial" w:eastAsia="Arial" w:cs="Arial"/>
+                <w:i w:val="false"/>
+                <w:b w:val="false"/>
+                <w:u w:val="none"/>
+                <w:sz w:val="18"/>
+                <w:szCs w:val="18"/>
+                <w:color w:val="000000"/>
+              </w:rPr>
+              <w:t xml:space="preserve"/>
             </w:r>
           </w:p>
         </w:tc>
@@ -6193,267 +7194,319 @@
                 <w:szCs w:val="18"/>
                 <w:color w:val="000000"/>
               </w:rPr>
-              <w:t xml:space="preserve">Actividad física del adolescentes, n (%)</w:t>
-            </w:r>
-          </w:p>
-        </w:tc>
-        <w:tc>
-          <w:tcPr>
-            <w:tcBorders>
-              <w:bottom w:val="none" w:sz="0" w:space="0" w:color="000000"/>
-              <w:top w:val="none" w:sz="0" w:space="0" w:color="000000"/>
-              <w:left w:val="none" w:sz="0" w:space="0" w:color="000000"/>
-              <w:right w:val="none" w:sz="0" w:space="0" w:color="000000"/>
-            </w:tcBorders>
-            <w:shd w:val="clear" w:color="auto" w:fill="FFFFFF"/>
-            <w:tcMar>
-              <w:top w:w="0" w:type="dxa"/>
-              <w:bottom w:w="0" w:type="dxa"/>
-              <w:left w:w="0" w:type="dxa"/>
-              <w:right w:w="0" w:type="dxa"/>
-            </w:tcMar>
-            <w:vAlign w:val="top"/>
-          </w:tcPr>
-          <w:p>
-            <w:pPr>
-              <w:jc w:val="center"/>
-              <w:pBdr>
-                <w:bottom w:val="none" w:sz="0" w:space="0" w:color="000000"/>
-                <w:top w:val="none" w:sz="0" w:space="0" w:color="000000"/>
-                <w:left w:val="none" w:sz="0" w:space="0" w:color="000000"/>
-                <w:right w:val="none" w:sz="0" w:space="0" w:color="000000"/>
-              </w:pBdr>
-              <w:spacing w:after="10" w:before="10" w:line="240"/>
-              <w:ind w:left="100" w:right="100" w:firstLine="0" w:firstLineChars="0"/>
-              <w:rPr>
-                <w:rFonts w:ascii="Arial" w:hAnsi="Arial" w:eastAsia="Arial" w:cs="Arial"/>
-                <w:i w:val="false"/>
-                <w:b w:val="false"/>
-                <w:u w:val="none"/>
-                <w:sz w:val="18"/>
-                <w:szCs w:val="18"/>
-                <w:color w:val="000000"/>
-              </w:rPr>
-            </w:pPr>
-            <w:r>
-              <w:rPr>
-                <w:rFonts w:ascii="Arial" w:hAnsi="Arial" w:eastAsia="Arial" w:cs="Arial"/>
-                <w:i w:val="false"/>
-                <w:b w:val="false"/>
-                <w:u w:val="none"/>
-                <w:sz w:val="18"/>
-                <w:szCs w:val="18"/>
-                <w:color w:val="000000"/>
-              </w:rPr>
-              <w:t xml:space="preserve"/>
-            </w:r>
-          </w:p>
-        </w:tc>
-        <w:tc>
-          <w:tcPr>
-            <w:tcBorders>
-              <w:bottom w:val="none" w:sz="0" w:space="0" w:color="000000"/>
-              <w:top w:val="none" w:sz="0" w:space="0" w:color="000000"/>
-              <w:left w:val="none" w:sz="0" w:space="0" w:color="000000"/>
-              <w:right w:val="none" w:sz="0" w:space="0" w:color="000000"/>
-            </w:tcBorders>
-            <w:shd w:val="clear" w:color="auto" w:fill="FFFFFF"/>
-            <w:tcMar>
-              <w:top w:w="0" w:type="dxa"/>
-              <w:bottom w:w="0" w:type="dxa"/>
-              <w:left w:w="0" w:type="dxa"/>
-              <w:right w:w="0" w:type="dxa"/>
-            </w:tcMar>
-            <w:vAlign w:val="top"/>
-          </w:tcPr>
-          <w:p>
-            <w:pPr>
-              <w:jc w:val="center"/>
-              <w:pBdr>
-                <w:bottom w:val="none" w:sz="0" w:space="0" w:color="000000"/>
-                <w:top w:val="none" w:sz="0" w:space="0" w:color="000000"/>
-                <w:left w:val="none" w:sz="0" w:space="0" w:color="000000"/>
-                <w:right w:val="none" w:sz="0" w:space="0" w:color="000000"/>
-              </w:pBdr>
-              <w:spacing w:after="10" w:before="10" w:line="240"/>
-              <w:ind w:left="100" w:right="100" w:firstLine="0" w:firstLineChars="0"/>
-              <w:rPr>
-                <w:rFonts w:ascii="Arial" w:hAnsi="Arial" w:eastAsia="Arial" w:cs="Arial"/>
-                <w:i w:val="false"/>
-                <w:b w:val="false"/>
-                <w:u w:val="none"/>
-                <w:sz w:val="18"/>
-                <w:szCs w:val="18"/>
-                <w:color w:val="000000"/>
-              </w:rPr>
-            </w:pPr>
-            <w:r>
-              <w:rPr>
-                <w:rFonts w:ascii="Arial" w:hAnsi="Arial" w:eastAsia="Arial" w:cs="Arial"/>
-                <w:i w:val="false"/>
-                <w:b w:val="false"/>
-                <w:u w:val="none"/>
-                <w:sz w:val="18"/>
-                <w:szCs w:val="18"/>
-                <w:color w:val="000000"/>
-              </w:rPr>
-              <w:t xml:space="preserve"/>
-            </w:r>
-          </w:p>
-        </w:tc>
-        <w:tc>
-          <w:tcPr>
-            <w:tcBorders>
-              <w:bottom w:val="none" w:sz="0" w:space="0" w:color="000000"/>
-              <w:top w:val="none" w:sz="0" w:space="0" w:color="000000"/>
-              <w:left w:val="none" w:sz="0" w:space="0" w:color="000000"/>
-              <w:right w:val="none" w:sz="0" w:space="0" w:color="000000"/>
-            </w:tcBorders>
-            <w:shd w:val="clear" w:color="auto" w:fill="FFFFFF"/>
-            <w:tcMar>
-              <w:top w:w="0" w:type="dxa"/>
-              <w:bottom w:w="0" w:type="dxa"/>
-              <w:left w:w="0" w:type="dxa"/>
-              <w:right w:w="0" w:type="dxa"/>
-            </w:tcMar>
-            <w:vAlign w:val="top"/>
-          </w:tcPr>
-          <w:p>
-            <w:pPr>
-              <w:jc w:val="center"/>
-              <w:pBdr>
-                <w:bottom w:val="none" w:sz="0" w:space="0" w:color="000000"/>
-                <w:top w:val="none" w:sz="0" w:space="0" w:color="000000"/>
-                <w:left w:val="none" w:sz="0" w:space="0" w:color="000000"/>
-                <w:right w:val="none" w:sz="0" w:space="0" w:color="000000"/>
-              </w:pBdr>
-              <w:spacing w:after="10" w:before="10" w:line="240"/>
-              <w:ind w:left="100" w:right="100" w:firstLine="0" w:firstLineChars="0"/>
-              <w:rPr>
-                <w:rFonts w:ascii="Arial" w:hAnsi="Arial" w:eastAsia="Arial" w:cs="Arial"/>
-                <w:i w:val="false"/>
-                <w:b w:val="false"/>
-                <w:u w:val="none"/>
-                <w:sz w:val="18"/>
-                <w:szCs w:val="18"/>
-                <w:color w:val="000000"/>
-              </w:rPr>
-            </w:pPr>
-            <w:r>
-              <w:rPr>
-                <w:rFonts w:ascii="Arial" w:hAnsi="Arial" w:eastAsia="Arial" w:cs="Arial"/>
-                <w:i w:val="false"/>
-                <w:b w:val="false"/>
-                <w:u w:val="none"/>
-                <w:sz w:val="18"/>
-                <w:szCs w:val="18"/>
-                <w:color w:val="000000"/>
-              </w:rPr>
-              <w:t xml:space="preserve"/>
-            </w:r>
-          </w:p>
-        </w:tc>
-        <w:tc>
-          <w:tcPr>
-            <w:tcBorders>
-              <w:bottom w:val="none" w:sz="0" w:space="0" w:color="000000"/>
-              <w:top w:val="none" w:sz="0" w:space="0" w:color="000000"/>
-              <w:left w:val="none" w:sz="0" w:space="0" w:color="000000"/>
-              <w:right w:val="none" w:sz="0" w:space="0" w:color="000000"/>
-            </w:tcBorders>
-            <w:shd w:val="clear" w:color="auto" w:fill="FFFFFF"/>
-            <w:tcMar>
-              <w:top w:w="0" w:type="dxa"/>
-              <w:bottom w:w="0" w:type="dxa"/>
-              <w:left w:w="0" w:type="dxa"/>
-              <w:right w:w="0" w:type="dxa"/>
-            </w:tcMar>
-            <w:vAlign w:val="top"/>
-          </w:tcPr>
-          <w:p>
-            <w:pPr>
-              <w:jc w:val="center"/>
-              <w:pBdr>
-                <w:bottom w:val="none" w:sz="0" w:space="0" w:color="000000"/>
-                <w:top w:val="none" w:sz="0" w:space="0" w:color="000000"/>
-                <w:left w:val="none" w:sz="0" w:space="0" w:color="000000"/>
-                <w:right w:val="none" w:sz="0" w:space="0" w:color="000000"/>
-              </w:pBdr>
-              <w:spacing w:after="10" w:before="10" w:line="240"/>
-              <w:ind w:left="100" w:right="100" w:firstLine="0" w:firstLineChars="0"/>
-              <w:rPr>
-                <w:rFonts w:ascii="Arial" w:hAnsi="Arial" w:eastAsia="Arial" w:cs="Arial"/>
-                <w:i w:val="false"/>
-                <w:b w:val="false"/>
-                <w:u w:val="none"/>
-                <w:sz w:val="18"/>
-                <w:szCs w:val="18"/>
-                <w:color w:val="000000"/>
-              </w:rPr>
-            </w:pPr>
-            <w:r>
-              <w:rPr>
-                <w:rFonts w:ascii="Arial" w:hAnsi="Arial" w:eastAsia="Arial" w:cs="Arial"/>
-                <w:i w:val="false"/>
-                <w:b w:val="false"/>
-                <w:u w:val="none"/>
-                <w:sz w:val="18"/>
-                <w:szCs w:val="18"/>
-                <w:color w:val="000000"/>
-              </w:rPr>
-              <w:t xml:space="preserve">0.102**</w:t>
-            </w:r>
-          </w:p>
-        </w:tc>
-        <w:tc>
-          <w:tcPr>
-            <w:tcBorders>
-              <w:bottom w:val="none" w:sz="0" w:space="0" w:color="000000"/>
-              <w:top w:val="none" w:sz="0" w:space="0" w:color="000000"/>
-              <w:left w:val="none" w:sz="0" w:space="0" w:color="000000"/>
-              <w:right w:val="none" w:sz="0" w:space="0" w:color="000000"/>
-            </w:tcBorders>
-            <w:shd w:val="clear" w:color="auto" w:fill="FFFFFF"/>
-            <w:tcMar>
-              <w:top w:w="0" w:type="dxa"/>
-              <w:bottom w:w="0" w:type="dxa"/>
-              <w:left w:w="0" w:type="dxa"/>
-              <w:right w:w="0" w:type="dxa"/>
-            </w:tcMar>
-            <w:vAlign w:val="top"/>
-          </w:tcPr>
-          <w:p>
-            <w:pPr>
-              <w:jc w:val="center"/>
-              <w:pBdr>
-                <w:bottom w:val="none" w:sz="0" w:space="0" w:color="000000"/>
-                <w:top w:val="none" w:sz="0" w:space="0" w:color="000000"/>
-                <w:left w:val="none" w:sz="0" w:space="0" w:color="000000"/>
-                <w:right w:val="none" w:sz="0" w:space="0" w:color="000000"/>
-              </w:pBdr>
-              <w:spacing w:after="10" w:before="10" w:line="240"/>
-              <w:ind w:left="100" w:right="100" w:firstLine="0" w:firstLineChars="0"/>
-              <w:rPr>
-                <w:rFonts w:ascii="Arial" w:hAnsi="Arial" w:eastAsia="Arial" w:cs="Arial"/>
-                <w:i w:val="false"/>
-                <w:b w:val="false"/>
-                <w:u w:val="none"/>
-                <w:sz w:val="18"/>
-                <w:szCs w:val="18"/>
-                <w:color w:val="000000"/>
-              </w:rPr>
-            </w:pPr>
-            <w:r>
-              <w:rPr>
-                <w:rFonts w:ascii="Arial" w:hAnsi="Arial" w:eastAsia="Arial" w:cs="Arial"/>
-                <w:i w:val="false"/>
-                <w:b w:val="false"/>
-                <w:u w:val="none"/>
-                <w:sz w:val="18"/>
-                <w:szCs w:val="18"/>
-                <w:color w:val="000000"/>
-              </w:rPr>
-              <w:t xml:space="preserve">0.239 †</w:t>
+              <w:t xml:space="preserve">Puntaje del PAQ-A, Mediana (Q1, Q3)</w:t>
+            </w:r>
+          </w:p>
+        </w:tc>
+        <w:tc>
+          <w:tcPr>
+            <w:tcBorders>
+              <w:bottom w:val="none" w:sz="0" w:space="0" w:color="000000"/>
+              <w:top w:val="none" w:sz="0" w:space="0" w:color="000000"/>
+              <w:left w:val="none" w:sz="0" w:space="0" w:color="000000"/>
+              <w:right w:val="none" w:sz="0" w:space="0" w:color="000000"/>
+            </w:tcBorders>
+            <w:shd w:val="clear" w:color="auto" w:fill="FFFFFF"/>
+            <w:tcMar>
+              <w:top w:w="0" w:type="dxa"/>
+              <w:bottom w:w="0" w:type="dxa"/>
+              <w:left w:w="0" w:type="dxa"/>
+              <w:right w:w="0" w:type="dxa"/>
+            </w:tcMar>
+            <w:vAlign w:val="top"/>
+          </w:tcPr>
+          <w:p>
+            <w:pPr>
+              <w:jc w:val="center"/>
+              <w:pBdr>
+                <w:bottom w:val="none" w:sz="0" w:space="0" w:color="000000"/>
+                <w:top w:val="none" w:sz="0" w:space="0" w:color="000000"/>
+                <w:left w:val="none" w:sz="0" w:space="0" w:color="000000"/>
+                <w:right w:val="none" w:sz="0" w:space="0" w:color="000000"/>
+              </w:pBdr>
+              <w:spacing w:after="10" w:before="10" w:line="240"/>
+              <w:ind w:left="100" w:right="100" w:firstLine="0" w:firstLineChars="0"/>
+              <w:rPr>
+                <w:rFonts w:ascii="Arial" w:hAnsi="Arial" w:eastAsia="Arial" w:cs="Arial"/>
+                <w:i w:val="false"/>
+                <w:b w:val="false"/>
+                <w:u w:val="none"/>
+                <w:sz w:val="18"/>
+                <w:szCs w:val="18"/>
+                <w:color w:val="000000"/>
+              </w:rPr>
+            </w:pPr>
+            <w:r>
+              <w:rPr>
+                <w:rFonts w:ascii="Arial" w:hAnsi="Arial" w:eastAsia="Arial" w:cs="Arial"/>
+                <w:i w:val="false"/>
+                <w:b w:val="false"/>
+                <w:u w:val="none"/>
+                <w:sz w:val="18"/>
+                <w:szCs w:val="18"/>
+                <w:color w:val="000000"/>
+              </w:rPr>
+              <w:t xml:space="preserve">2.81 (2.13, 3.53)</w:t>
+            </w:r>
+          </w:p>
+        </w:tc>
+        <w:tc>
+          <w:tcPr>
+            <w:tcBorders>
+              <w:bottom w:val="none" w:sz="0" w:space="0" w:color="000000"/>
+              <w:top w:val="none" w:sz="0" w:space="0" w:color="000000"/>
+              <w:left w:val="none" w:sz="0" w:space="0" w:color="000000"/>
+              <w:right w:val="none" w:sz="0" w:space="0" w:color="000000"/>
+            </w:tcBorders>
+            <w:shd w:val="clear" w:color="auto" w:fill="FFFFFF"/>
+            <w:tcMar>
+              <w:top w:w="0" w:type="dxa"/>
+              <w:bottom w:w="0" w:type="dxa"/>
+              <w:left w:w="0" w:type="dxa"/>
+              <w:right w:w="0" w:type="dxa"/>
+            </w:tcMar>
+            <w:vAlign w:val="top"/>
+          </w:tcPr>
+          <w:p>
+            <w:pPr>
+              <w:jc w:val="center"/>
+              <w:pBdr>
+                <w:bottom w:val="none" w:sz="0" w:space="0" w:color="000000"/>
+                <w:top w:val="none" w:sz="0" w:space="0" w:color="000000"/>
+                <w:left w:val="none" w:sz="0" w:space="0" w:color="000000"/>
+                <w:right w:val="none" w:sz="0" w:space="0" w:color="000000"/>
+              </w:pBdr>
+              <w:spacing w:after="10" w:before="10" w:line="240"/>
+              <w:ind w:left="100" w:right="100" w:firstLine="0" w:firstLineChars="0"/>
+              <w:rPr>
+                <w:rFonts w:ascii="Arial" w:hAnsi="Arial" w:eastAsia="Arial" w:cs="Arial"/>
+                <w:i w:val="false"/>
+                <w:b w:val="false"/>
+                <w:u w:val="none"/>
+                <w:sz w:val="18"/>
+                <w:szCs w:val="18"/>
+                <w:color w:val="000000"/>
+              </w:rPr>
+            </w:pPr>
+            <w:r>
+              <w:rPr>
+                <w:rFonts w:ascii="Arial" w:hAnsi="Arial" w:eastAsia="Arial" w:cs="Arial"/>
+                <w:i w:val="false"/>
+                <w:b w:val="false"/>
+                <w:u w:val="none"/>
+                <w:sz w:val="18"/>
+                <w:szCs w:val="18"/>
+                <w:color w:val="000000"/>
+              </w:rPr>
+              <w:t xml:space="preserve">2.64 (2.21, 3.13)</w:t>
+            </w:r>
+          </w:p>
+        </w:tc>
+        <w:tc>
+          <w:tcPr>
+            <w:tcBorders>
+              <w:bottom w:val="none" w:sz="0" w:space="0" w:color="000000"/>
+              <w:top w:val="none" w:sz="0" w:space="0" w:color="000000"/>
+              <w:left w:val="none" w:sz="0" w:space="0" w:color="000000"/>
+              <w:right w:val="none" w:sz="0" w:space="0" w:color="000000"/>
+            </w:tcBorders>
+            <w:shd w:val="clear" w:color="auto" w:fill="FFFFFF"/>
+            <w:tcMar>
+              <w:top w:w="0" w:type="dxa"/>
+              <w:bottom w:w="0" w:type="dxa"/>
+              <w:left w:w="0" w:type="dxa"/>
+              <w:right w:w="0" w:type="dxa"/>
+            </w:tcMar>
+            <w:vAlign w:val="top"/>
+          </w:tcPr>
+          <w:p>
+            <w:pPr>
+              <w:jc w:val="center"/>
+              <w:pBdr>
+                <w:bottom w:val="none" w:sz="0" w:space="0" w:color="000000"/>
+                <w:top w:val="none" w:sz="0" w:space="0" w:color="000000"/>
+                <w:left w:val="none" w:sz="0" w:space="0" w:color="000000"/>
+                <w:right w:val="none" w:sz="0" w:space="0" w:color="000000"/>
+              </w:pBdr>
+              <w:spacing w:after="10" w:before="10" w:line="240"/>
+              <w:ind w:left="100" w:right="100" w:firstLine="0" w:firstLineChars="0"/>
+              <w:rPr>
+                <w:rFonts w:ascii="Arial" w:hAnsi="Arial" w:eastAsia="Arial" w:cs="Arial"/>
+                <w:i w:val="false"/>
+                <w:b w:val="false"/>
+                <w:u w:val="none"/>
+                <w:sz w:val="18"/>
+                <w:szCs w:val="18"/>
+                <w:color w:val="000000"/>
+              </w:rPr>
+            </w:pPr>
+            <w:r>
+              <w:rPr>
+                <w:rFonts w:ascii="Arial" w:hAnsi="Arial" w:eastAsia="Arial" w:cs="Arial"/>
+                <w:i w:val="false"/>
+                <w:b w:val="false"/>
+                <w:u w:val="none"/>
+                <w:sz w:val="18"/>
+                <w:szCs w:val="18"/>
+                <w:color w:val="000000"/>
+              </w:rPr>
+              <w:t xml:space="preserve">2.36 (1.88, 2.71)</w:t>
+            </w:r>
+          </w:p>
+        </w:tc>
+        <w:tc>
+          <w:tcPr>
+            <w:tcBorders>
+              <w:bottom w:val="none" w:sz="0" w:space="0" w:color="000000"/>
+              <w:top w:val="none" w:sz="0" w:space="0" w:color="000000"/>
+              <w:left w:val="none" w:sz="0" w:space="0" w:color="000000"/>
+              <w:right w:val="none" w:sz="0" w:space="0" w:color="000000"/>
+            </w:tcBorders>
+            <w:shd w:val="clear" w:color="auto" w:fill="FFFFFF"/>
+            <w:tcMar>
+              <w:top w:w="0" w:type="dxa"/>
+              <w:bottom w:w="0" w:type="dxa"/>
+              <w:left w:w="0" w:type="dxa"/>
+              <w:right w:w="0" w:type="dxa"/>
+            </w:tcMar>
+            <w:vAlign w:val="top"/>
+          </w:tcPr>
+          <w:p>
+            <w:pPr>
+              <w:jc w:val="center"/>
+              <w:pBdr>
+                <w:bottom w:val="none" w:sz="0" w:space="0" w:color="000000"/>
+                <w:top w:val="none" w:sz="0" w:space="0" w:color="000000"/>
+                <w:left w:val="none" w:sz="0" w:space="0" w:color="000000"/>
+                <w:right w:val="none" w:sz="0" w:space="0" w:color="000000"/>
+              </w:pBdr>
+              <w:spacing w:after="10" w:before="10" w:line="240"/>
+              <w:ind w:left="100" w:right="100" w:firstLine="0" w:firstLineChars="0"/>
+              <w:rPr>
+                <w:rFonts w:ascii="Arial" w:hAnsi="Arial" w:eastAsia="Arial" w:cs="Arial"/>
+                <w:i w:val="false"/>
+                <w:b w:val="true"/>
+                <w:u w:val="none"/>
+                <w:sz w:val="18"/>
+                <w:szCs w:val="18"/>
+                <w:color w:val="000000"/>
+              </w:rPr>
+            </w:pPr>
+            <w:r>
+              <w:rPr>
+                <w:rFonts w:ascii="Arial" w:hAnsi="Arial" w:eastAsia="Arial" w:cs="Arial"/>
+                <w:i w:val="false"/>
+                <w:b w:val="true"/>
+                <w:u w:val="none"/>
+                <w:sz w:val="18"/>
+                <w:szCs w:val="18"/>
+                <w:color w:val="000000"/>
+              </w:rPr>
+              <w:t xml:space="preserve">0.045*</w:t>
+            </w:r>
+          </w:p>
+        </w:tc>
+        <w:tc>
+          <w:tcPr>
+            <w:tcBorders>
+              <w:bottom w:val="none" w:sz="0" w:space="0" w:color="000000"/>
+              <w:top w:val="none" w:sz="0" w:space="0" w:color="000000"/>
+              <w:left w:val="none" w:sz="0" w:space="0" w:color="000000"/>
+              <w:right w:val="none" w:sz="0" w:space="0" w:color="000000"/>
+            </w:tcBorders>
+            <w:shd w:val="clear" w:color="auto" w:fill="FFFFFF"/>
+            <w:tcMar>
+              <w:top w:w="0" w:type="dxa"/>
+              <w:bottom w:w="0" w:type="dxa"/>
+              <w:left w:w="0" w:type="dxa"/>
+              <w:right w:w="0" w:type="dxa"/>
+            </w:tcMar>
+            <w:vAlign w:val="top"/>
+          </w:tcPr>
+          <w:p>
+            <w:pPr>
+              <w:jc w:val="center"/>
+              <w:pBdr>
+                <w:bottom w:val="none" w:sz="0" w:space="0" w:color="000000"/>
+                <w:top w:val="none" w:sz="0" w:space="0" w:color="000000"/>
+                <w:left w:val="none" w:sz="0" w:space="0" w:color="000000"/>
+                <w:right w:val="none" w:sz="0" w:space="0" w:color="000000"/>
+              </w:pBdr>
+              <w:spacing w:after="10" w:before="10" w:line="240"/>
+              <w:ind w:left="100" w:right="100" w:firstLine="0" w:firstLineChars="0"/>
+              <w:rPr>
+                <w:rFonts w:ascii="Arial" w:hAnsi="Arial" w:eastAsia="Arial" w:cs="Arial"/>
+                <w:i w:val="false"/>
+                <w:b w:val="false"/>
+                <w:u w:val="none"/>
+                <w:sz w:val="18"/>
+                <w:szCs w:val="18"/>
+                <w:color w:val="000000"/>
+              </w:rPr>
+            </w:pPr>
+            <w:r>
+              <w:rPr>
+                <w:rFonts w:ascii="Arial" w:hAnsi="Arial" w:eastAsia="Arial" w:cs="Arial"/>
+                <w:i w:val="false"/>
+                <w:b w:val="false"/>
+                <w:u w:val="none"/>
+                <w:sz w:val="18"/>
+                <w:szCs w:val="18"/>
+                <w:color w:val="000000"/>
+              </w:rPr>
+              <w:t xml:space="preserve">0.13</w:t>
+            </w:r>
+          </w:p>
+        </w:tc>
+        <w:tc>
+          <w:tcPr>
+            <w:tcBorders>
+              <w:bottom w:val="none" w:sz="0" w:space="0" w:color="000000"/>
+              <w:top w:val="none" w:sz="0" w:space="0" w:color="000000"/>
+              <w:left w:val="none" w:sz="0" w:space="0" w:color="000000"/>
+              <w:right w:val="none" w:sz="0" w:space="0" w:color="000000"/>
+            </w:tcBorders>
+            <w:shd w:val="clear" w:color="auto" w:fill="FFFFFF"/>
+            <w:tcMar>
+              <w:top w:w="0" w:type="dxa"/>
+              <w:bottom w:w="0" w:type="dxa"/>
+              <w:left w:w="0" w:type="dxa"/>
+              <w:right w:w="0" w:type="dxa"/>
+            </w:tcMar>
+            <w:vAlign w:val="top"/>
+          </w:tcPr>
+          <w:p>
+            <w:pPr>
+              <w:jc w:val="left"/>
+              <w:pBdr>
+                <w:bottom w:val="none" w:sz="0" w:space="0" w:color="000000"/>
+                <w:top w:val="none" w:sz="0" w:space="0" w:color="000000"/>
+                <w:left w:val="none" w:sz="0" w:space="0" w:color="000000"/>
+                <w:right w:val="none" w:sz="0" w:space="0" w:color="000000"/>
+              </w:pBdr>
+              <w:spacing w:after="10" w:before="10" w:line="240"/>
+              <w:ind w:left="100" w:right="100" w:firstLine="0" w:firstLineChars="0"/>
+              <w:rPr>
+                <w:rFonts w:ascii="Arial" w:hAnsi="Arial" w:eastAsia="Arial" w:cs="Arial"/>
+                <w:i w:val="false"/>
+                <w:b w:val="false"/>
+                <w:u w:val="none"/>
+                <w:sz w:val="18"/>
+                <w:szCs w:val="18"/>
+                <w:color w:val="000000"/>
+              </w:rPr>
+            </w:pPr>
+            <w:r>
+              <w:rPr>
+                <w:rFonts w:ascii="Arial" w:hAnsi="Arial" w:eastAsia="Arial" w:cs="Arial"/>
+                <w:i w:val="false"/>
+                <w:b w:val="false"/>
+                <w:u w:val="none"/>
+                <w:sz w:val="18"/>
+                <w:szCs w:val="18"/>
+                <w:color w:val="000000"/>
+              </w:rPr>
+              <w:t xml:space="preserve">0.059 ‡</w:t>
             </w:r>
           </w:p>
         </w:tc>
@@ -6490,184 +7543,28 @@
                 <w:right w:val="none" w:sz="0" w:space="0" w:color="000000"/>
               </w:pBdr>
               <w:spacing w:after="10" w:before="10" w:line="240"/>
-              <w:ind w:left="300" w:right="100" w:firstLine="0" w:firstLineChars="0"/>
-              <w:rPr>
-                <w:rFonts w:ascii="Arial" w:hAnsi="Arial" w:eastAsia="Arial" w:cs="Arial"/>
-                <w:i w:val="false"/>
-                <w:b w:val="false"/>
-                <w:u w:val="none"/>
-                <w:sz w:val="18"/>
-                <w:szCs w:val="18"/>
-                <w:color w:val="000000"/>
-              </w:rPr>
-            </w:pPr>
-            <w:r>
-              <w:rPr>
-                <w:rFonts w:ascii="Arial" w:hAnsi="Arial" w:eastAsia="Arial" w:cs="Arial"/>
-                <w:i w:val="false"/>
-                <w:b w:val="false"/>
-                <w:u w:val="none"/>
-                <w:sz w:val="18"/>
-                <w:szCs w:val="18"/>
-                <w:color w:val="000000"/>
-              </w:rPr>
-              <w:t xml:space="preserve">Actividad Alta</w:t>
-            </w:r>
-          </w:p>
-        </w:tc>
-        <w:tc>
-          <w:tcPr>
-            <w:tcBorders>
-              <w:bottom w:val="none" w:sz="0" w:space="0" w:color="000000"/>
-              <w:top w:val="none" w:sz="0" w:space="0" w:color="000000"/>
-              <w:left w:val="none" w:sz="0" w:space="0" w:color="000000"/>
-              <w:right w:val="none" w:sz="0" w:space="0" w:color="000000"/>
-            </w:tcBorders>
-            <w:shd w:val="clear" w:color="auto" w:fill="FFFFFF"/>
-            <w:tcMar>
-              <w:top w:w="0" w:type="dxa"/>
-              <w:bottom w:w="0" w:type="dxa"/>
-              <w:left w:w="0" w:type="dxa"/>
-              <w:right w:w="0" w:type="dxa"/>
-            </w:tcMar>
-            <w:vAlign w:val="top"/>
-          </w:tcPr>
-          <w:p>
-            <w:pPr>
-              <w:jc w:val="center"/>
-              <w:pBdr>
-                <w:bottom w:val="none" w:sz="0" w:space="0" w:color="000000"/>
-                <w:top w:val="none" w:sz="0" w:space="0" w:color="000000"/>
-                <w:left w:val="none" w:sz="0" w:space="0" w:color="000000"/>
-                <w:right w:val="none" w:sz="0" w:space="0" w:color="000000"/>
-              </w:pBdr>
-              <w:spacing w:after="10" w:before="10" w:line="240"/>
-              <w:ind w:left="100" w:right="100" w:firstLine="0" w:firstLineChars="0"/>
-              <w:rPr>
-                <w:rFonts w:ascii="Arial" w:hAnsi="Arial" w:eastAsia="Arial" w:cs="Arial"/>
-                <w:i w:val="false"/>
-                <w:b w:val="false"/>
-                <w:u w:val="none"/>
-                <w:sz w:val="18"/>
-                <w:szCs w:val="18"/>
-                <w:color w:val="000000"/>
-              </w:rPr>
-            </w:pPr>
-            <w:r>
-              <w:rPr>
-                <w:rFonts w:ascii="Arial" w:hAnsi="Arial" w:eastAsia="Arial" w:cs="Arial"/>
-                <w:i w:val="false"/>
-                <w:b w:val="false"/>
-                <w:u w:val="none"/>
-                <w:sz w:val="18"/>
-                <w:szCs w:val="18"/>
-                <w:color w:val="000000"/>
-              </w:rPr>
-              <w:t xml:space="preserve">2.0 (100.0%)</w:t>
-            </w:r>
-          </w:p>
-        </w:tc>
-        <w:tc>
-          <w:tcPr>
-            <w:tcBorders>
-              <w:bottom w:val="none" w:sz="0" w:space="0" w:color="000000"/>
-              <w:top w:val="none" w:sz="0" w:space="0" w:color="000000"/>
-              <w:left w:val="none" w:sz="0" w:space="0" w:color="000000"/>
-              <w:right w:val="none" w:sz="0" w:space="0" w:color="000000"/>
-            </w:tcBorders>
-            <w:shd w:val="clear" w:color="auto" w:fill="FFFFFF"/>
-            <w:tcMar>
-              <w:top w:w="0" w:type="dxa"/>
-              <w:bottom w:w="0" w:type="dxa"/>
-              <w:left w:w="0" w:type="dxa"/>
-              <w:right w:w="0" w:type="dxa"/>
-            </w:tcMar>
-            <w:vAlign w:val="top"/>
-          </w:tcPr>
-          <w:p>
-            <w:pPr>
-              <w:jc w:val="center"/>
-              <w:pBdr>
-                <w:bottom w:val="none" w:sz="0" w:space="0" w:color="000000"/>
-                <w:top w:val="none" w:sz="0" w:space="0" w:color="000000"/>
-                <w:left w:val="none" w:sz="0" w:space="0" w:color="000000"/>
-                <w:right w:val="none" w:sz="0" w:space="0" w:color="000000"/>
-              </w:pBdr>
-              <w:spacing w:after="10" w:before="10" w:line="240"/>
-              <w:ind w:left="100" w:right="100" w:firstLine="0" w:firstLineChars="0"/>
-              <w:rPr>
-                <w:rFonts w:ascii="Arial" w:hAnsi="Arial" w:eastAsia="Arial" w:cs="Arial"/>
-                <w:i w:val="false"/>
-                <w:b w:val="false"/>
-                <w:u w:val="none"/>
-                <w:sz w:val="18"/>
-                <w:szCs w:val="18"/>
-                <w:color w:val="000000"/>
-              </w:rPr>
-            </w:pPr>
-            <w:r>
-              <w:rPr>
-                <w:rFonts w:ascii="Arial" w:hAnsi="Arial" w:eastAsia="Arial" w:cs="Arial"/>
-                <w:i w:val="false"/>
-                <w:b w:val="false"/>
-                <w:u w:val="none"/>
-                <w:sz w:val="18"/>
-                <w:szCs w:val="18"/>
-                <w:color w:val="000000"/>
-              </w:rPr>
-              <w:t xml:space="preserve">0.0 (0.0%)</w:t>
-            </w:r>
-          </w:p>
-        </w:tc>
-        <w:tc>
-          <w:tcPr>
-            <w:tcBorders>
-              <w:bottom w:val="none" w:sz="0" w:space="0" w:color="000000"/>
-              <w:top w:val="none" w:sz="0" w:space="0" w:color="000000"/>
-              <w:left w:val="none" w:sz="0" w:space="0" w:color="000000"/>
-              <w:right w:val="none" w:sz="0" w:space="0" w:color="000000"/>
-            </w:tcBorders>
-            <w:shd w:val="clear" w:color="auto" w:fill="FFFFFF"/>
-            <w:tcMar>
-              <w:top w:w="0" w:type="dxa"/>
-              <w:bottom w:w="0" w:type="dxa"/>
-              <w:left w:w="0" w:type="dxa"/>
-              <w:right w:w="0" w:type="dxa"/>
-            </w:tcMar>
-            <w:vAlign w:val="top"/>
-          </w:tcPr>
-          <w:p>
-            <w:pPr>
-              <w:jc w:val="center"/>
-              <w:pBdr>
-                <w:bottom w:val="none" w:sz="0" w:space="0" w:color="000000"/>
-                <w:top w:val="none" w:sz="0" w:space="0" w:color="000000"/>
-                <w:left w:val="none" w:sz="0" w:space="0" w:color="000000"/>
-                <w:right w:val="none" w:sz="0" w:space="0" w:color="000000"/>
-              </w:pBdr>
-              <w:spacing w:after="10" w:before="10" w:line="240"/>
-              <w:ind w:left="100" w:right="100" w:firstLine="0" w:firstLineChars="0"/>
-              <w:rPr>
-                <w:rFonts w:ascii="Arial" w:hAnsi="Arial" w:eastAsia="Arial" w:cs="Arial"/>
-                <w:i w:val="false"/>
-                <w:b w:val="false"/>
-                <w:u w:val="none"/>
-                <w:sz w:val="18"/>
-                <w:szCs w:val="18"/>
-                <w:color w:val="000000"/>
-              </w:rPr>
-            </w:pPr>
-            <w:r>
-              <w:rPr>
-                <w:rFonts w:ascii="Arial" w:hAnsi="Arial" w:eastAsia="Arial" w:cs="Arial"/>
-                <w:i w:val="false"/>
-                <w:b w:val="false"/>
-                <w:u w:val="none"/>
-                <w:sz w:val="18"/>
-                <w:szCs w:val="18"/>
-                <w:color w:val="000000"/>
-              </w:rPr>
-              <w:t xml:space="preserve">0.0 (0.0%)</w:t>
+              <w:ind w:left="100" w:right="100" w:firstLine="0" w:firstLineChars="0"/>
+              <w:rPr>
+                <w:rFonts w:ascii="Arial" w:hAnsi="Arial" w:eastAsia="Arial" w:cs="Arial"/>
+                <w:i w:val="false"/>
+                <w:b w:val="false"/>
+                <w:u w:val="none"/>
+                <w:sz w:val="18"/>
+                <w:szCs w:val="18"/>
+                <w:color w:val="000000"/>
+              </w:rPr>
+            </w:pPr>
+            <w:r>
+              <w:rPr>
+                <w:rFonts w:ascii="Arial" w:hAnsi="Arial" w:eastAsia="Arial" w:cs="Arial"/>
+                <w:i w:val="false"/>
+                <w:b w:val="false"/>
+                <w:u w:val="none"/>
+                <w:sz w:val="18"/>
+                <w:szCs w:val="18"/>
+                <w:color w:val="000000"/>
+              </w:rPr>
+              <w:t xml:space="preserve">Actividad física del adolescentes, n (%)</w:t>
             </w:r>
           </w:p>
         </w:tc>
@@ -6772,6 +7669,214 @@
                 <w:color w:val="000000"/>
               </w:rPr>
               <w:t xml:space="preserve"/>
+            </w:r>
+          </w:p>
+        </w:tc>
+        <w:tc>
+          <w:tcPr>
+            <w:tcBorders>
+              <w:bottom w:val="none" w:sz="0" w:space="0" w:color="000000"/>
+              <w:top w:val="none" w:sz="0" w:space="0" w:color="000000"/>
+              <w:left w:val="none" w:sz="0" w:space="0" w:color="000000"/>
+              <w:right w:val="none" w:sz="0" w:space="0" w:color="000000"/>
+            </w:tcBorders>
+            <w:shd w:val="clear" w:color="auto" w:fill="FFFFFF"/>
+            <w:tcMar>
+              <w:top w:w="0" w:type="dxa"/>
+              <w:bottom w:w="0" w:type="dxa"/>
+              <w:left w:w="0" w:type="dxa"/>
+              <w:right w:w="0" w:type="dxa"/>
+            </w:tcMar>
+            <w:vAlign w:val="top"/>
+          </w:tcPr>
+          <w:p>
+            <w:pPr>
+              <w:jc w:val="center"/>
+              <w:pBdr>
+                <w:bottom w:val="none" w:sz="0" w:space="0" w:color="000000"/>
+                <w:top w:val="none" w:sz="0" w:space="0" w:color="000000"/>
+                <w:left w:val="none" w:sz="0" w:space="0" w:color="000000"/>
+                <w:right w:val="none" w:sz="0" w:space="0" w:color="000000"/>
+              </w:pBdr>
+              <w:spacing w:after="10" w:before="10" w:line="240"/>
+              <w:ind w:left="100" w:right="100" w:firstLine="0" w:firstLineChars="0"/>
+              <w:rPr>
+                <w:rFonts w:ascii="Arial" w:hAnsi="Arial" w:eastAsia="Arial" w:cs="Arial"/>
+                <w:i w:val="false"/>
+                <w:b w:val="false"/>
+                <w:u w:val="none"/>
+                <w:sz w:val="18"/>
+                <w:szCs w:val="18"/>
+                <w:color w:val="000000"/>
+              </w:rPr>
+            </w:pPr>
+            <w:r>
+              <w:rPr>
+                <w:rFonts w:ascii="Arial" w:hAnsi="Arial" w:eastAsia="Arial" w:cs="Arial"/>
+                <w:i w:val="false"/>
+                <w:b w:val="false"/>
+                <w:u w:val="none"/>
+                <w:sz w:val="18"/>
+                <w:szCs w:val="18"/>
+                <w:color w:val="000000"/>
+              </w:rPr>
+              <w:t xml:space="preserve"/>
+            </w:r>
+          </w:p>
+        </w:tc>
+        <w:tc>
+          <w:tcPr>
+            <w:tcBorders>
+              <w:bottom w:val="none" w:sz="0" w:space="0" w:color="000000"/>
+              <w:top w:val="none" w:sz="0" w:space="0" w:color="000000"/>
+              <w:left w:val="none" w:sz="0" w:space="0" w:color="000000"/>
+              <w:right w:val="none" w:sz="0" w:space="0" w:color="000000"/>
+            </w:tcBorders>
+            <w:shd w:val="clear" w:color="auto" w:fill="FFFFFF"/>
+            <w:tcMar>
+              <w:top w:w="0" w:type="dxa"/>
+              <w:bottom w:w="0" w:type="dxa"/>
+              <w:left w:w="0" w:type="dxa"/>
+              <w:right w:w="0" w:type="dxa"/>
+            </w:tcMar>
+            <w:vAlign w:val="top"/>
+          </w:tcPr>
+          <w:p>
+            <w:pPr>
+              <w:jc w:val="center"/>
+              <w:pBdr>
+                <w:bottom w:val="none" w:sz="0" w:space="0" w:color="000000"/>
+                <w:top w:val="none" w:sz="0" w:space="0" w:color="000000"/>
+                <w:left w:val="none" w:sz="0" w:space="0" w:color="000000"/>
+                <w:right w:val="none" w:sz="0" w:space="0" w:color="000000"/>
+              </w:pBdr>
+              <w:spacing w:after="10" w:before="10" w:line="240"/>
+              <w:ind w:left="100" w:right="100" w:firstLine="0" w:firstLineChars="0"/>
+              <w:rPr>
+                <w:rFonts w:ascii="Arial" w:hAnsi="Arial" w:eastAsia="Arial" w:cs="Arial"/>
+                <w:i w:val="false"/>
+                <w:b w:val="false"/>
+                <w:u w:val="none"/>
+                <w:sz w:val="18"/>
+                <w:szCs w:val="18"/>
+                <w:color w:val="000000"/>
+              </w:rPr>
+            </w:pPr>
+            <w:r>
+              <w:rPr>
+                <w:rFonts w:ascii="Arial" w:hAnsi="Arial" w:eastAsia="Arial" w:cs="Arial"/>
+                <w:i w:val="false"/>
+                <w:b w:val="false"/>
+                <w:u w:val="none"/>
+                <w:sz w:val="18"/>
+                <w:szCs w:val="18"/>
+                <w:color w:val="000000"/>
+              </w:rPr>
+              <w:t xml:space="preserve">0.113**</w:t>
+            </w:r>
+          </w:p>
+        </w:tc>
+        <w:tc>
+          <w:tcPr>
+            <w:tcBorders>
+              <w:bottom w:val="none" w:sz="0" w:space="0" w:color="000000"/>
+              <w:top w:val="none" w:sz="0" w:space="0" w:color="000000"/>
+              <w:left w:val="none" w:sz="0" w:space="0" w:color="000000"/>
+              <w:right w:val="none" w:sz="0" w:space="0" w:color="000000"/>
+            </w:tcBorders>
+            <w:shd w:val="clear" w:color="auto" w:fill="FFFFFF"/>
+            <w:tcMar>
+              <w:top w:w="0" w:type="dxa"/>
+              <w:bottom w:w="0" w:type="dxa"/>
+              <w:left w:w="0" w:type="dxa"/>
+              <w:right w:w="0" w:type="dxa"/>
+            </w:tcMar>
+            <w:vAlign w:val="top"/>
+          </w:tcPr>
+          <w:p>
+            <w:pPr>
+              <w:jc w:val="center"/>
+              <w:pBdr>
+                <w:bottom w:val="none" w:sz="0" w:space="0" w:color="000000"/>
+                <w:top w:val="none" w:sz="0" w:space="0" w:color="000000"/>
+                <w:left w:val="none" w:sz="0" w:space="0" w:color="000000"/>
+                <w:right w:val="none" w:sz="0" w:space="0" w:color="000000"/>
+              </w:pBdr>
+              <w:spacing w:after="10" w:before="10" w:line="240"/>
+              <w:ind w:left="100" w:right="100" w:firstLine="0" w:firstLineChars="0"/>
+              <w:rPr>
+                <w:rFonts w:ascii="Arial" w:hAnsi="Arial" w:eastAsia="Arial" w:cs="Arial"/>
+                <w:i w:val="false"/>
+                <w:b w:val="false"/>
+                <w:u w:val="none"/>
+                <w:sz w:val="18"/>
+                <w:szCs w:val="18"/>
+                <w:color w:val="000000"/>
+              </w:rPr>
+            </w:pPr>
+            <w:r>
+              <w:rPr>
+                <w:rFonts w:ascii="Arial" w:hAnsi="Arial" w:eastAsia="Arial" w:cs="Arial"/>
+                <w:i w:val="false"/>
+                <w:b w:val="false"/>
+                <w:u w:val="none"/>
+                <w:sz w:val="18"/>
+                <w:szCs w:val="18"/>
+                <w:color w:val="000000"/>
+              </w:rPr>
+              <w:t xml:space="preserve">0.20</w:t>
+            </w:r>
+          </w:p>
+        </w:tc>
+        <w:tc>
+          <w:tcPr>
+            <w:tcBorders>
+              <w:bottom w:val="none" w:sz="0" w:space="0" w:color="000000"/>
+              <w:top w:val="none" w:sz="0" w:space="0" w:color="000000"/>
+              <w:left w:val="none" w:sz="0" w:space="0" w:color="000000"/>
+              <w:right w:val="none" w:sz="0" w:space="0" w:color="000000"/>
+            </w:tcBorders>
+            <w:shd w:val="clear" w:color="auto" w:fill="FFFFFF"/>
+            <w:tcMar>
+              <w:top w:w="0" w:type="dxa"/>
+              <w:bottom w:w="0" w:type="dxa"/>
+              <w:left w:w="0" w:type="dxa"/>
+              <w:right w:w="0" w:type="dxa"/>
+            </w:tcMar>
+            <w:vAlign w:val="top"/>
+          </w:tcPr>
+          <w:p>
+            <w:pPr>
+              <w:jc w:val="left"/>
+              <w:pBdr>
+                <w:bottom w:val="none" w:sz="0" w:space="0" w:color="000000"/>
+                <w:top w:val="none" w:sz="0" w:space="0" w:color="000000"/>
+                <w:left w:val="none" w:sz="0" w:space="0" w:color="000000"/>
+                <w:right w:val="none" w:sz="0" w:space="0" w:color="000000"/>
+              </w:pBdr>
+              <w:spacing w:after="10" w:before="10" w:line="240"/>
+              <w:ind w:left="100" w:right="100" w:firstLine="0" w:firstLineChars="0"/>
+              <w:rPr>
+                <w:rFonts w:ascii="Arial" w:hAnsi="Arial" w:eastAsia="Arial" w:cs="Arial"/>
+                <w:i w:val="false"/>
+                <w:b w:val="false"/>
+                <w:u w:val="none"/>
+                <w:sz w:val="18"/>
+                <w:szCs w:val="18"/>
+                <w:color w:val="000000"/>
+              </w:rPr>
+            </w:pPr>
+            <w:r>
+              <w:rPr>
+                <w:rFonts w:ascii="Arial" w:hAnsi="Arial" w:eastAsia="Arial" w:cs="Arial"/>
+                <w:i w:val="false"/>
+                <w:b w:val="false"/>
+                <w:u w:val="none"/>
+                <w:sz w:val="18"/>
+                <w:szCs w:val="18"/>
+                <w:color w:val="000000"/>
+              </w:rPr>
+              <w:t xml:space="preserve">0.239 †</w:t>
             </w:r>
           </w:p>
         </w:tc>
@@ -6829,163 +7934,163 @@
                 <w:szCs w:val="18"/>
                 <w:color w:val="000000"/>
               </w:rPr>
-              <w:t xml:space="preserve">Actividad Moderada</w:t>
-            </w:r>
-          </w:p>
-        </w:tc>
-        <w:tc>
-          <w:tcPr>
-            <w:tcBorders>
-              <w:bottom w:val="none" w:sz="0" w:space="0" w:color="000000"/>
-              <w:top w:val="none" w:sz="0" w:space="0" w:color="000000"/>
-              <w:left w:val="none" w:sz="0" w:space="0" w:color="000000"/>
-              <w:right w:val="none" w:sz="0" w:space="0" w:color="000000"/>
-            </w:tcBorders>
-            <w:shd w:val="clear" w:color="auto" w:fill="FFFFFF"/>
-            <w:tcMar>
-              <w:top w:w="0" w:type="dxa"/>
-              <w:bottom w:w="0" w:type="dxa"/>
-              <w:left w:w="0" w:type="dxa"/>
-              <w:right w:w="0" w:type="dxa"/>
-            </w:tcMar>
-            <w:vAlign w:val="top"/>
-          </w:tcPr>
-          <w:p>
-            <w:pPr>
-              <w:jc w:val="center"/>
-              <w:pBdr>
-                <w:bottom w:val="none" w:sz="0" w:space="0" w:color="000000"/>
-                <w:top w:val="none" w:sz="0" w:space="0" w:color="000000"/>
-                <w:left w:val="none" w:sz="0" w:space="0" w:color="000000"/>
-                <w:right w:val="none" w:sz="0" w:space="0" w:color="000000"/>
-              </w:pBdr>
-              <w:spacing w:after="10" w:before="10" w:line="240"/>
-              <w:ind w:left="100" w:right="100" w:firstLine="0" w:firstLineChars="0"/>
-              <w:rPr>
-                <w:rFonts w:ascii="Arial" w:hAnsi="Arial" w:eastAsia="Arial" w:cs="Arial"/>
-                <w:i w:val="false"/>
-                <w:b w:val="false"/>
-                <w:u w:val="none"/>
-                <w:sz w:val="18"/>
-                <w:szCs w:val="18"/>
-                <w:color w:val="000000"/>
-              </w:rPr>
-            </w:pPr>
-            <w:r>
-              <w:rPr>
-                <w:rFonts w:ascii="Arial" w:hAnsi="Arial" w:eastAsia="Arial" w:cs="Arial"/>
-                <w:i w:val="false"/>
-                <w:b w:val="false"/>
-                <w:u w:val="none"/>
-                <w:sz w:val="18"/>
-                <w:szCs w:val="18"/>
-                <w:color w:val="000000"/>
-              </w:rPr>
-              <w:t xml:space="preserve">14.0 (25.0%)</w:t>
-            </w:r>
-          </w:p>
-        </w:tc>
-        <w:tc>
-          <w:tcPr>
-            <w:tcBorders>
-              <w:bottom w:val="none" w:sz="0" w:space="0" w:color="000000"/>
-              <w:top w:val="none" w:sz="0" w:space="0" w:color="000000"/>
-              <w:left w:val="none" w:sz="0" w:space="0" w:color="000000"/>
-              <w:right w:val="none" w:sz="0" w:space="0" w:color="000000"/>
-            </w:tcBorders>
-            <w:shd w:val="clear" w:color="auto" w:fill="FFFFFF"/>
-            <w:tcMar>
-              <w:top w:w="0" w:type="dxa"/>
-              <w:bottom w:w="0" w:type="dxa"/>
-              <w:left w:w="0" w:type="dxa"/>
-              <w:right w:w="0" w:type="dxa"/>
-            </w:tcMar>
-            <w:vAlign w:val="top"/>
-          </w:tcPr>
-          <w:p>
-            <w:pPr>
-              <w:jc w:val="center"/>
-              <w:pBdr>
-                <w:bottom w:val="none" w:sz="0" w:space="0" w:color="000000"/>
-                <w:top w:val="none" w:sz="0" w:space="0" w:color="000000"/>
-                <w:left w:val="none" w:sz="0" w:space="0" w:color="000000"/>
-                <w:right w:val="none" w:sz="0" w:space="0" w:color="000000"/>
-              </w:pBdr>
-              <w:spacing w:after="10" w:before="10" w:line="240"/>
-              <w:ind w:left="100" w:right="100" w:firstLine="0" w:firstLineChars="0"/>
-              <w:rPr>
-                <w:rFonts w:ascii="Arial" w:hAnsi="Arial" w:eastAsia="Arial" w:cs="Arial"/>
-                <w:i w:val="false"/>
-                <w:b w:val="false"/>
-                <w:u w:val="none"/>
-                <w:sz w:val="18"/>
-                <w:szCs w:val="18"/>
-                <w:color w:val="000000"/>
-              </w:rPr>
-            </w:pPr>
-            <w:r>
-              <w:rPr>
-                <w:rFonts w:ascii="Arial" w:hAnsi="Arial" w:eastAsia="Arial" w:cs="Arial"/>
-                <w:i w:val="false"/>
-                <w:b w:val="false"/>
-                <w:u w:val="none"/>
-                <w:sz w:val="18"/>
-                <w:szCs w:val="18"/>
-                <w:color w:val="000000"/>
-              </w:rPr>
-              <w:t xml:space="preserve">22.0 (39.3%)</w:t>
-            </w:r>
-          </w:p>
-        </w:tc>
-        <w:tc>
-          <w:tcPr>
-            <w:tcBorders>
-              <w:bottom w:val="none" w:sz="0" w:space="0" w:color="000000"/>
-              <w:top w:val="none" w:sz="0" w:space="0" w:color="000000"/>
-              <w:left w:val="none" w:sz="0" w:space="0" w:color="000000"/>
-              <w:right w:val="none" w:sz="0" w:space="0" w:color="000000"/>
-            </w:tcBorders>
-            <w:shd w:val="clear" w:color="auto" w:fill="FFFFFF"/>
-            <w:tcMar>
-              <w:top w:w="0" w:type="dxa"/>
-              <w:bottom w:w="0" w:type="dxa"/>
-              <w:left w:w="0" w:type="dxa"/>
-              <w:right w:w="0" w:type="dxa"/>
-            </w:tcMar>
-            <w:vAlign w:val="top"/>
-          </w:tcPr>
-          <w:p>
-            <w:pPr>
-              <w:jc w:val="center"/>
-              <w:pBdr>
-                <w:bottom w:val="none" w:sz="0" w:space="0" w:color="000000"/>
-                <w:top w:val="none" w:sz="0" w:space="0" w:color="000000"/>
-                <w:left w:val="none" w:sz="0" w:space="0" w:color="000000"/>
-                <w:right w:val="none" w:sz="0" w:space="0" w:color="000000"/>
-              </w:pBdr>
-              <w:spacing w:after="10" w:before="10" w:line="240"/>
-              <w:ind w:left="100" w:right="100" w:firstLine="0" w:firstLineChars="0"/>
-              <w:rPr>
-                <w:rFonts w:ascii="Arial" w:hAnsi="Arial" w:eastAsia="Arial" w:cs="Arial"/>
-                <w:i w:val="false"/>
-                <w:b w:val="false"/>
-                <w:u w:val="none"/>
-                <w:sz w:val="18"/>
-                <w:szCs w:val="18"/>
-                <w:color w:val="000000"/>
-              </w:rPr>
-            </w:pPr>
-            <w:r>
-              <w:rPr>
-                <w:rFonts w:ascii="Arial" w:hAnsi="Arial" w:eastAsia="Arial" w:cs="Arial"/>
-                <w:i w:val="false"/>
-                <w:b w:val="false"/>
-                <w:u w:val="none"/>
-                <w:sz w:val="18"/>
-                <w:szCs w:val="18"/>
-                <w:color w:val="000000"/>
-              </w:rPr>
-              <w:t xml:space="preserve">20.0 (35.7%)</w:t>
+              <w:t xml:space="preserve">Actividad Alta</w:t>
+            </w:r>
+          </w:p>
+        </w:tc>
+        <w:tc>
+          <w:tcPr>
+            <w:tcBorders>
+              <w:bottom w:val="none" w:sz="0" w:space="0" w:color="000000"/>
+              <w:top w:val="none" w:sz="0" w:space="0" w:color="000000"/>
+              <w:left w:val="none" w:sz="0" w:space="0" w:color="000000"/>
+              <w:right w:val="none" w:sz="0" w:space="0" w:color="000000"/>
+            </w:tcBorders>
+            <w:shd w:val="clear" w:color="auto" w:fill="FFFFFF"/>
+            <w:tcMar>
+              <w:top w:w="0" w:type="dxa"/>
+              <w:bottom w:w="0" w:type="dxa"/>
+              <w:left w:w="0" w:type="dxa"/>
+              <w:right w:w="0" w:type="dxa"/>
+            </w:tcMar>
+            <w:vAlign w:val="top"/>
+          </w:tcPr>
+          <w:p>
+            <w:pPr>
+              <w:jc w:val="center"/>
+              <w:pBdr>
+                <w:bottom w:val="none" w:sz="0" w:space="0" w:color="000000"/>
+                <w:top w:val="none" w:sz="0" w:space="0" w:color="000000"/>
+                <w:left w:val="none" w:sz="0" w:space="0" w:color="000000"/>
+                <w:right w:val="none" w:sz="0" w:space="0" w:color="000000"/>
+              </w:pBdr>
+              <w:spacing w:after="10" w:before="10" w:line="240"/>
+              <w:ind w:left="100" w:right="100" w:firstLine="0" w:firstLineChars="0"/>
+              <w:rPr>
+                <w:rFonts w:ascii="Arial" w:hAnsi="Arial" w:eastAsia="Arial" w:cs="Arial"/>
+                <w:i w:val="false"/>
+                <w:b w:val="false"/>
+                <w:u w:val="none"/>
+                <w:sz w:val="18"/>
+                <w:szCs w:val="18"/>
+                <w:color w:val="000000"/>
+              </w:rPr>
+            </w:pPr>
+            <w:r>
+              <w:rPr>
+                <w:rFonts w:ascii="Arial" w:hAnsi="Arial" w:eastAsia="Arial" w:cs="Arial"/>
+                <w:i w:val="false"/>
+                <w:b w:val="false"/>
+                <w:u w:val="none"/>
+                <w:sz w:val="18"/>
+                <w:szCs w:val="18"/>
+                <w:color w:val="000000"/>
+              </w:rPr>
+              <w:t xml:space="preserve">2.0 (100.0%)</w:t>
+            </w:r>
+          </w:p>
+        </w:tc>
+        <w:tc>
+          <w:tcPr>
+            <w:tcBorders>
+              <w:bottom w:val="none" w:sz="0" w:space="0" w:color="000000"/>
+              <w:top w:val="none" w:sz="0" w:space="0" w:color="000000"/>
+              <w:left w:val="none" w:sz="0" w:space="0" w:color="000000"/>
+              <w:right w:val="none" w:sz="0" w:space="0" w:color="000000"/>
+            </w:tcBorders>
+            <w:shd w:val="clear" w:color="auto" w:fill="FFFFFF"/>
+            <w:tcMar>
+              <w:top w:w="0" w:type="dxa"/>
+              <w:bottom w:w="0" w:type="dxa"/>
+              <w:left w:w="0" w:type="dxa"/>
+              <w:right w:w="0" w:type="dxa"/>
+            </w:tcMar>
+            <w:vAlign w:val="top"/>
+          </w:tcPr>
+          <w:p>
+            <w:pPr>
+              <w:jc w:val="center"/>
+              <w:pBdr>
+                <w:bottom w:val="none" w:sz="0" w:space="0" w:color="000000"/>
+                <w:top w:val="none" w:sz="0" w:space="0" w:color="000000"/>
+                <w:left w:val="none" w:sz="0" w:space="0" w:color="000000"/>
+                <w:right w:val="none" w:sz="0" w:space="0" w:color="000000"/>
+              </w:pBdr>
+              <w:spacing w:after="10" w:before="10" w:line="240"/>
+              <w:ind w:left="100" w:right="100" w:firstLine="0" w:firstLineChars="0"/>
+              <w:rPr>
+                <w:rFonts w:ascii="Arial" w:hAnsi="Arial" w:eastAsia="Arial" w:cs="Arial"/>
+                <w:i w:val="false"/>
+                <w:b w:val="false"/>
+                <w:u w:val="none"/>
+                <w:sz w:val="18"/>
+                <w:szCs w:val="18"/>
+                <w:color w:val="000000"/>
+              </w:rPr>
+            </w:pPr>
+            <w:r>
+              <w:rPr>
+                <w:rFonts w:ascii="Arial" w:hAnsi="Arial" w:eastAsia="Arial" w:cs="Arial"/>
+                <w:i w:val="false"/>
+                <w:b w:val="false"/>
+                <w:u w:val="none"/>
+                <w:sz w:val="18"/>
+                <w:szCs w:val="18"/>
+                <w:color w:val="000000"/>
+              </w:rPr>
+              <w:t xml:space="preserve">0.0 (0.0%)</w:t>
+            </w:r>
+          </w:p>
+        </w:tc>
+        <w:tc>
+          <w:tcPr>
+            <w:tcBorders>
+              <w:bottom w:val="none" w:sz="0" w:space="0" w:color="000000"/>
+              <w:top w:val="none" w:sz="0" w:space="0" w:color="000000"/>
+              <w:left w:val="none" w:sz="0" w:space="0" w:color="000000"/>
+              <w:right w:val="none" w:sz="0" w:space="0" w:color="000000"/>
+            </w:tcBorders>
+            <w:shd w:val="clear" w:color="auto" w:fill="FFFFFF"/>
+            <w:tcMar>
+              <w:top w:w="0" w:type="dxa"/>
+              <w:bottom w:w="0" w:type="dxa"/>
+              <w:left w:w="0" w:type="dxa"/>
+              <w:right w:w="0" w:type="dxa"/>
+            </w:tcMar>
+            <w:vAlign w:val="top"/>
+          </w:tcPr>
+          <w:p>
+            <w:pPr>
+              <w:jc w:val="center"/>
+              <w:pBdr>
+                <w:bottom w:val="none" w:sz="0" w:space="0" w:color="000000"/>
+                <w:top w:val="none" w:sz="0" w:space="0" w:color="000000"/>
+                <w:left w:val="none" w:sz="0" w:space="0" w:color="000000"/>
+                <w:right w:val="none" w:sz="0" w:space="0" w:color="000000"/>
+              </w:pBdr>
+              <w:spacing w:after="10" w:before="10" w:line="240"/>
+              <w:ind w:left="100" w:right="100" w:firstLine="0" w:firstLineChars="0"/>
+              <w:rPr>
+                <w:rFonts w:ascii="Arial" w:hAnsi="Arial" w:eastAsia="Arial" w:cs="Arial"/>
+                <w:i w:val="false"/>
+                <w:b w:val="false"/>
+                <w:u w:val="none"/>
+                <w:sz w:val="18"/>
+                <w:szCs w:val="18"/>
+                <w:color w:val="000000"/>
+              </w:rPr>
+            </w:pPr>
+            <w:r>
+              <w:rPr>
+                <w:rFonts w:ascii="Arial" w:hAnsi="Arial" w:eastAsia="Arial" w:cs="Arial"/>
+                <w:i w:val="false"/>
+                <w:b w:val="false"/>
+                <w:u w:val="none"/>
+                <w:sz w:val="18"/>
+                <w:szCs w:val="18"/>
+                <w:color w:val="000000"/>
+              </w:rPr>
+              <w:t xml:space="preserve">0.0 (0.0%)</w:t>
             </w:r>
           </w:p>
         </w:tc>
@@ -7061,6 +8166,58 @@
           <w:p>
             <w:pPr>
               <w:jc w:val="center"/>
+              <w:pBdr>
+                <w:bottom w:val="none" w:sz="0" w:space="0" w:color="000000"/>
+                <w:top w:val="none" w:sz="0" w:space="0" w:color="000000"/>
+                <w:left w:val="none" w:sz="0" w:space="0" w:color="000000"/>
+                <w:right w:val="none" w:sz="0" w:space="0" w:color="000000"/>
+              </w:pBdr>
+              <w:spacing w:after="10" w:before="10" w:line="240"/>
+              <w:ind w:left="100" w:right="100" w:firstLine="0" w:firstLineChars="0"/>
+              <w:rPr>
+                <w:rFonts w:ascii="Arial" w:hAnsi="Arial" w:eastAsia="Arial" w:cs="Arial"/>
+                <w:i w:val="false"/>
+                <w:b w:val="false"/>
+                <w:u w:val="none"/>
+                <w:sz w:val="18"/>
+                <w:szCs w:val="18"/>
+                <w:color w:val="000000"/>
+              </w:rPr>
+            </w:pPr>
+            <w:r>
+              <w:rPr>
+                <w:rFonts w:ascii="Arial" w:hAnsi="Arial" w:eastAsia="Arial" w:cs="Arial"/>
+                <w:i w:val="false"/>
+                <w:b w:val="false"/>
+                <w:u w:val="none"/>
+                <w:sz w:val="18"/>
+                <w:szCs w:val="18"/>
+                <w:color w:val="000000"/>
+              </w:rPr>
+              <w:t xml:space="preserve"/>
+            </w:r>
+          </w:p>
+        </w:tc>
+        <w:tc>
+          <w:tcPr>
+            <w:tcBorders>
+              <w:bottom w:val="none" w:sz="0" w:space="0" w:color="000000"/>
+              <w:top w:val="none" w:sz="0" w:space="0" w:color="000000"/>
+              <w:left w:val="none" w:sz="0" w:space="0" w:color="000000"/>
+              <w:right w:val="none" w:sz="0" w:space="0" w:color="000000"/>
+            </w:tcBorders>
+            <w:shd w:val="clear" w:color="auto" w:fill="FFFFFF"/>
+            <w:tcMar>
+              <w:top w:w="0" w:type="dxa"/>
+              <w:bottom w:w="0" w:type="dxa"/>
+              <w:left w:w="0" w:type="dxa"/>
+              <w:right w:w="0" w:type="dxa"/>
+            </w:tcMar>
+            <w:vAlign w:val="top"/>
+          </w:tcPr>
+          <w:p>
+            <w:pPr>
+              <w:jc w:val="left"/>
               <w:pBdr>
                 <w:bottom w:val="none" w:sz="0" w:space="0" w:color="000000"/>
                 <w:top w:val="none" w:sz="0" w:space="0" w:color="000000"/>
@@ -7147,163 +8304,163 @@
                 <w:szCs w:val="18"/>
                 <w:color w:val="000000"/>
               </w:rPr>
-              <w:t xml:space="preserve">Actividad Baja</w:t>
-            </w:r>
-          </w:p>
-        </w:tc>
-        <w:tc>
-          <w:tcPr>
-            <w:tcBorders>
-              <w:bottom w:val="none" w:sz="0" w:space="0" w:color="000000"/>
-              <w:top w:val="none" w:sz="0" w:space="0" w:color="000000"/>
-              <w:left w:val="none" w:sz="0" w:space="0" w:color="000000"/>
-              <w:right w:val="none" w:sz="0" w:space="0" w:color="000000"/>
-            </w:tcBorders>
-            <w:shd w:val="clear" w:color="auto" w:fill="FFFFFF"/>
-            <w:tcMar>
-              <w:top w:w="0" w:type="dxa"/>
-              <w:bottom w:w="0" w:type="dxa"/>
-              <w:left w:w="0" w:type="dxa"/>
-              <w:right w:w="0" w:type="dxa"/>
-            </w:tcMar>
-            <w:vAlign w:val="top"/>
-          </w:tcPr>
-          <w:p>
-            <w:pPr>
-              <w:jc w:val="center"/>
-              <w:pBdr>
-                <w:bottom w:val="none" w:sz="0" w:space="0" w:color="000000"/>
-                <w:top w:val="none" w:sz="0" w:space="0" w:color="000000"/>
-                <w:left w:val="none" w:sz="0" w:space="0" w:color="000000"/>
-                <w:right w:val="none" w:sz="0" w:space="0" w:color="000000"/>
-              </w:pBdr>
-              <w:spacing w:after="10" w:before="10" w:line="240"/>
-              <w:ind w:left="100" w:right="100" w:firstLine="0" w:firstLineChars="0"/>
-              <w:rPr>
-                <w:rFonts w:ascii="Arial" w:hAnsi="Arial" w:eastAsia="Arial" w:cs="Arial"/>
-                <w:i w:val="false"/>
-                <w:b w:val="false"/>
-                <w:u w:val="none"/>
-                <w:sz w:val="18"/>
-                <w:szCs w:val="18"/>
-                <w:color w:val="000000"/>
-              </w:rPr>
-            </w:pPr>
-            <w:r>
-              <w:rPr>
-                <w:rFonts w:ascii="Arial" w:hAnsi="Arial" w:eastAsia="Arial" w:cs="Arial"/>
-                <w:i w:val="false"/>
-                <w:b w:val="false"/>
-                <w:u w:val="none"/>
-                <w:sz w:val="18"/>
-                <w:szCs w:val="18"/>
-                <w:color w:val="000000"/>
-              </w:rPr>
-              <w:t xml:space="preserve">4.0 (25.0%)</w:t>
-            </w:r>
-          </w:p>
-        </w:tc>
-        <w:tc>
-          <w:tcPr>
-            <w:tcBorders>
-              <w:bottom w:val="none" w:sz="0" w:space="0" w:color="000000"/>
-              <w:top w:val="none" w:sz="0" w:space="0" w:color="000000"/>
-              <w:left w:val="none" w:sz="0" w:space="0" w:color="000000"/>
-              <w:right w:val="none" w:sz="0" w:space="0" w:color="000000"/>
-            </w:tcBorders>
-            <w:shd w:val="clear" w:color="auto" w:fill="FFFFFF"/>
-            <w:tcMar>
-              <w:top w:w="0" w:type="dxa"/>
-              <w:bottom w:w="0" w:type="dxa"/>
-              <w:left w:w="0" w:type="dxa"/>
-              <w:right w:w="0" w:type="dxa"/>
-            </w:tcMar>
-            <w:vAlign w:val="top"/>
-          </w:tcPr>
-          <w:p>
-            <w:pPr>
-              <w:jc w:val="center"/>
-              <w:pBdr>
-                <w:bottom w:val="none" w:sz="0" w:space="0" w:color="000000"/>
-                <w:top w:val="none" w:sz="0" w:space="0" w:color="000000"/>
-                <w:left w:val="none" w:sz="0" w:space="0" w:color="000000"/>
-                <w:right w:val="none" w:sz="0" w:space="0" w:color="000000"/>
-              </w:pBdr>
-              <w:spacing w:after="10" w:before="10" w:line="240"/>
-              <w:ind w:left="100" w:right="100" w:firstLine="0" w:firstLineChars="0"/>
-              <w:rPr>
-                <w:rFonts w:ascii="Arial" w:hAnsi="Arial" w:eastAsia="Arial" w:cs="Arial"/>
-                <w:i w:val="false"/>
-                <w:b w:val="false"/>
-                <w:u w:val="none"/>
-                <w:sz w:val="18"/>
-                <w:szCs w:val="18"/>
-                <w:color w:val="000000"/>
-              </w:rPr>
-            </w:pPr>
-            <w:r>
-              <w:rPr>
-                <w:rFonts w:ascii="Arial" w:hAnsi="Arial" w:eastAsia="Arial" w:cs="Arial"/>
-                <w:i w:val="false"/>
-                <w:b w:val="false"/>
-                <w:u w:val="none"/>
-                <w:sz w:val="18"/>
-                <w:szCs w:val="18"/>
-                <w:color w:val="000000"/>
-              </w:rPr>
-              <w:t xml:space="preserve">3.0 (18.8%)</w:t>
-            </w:r>
-          </w:p>
-        </w:tc>
-        <w:tc>
-          <w:tcPr>
-            <w:tcBorders>
-              <w:bottom w:val="none" w:sz="0" w:space="0" w:color="000000"/>
-              <w:top w:val="none" w:sz="0" w:space="0" w:color="000000"/>
-              <w:left w:val="none" w:sz="0" w:space="0" w:color="000000"/>
-              <w:right w:val="none" w:sz="0" w:space="0" w:color="000000"/>
-            </w:tcBorders>
-            <w:shd w:val="clear" w:color="auto" w:fill="FFFFFF"/>
-            <w:tcMar>
-              <w:top w:w="0" w:type="dxa"/>
-              <w:bottom w:w="0" w:type="dxa"/>
-              <w:left w:w="0" w:type="dxa"/>
-              <w:right w:w="0" w:type="dxa"/>
-            </w:tcMar>
-            <w:vAlign w:val="top"/>
-          </w:tcPr>
-          <w:p>
-            <w:pPr>
-              <w:jc w:val="center"/>
-              <w:pBdr>
-                <w:bottom w:val="none" w:sz="0" w:space="0" w:color="000000"/>
-                <w:top w:val="none" w:sz="0" w:space="0" w:color="000000"/>
-                <w:left w:val="none" w:sz="0" w:space="0" w:color="000000"/>
-                <w:right w:val="none" w:sz="0" w:space="0" w:color="000000"/>
-              </w:pBdr>
-              <w:spacing w:after="10" w:before="10" w:line="240"/>
-              <w:ind w:left="100" w:right="100" w:firstLine="0" w:firstLineChars="0"/>
-              <w:rPr>
-                <w:rFonts w:ascii="Arial" w:hAnsi="Arial" w:eastAsia="Arial" w:cs="Arial"/>
-                <w:i w:val="false"/>
-                <w:b w:val="false"/>
-                <w:u w:val="none"/>
-                <w:sz w:val="18"/>
-                <w:szCs w:val="18"/>
-                <w:color w:val="000000"/>
-              </w:rPr>
-            </w:pPr>
-            <w:r>
-              <w:rPr>
-                <w:rFonts w:ascii="Arial" w:hAnsi="Arial" w:eastAsia="Arial" w:cs="Arial"/>
-                <w:i w:val="false"/>
-                <w:b w:val="false"/>
-                <w:u w:val="none"/>
-                <w:sz w:val="18"/>
-                <w:szCs w:val="18"/>
-                <w:color w:val="000000"/>
-              </w:rPr>
-              <w:t xml:space="preserve">9.0 (56.3%)</w:t>
+              <w:t xml:space="preserve">Actividad Moderada</w:t>
+            </w:r>
+          </w:p>
+        </w:tc>
+        <w:tc>
+          <w:tcPr>
+            <w:tcBorders>
+              <w:bottom w:val="none" w:sz="0" w:space="0" w:color="000000"/>
+              <w:top w:val="none" w:sz="0" w:space="0" w:color="000000"/>
+              <w:left w:val="none" w:sz="0" w:space="0" w:color="000000"/>
+              <w:right w:val="none" w:sz="0" w:space="0" w:color="000000"/>
+            </w:tcBorders>
+            <w:shd w:val="clear" w:color="auto" w:fill="FFFFFF"/>
+            <w:tcMar>
+              <w:top w:w="0" w:type="dxa"/>
+              <w:bottom w:w="0" w:type="dxa"/>
+              <w:left w:w="0" w:type="dxa"/>
+              <w:right w:w="0" w:type="dxa"/>
+            </w:tcMar>
+            <w:vAlign w:val="top"/>
+          </w:tcPr>
+          <w:p>
+            <w:pPr>
+              <w:jc w:val="center"/>
+              <w:pBdr>
+                <w:bottom w:val="none" w:sz="0" w:space="0" w:color="000000"/>
+                <w:top w:val="none" w:sz="0" w:space="0" w:color="000000"/>
+                <w:left w:val="none" w:sz="0" w:space="0" w:color="000000"/>
+                <w:right w:val="none" w:sz="0" w:space="0" w:color="000000"/>
+              </w:pBdr>
+              <w:spacing w:after="10" w:before="10" w:line="240"/>
+              <w:ind w:left="100" w:right="100" w:firstLine="0" w:firstLineChars="0"/>
+              <w:rPr>
+                <w:rFonts w:ascii="Arial" w:hAnsi="Arial" w:eastAsia="Arial" w:cs="Arial"/>
+                <w:i w:val="false"/>
+                <w:b w:val="false"/>
+                <w:u w:val="none"/>
+                <w:sz w:val="18"/>
+                <w:szCs w:val="18"/>
+                <w:color w:val="000000"/>
+              </w:rPr>
+            </w:pPr>
+            <w:r>
+              <w:rPr>
+                <w:rFonts w:ascii="Arial" w:hAnsi="Arial" w:eastAsia="Arial" w:cs="Arial"/>
+                <w:i w:val="false"/>
+                <w:b w:val="false"/>
+                <w:u w:val="none"/>
+                <w:sz w:val="18"/>
+                <w:szCs w:val="18"/>
+                <w:color w:val="000000"/>
+              </w:rPr>
+              <w:t xml:space="preserve">14.0 (25.0%)</w:t>
+            </w:r>
+          </w:p>
+        </w:tc>
+        <w:tc>
+          <w:tcPr>
+            <w:tcBorders>
+              <w:bottom w:val="none" w:sz="0" w:space="0" w:color="000000"/>
+              <w:top w:val="none" w:sz="0" w:space="0" w:color="000000"/>
+              <w:left w:val="none" w:sz="0" w:space="0" w:color="000000"/>
+              <w:right w:val="none" w:sz="0" w:space="0" w:color="000000"/>
+            </w:tcBorders>
+            <w:shd w:val="clear" w:color="auto" w:fill="FFFFFF"/>
+            <w:tcMar>
+              <w:top w:w="0" w:type="dxa"/>
+              <w:bottom w:w="0" w:type="dxa"/>
+              <w:left w:w="0" w:type="dxa"/>
+              <w:right w:w="0" w:type="dxa"/>
+            </w:tcMar>
+            <w:vAlign w:val="top"/>
+          </w:tcPr>
+          <w:p>
+            <w:pPr>
+              <w:jc w:val="center"/>
+              <w:pBdr>
+                <w:bottom w:val="none" w:sz="0" w:space="0" w:color="000000"/>
+                <w:top w:val="none" w:sz="0" w:space="0" w:color="000000"/>
+                <w:left w:val="none" w:sz="0" w:space="0" w:color="000000"/>
+                <w:right w:val="none" w:sz="0" w:space="0" w:color="000000"/>
+              </w:pBdr>
+              <w:spacing w:after="10" w:before="10" w:line="240"/>
+              <w:ind w:left="100" w:right="100" w:firstLine="0" w:firstLineChars="0"/>
+              <w:rPr>
+                <w:rFonts w:ascii="Arial" w:hAnsi="Arial" w:eastAsia="Arial" w:cs="Arial"/>
+                <w:i w:val="false"/>
+                <w:b w:val="false"/>
+                <w:u w:val="none"/>
+                <w:sz w:val="18"/>
+                <w:szCs w:val="18"/>
+                <w:color w:val="000000"/>
+              </w:rPr>
+            </w:pPr>
+            <w:r>
+              <w:rPr>
+                <w:rFonts w:ascii="Arial" w:hAnsi="Arial" w:eastAsia="Arial" w:cs="Arial"/>
+                <w:i w:val="false"/>
+                <w:b w:val="false"/>
+                <w:u w:val="none"/>
+                <w:sz w:val="18"/>
+                <w:szCs w:val="18"/>
+                <w:color w:val="000000"/>
+              </w:rPr>
+              <w:t xml:space="preserve">22.0 (39.3%)</w:t>
+            </w:r>
+          </w:p>
+        </w:tc>
+        <w:tc>
+          <w:tcPr>
+            <w:tcBorders>
+              <w:bottom w:val="none" w:sz="0" w:space="0" w:color="000000"/>
+              <w:top w:val="none" w:sz="0" w:space="0" w:color="000000"/>
+              <w:left w:val="none" w:sz="0" w:space="0" w:color="000000"/>
+              <w:right w:val="none" w:sz="0" w:space="0" w:color="000000"/>
+            </w:tcBorders>
+            <w:shd w:val="clear" w:color="auto" w:fill="FFFFFF"/>
+            <w:tcMar>
+              <w:top w:w="0" w:type="dxa"/>
+              <w:bottom w:w="0" w:type="dxa"/>
+              <w:left w:w="0" w:type="dxa"/>
+              <w:right w:w="0" w:type="dxa"/>
+            </w:tcMar>
+            <w:vAlign w:val="top"/>
+          </w:tcPr>
+          <w:p>
+            <w:pPr>
+              <w:jc w:val="center"/>
+              <w:pBdr>
+                <w:bottom w:val="none" w:sz="0" w:space="0" w:color="000000"/>
+                <w:top w:val="none" w:sz="0" w:space="0" w:color="000000"/>
+                <w:left w:val="none" w:sz="0" w:space="0" w:color="000000"/>
+                <w:right w:val="none" w:sz="0" w:space="0" w:color="000000"/>
+              </w:pBdr>
+              <w:spacing w:after="10" w:before="10" w:line="240"/>
+              <w:ind w:left="100" w:right="100" w:firstLine="0" w:firstLineChars="0"/>
+              <w:rPr>
+                <w:rFonts w:ascii="Arial" w:hAnsi="Arial" w:eastAsia="Arial" w:cs="Arial"/>
+                <w:i w:val="false"/>
+                <w:b w:val="false"/>
+                <w:u w:val="none"/>
+                <w:sz w:val="18"/>
+                <w:szCs w:val="18"/>
+                <w:color w:val="000000"/>
+              </w:rPr>
+            </w:pPr>
+            <w:r>
+              <w:rPr>
+                <w:rFonts w:ascii="Arial" w:hAnsi="Arial" w:eastAsia="Arial" w:cs="Arial"/>
+                <w:i w:val="false"/>
+                <w:b w:val="false"/>
+                <w:u w:val="none"/>
+                <w:sz w:val="18"/>
+                <w:szCs w:val="18"/>
+                <w:color w:val="000000"/>
+              </w:rPr>
+              <w:t xml:space="preserve">20.0 (35.7%)</w:t>
             </w:r>
           </w:p>
         </w:tc>
@@ -7379,6 +8536,58 @@
           <w:p>
             <w:pPr>
               <w:jc w:val="center"/>
+              <w:pBdr>
+                <w:bottom w:val="none" w:sz="0" w:space="0" w:color="000000"/>
+                <w:top w:val="none" w:sz="0" w:space="0" w:color="000000"/>
+                <w:left w:val="none" w:sz="0" w:space="0" w:color="000000"/>
+                <w:right w:val="none" w:sz="0" w:space="0" w:color="000000"/>
+              </w:pBdr>
+              <w:spacing w:after="10" w:before="10" w:line="240"/>
+              <w:ind w:left="100" w:right="100" w:firstLine="0" w:firstLineChars="0"/>
+              <w:rPr>
+                <w:rFonts w:ascii="Arial" w:hAnsi="Arial" w:eastAsia="Arial" w:cs="Arial"/>
+                <w:i w:val="false"/>
+                <w:b w:val="false"/>
+                <w:u w:val="none"/>
+                <w:sz w:val="18"/>
+                <w:szCs w:val="18"/>
+                <w:color w:val="000000"/>
+              </w:rPr>
+            </w:pPr>
+            <w:r>
+              <w:rPr>
+                <w:rFonts w:ascii="Arial" w:hAnsi="Arial" w:eastAsia="Arial" w:cs="Arial"/>
+                <w:i w:val="false"/>
+                <w:b w:val="false"/>
+                <w:u w:val="none"/>
+                <w:sz w:val="18"/>
+                <w:szCs w:val="18"/>
+                <w:color w:val="000000"/>
+              </w:rPr>
+              <w:t xml:space="preserve"/>
+            </w:r>
+          </w:p>
+        </w:tc>
+        <w:tc>
+          <w:tcPr>
+            <w:tcBorders>
+              <w:bottom w:val="none" w:sz="0" w:space="0" w:color="000000"/>
+              <w:top w:val="none" w:sz="0" w:space="0" w:color="000000"/>
+              <w:left w:val="none" w:sz="0" w:space="0" w:color="000000"/>
+              <w:right w:val="none" w:sz="0" w:space="0" w:color="000000"/>
+            </w:tcBorders>
+            <w:shd w:val="clear" w:color="auto" w:fill="FFFFFF"/>
+            <w:tcMar>
+              <w:top w:w="0" w:type="dxa"/>
+              <w:bottom w:w="0" w:type="dxa"/>
+              <w:left w:w="0" w:type="dxa"/>
+              <w:right w:w="0" w:type="dxa"/>
+            </w:tcMar>
+            <w:vAlign w:val="top"/>
+          </w:tcPr>
+          <w:p>
+            <w:pPr>
+              <w:jc w:val="left"/>
               <w:pBdr>
                 <w:bottom w:val="none" w:sz="0" w:space="0" w:color="000000"/>
                 <w:top w:val="none" w:sz="0" w:space="0" w:color="000000"/>
@@ -7444,28 +8653,28 @@
                 <w:right w:val="none" w:sz="0" w:space="0" w:color="000000"/>
               </w:pBdr>
               <w:spacing w:after="10" w:before="10" w:line="240"/>
-              <w:ind w:left="100" w:right="100" w:firstLine="0" w:firstLineChars="0"/>
-              <w:rPr>
-                <w:rFonts w:ascii="Arial" w:hAnsi="Arial" w:eastAsia="Arial" w:cs="Arial"/>
-                <w:i w:val="false"/>
-                <w:b w:val="false"/>
-                <w:u w:val="none"/>
-                <w:sz w:val="18"/>
-                <w:szCs w:val="18"/>
-                <w:color w:val="000000"/>
-              </w:rPr>
-            </w:pPr>
-            <w:r>
-              <w:rPr>
-                <w:rFonts w:ascii="Arial" w:hAnsi="Arial" w:eastAsia="Arial" w:cs="Arial"/>
-                <w:i w:val="false"/>
-                <w:b w:val="false"/>
-                <w:u w:val="none"/>
-                <w:sz w:val="18"/>
-                <w:szCs w:val="18"/>
-                <w:color w:val="000000"/>
-              </w:rPr>
-              <w:t xml:space="preserve">Dinapenia, Mediana (Q1, Q3)</w:t>
+              <w:ind w:left="300" w:right="100" w:firstLine="0" w:firstLineChars="0"/>
+              <w:rPr>
+                <w:rFonts w:ascii="Arial" w:hAnsi="Arial" w:eastAsia="Arial" w:cs="Arial"/>
+                <w:i w:val="false"/>
+                <w:b w:val="false"/>
+                <w:u w:val="none"/>
+                <w:sz w:val="18"/>
+                <w:szCs w:val="18"/>
+                <w:color w:val="000000"/>
+              </w:rPr>
+            </w:pPr>
+            <w:r>
+              <w:rPr>
+                <w:rFonts w:ascii="Arial" w:hAnsi="Arial" w:eastAsia="Arial" w:cs="Arial"/>
+                <w:i w:val="false"/>
+                <w:b w:val="false"/>
+                <w:u w:val="none"/>
+                <w:sz w:val="18"/>
+                <w:szCs w:val="18"/>
+                <w:color w:val="000000"/>
+              </w:rPr>
+              <w:t xml:space="preserve">Actividad Baja</w:t>
             </w:r>
           </w:p>
         </w:tc>
@@ -7517,7 +8726,7 @@
                 <w:szCs w:val="18"/>
                 <w:color w:val="000000"/>
               </w:rPr>
-              <w:t xml:space="preserve">16.70 (13.20, 20.40)</w:t>
+              <w:t xml:space="preserve">4.0 (25.0%)</w:t>
             </w:r>
           </w:p>
         </w:tc>
@@ -7569,7 +8778,7 @@
                 <w:szCs w:val="18"/>
                 <w:color w:val="000000"/>
               </w:rPr>
-              <w:t xml:space="preserve">NA (NA, NA)</w:t>
+              <w:t xml:space="preserve">3.0 (18.8%)</w:t>
             </w:r>
           </w:p>
         </w:tc>
@@ -7621,7 +8830,7 @@
                 <w:szCs w:val="18"/>
                 <w:color w:val="000000"/>
               </w:rPr>
-              <w:t xml:space="preserve">19.10 (17.10, 20.60)</w:t>
+              <w:t xml:space="preserve">9.0 (56.3%)</w:t>
             </w:r>
           </w:p>
         </w:tc>
@@ -7656,24 +8865,24 @@
               <w:rPr>
                 <w:rFonts w:ascii="Arial" w:hAnsi="Arial" w:eastAsia="Arial" w:cs="Arial"/>
                 <w:i w:val="false"/>
-                <w:b w:val="true"/>
-                <w:u w:val="none"/>
-                <w:sz w:val="18"/>
-                <w:szCs w:val="18"/>
-                <w:color w:val="000000"/>
-              </w:rPr>
-            </w:pPr>
-            <w:r>
-              <w:rPr>
-                <w:rFonts w:ascii="Arial" w:hAnsi="Arial" w:eastAsia="Arial" w:cs="Arial"/>
-                <w:i w:val="false"/>
-                <w:b w:val="true"/>
-                <w:u w:val="none"/>
-                <w:sz w:val="18"/>
-                <w:szCs w:val="18"/>
-                <w:color w:val="000000"/>
-              </w:rPr>
-              <w:t xml:space="preserve">0.022*</w:t>
+                <w:b w:val="false"/>
+                <w:u w:val="none"/>
+                <w:sz w:val="18"/>
+                <w:szCs w:val="18"/>
+                <w:color w:val="000000"/>
+              </w:rPr>
+            </w:pPr>
+            <w:r>
+              <w:rPr>
+                <w:rFonts w:ascii="Arial" w:hAnsi="Arial" w:eastAsia="Arial" w:cs="Arial"/>
+                <w:i w:val="false"/>
+                <w:b w:val="false"/>
+                <w:u w:val="none"/>
+                <w:sz w:val="18"/>
+                <w:szCs w:val="18"/>
+                <w:color w:val="000000"/>
+              </w:rPr>
+              <w:t xml:space="preserve"/>
             </w:r>
           </w:p>
         </w:tc>
@@ -7725,7 +8934,59 @@
                 <w:szCs w:val="18"/>
                 <w:color w:val="000000"/>
               </w:rPr>
-              <w:t xml:space="preserve">0.058 ‡</w:t>
+              <w:t xml:space="preserve"/>
+            </w:r>
+          </w:p>
+        </w:tc>
+        <w:tc>
+          <w:tcPr>
+            <w:tcBorders>
+              <w:bottom w:val="single" w:sz="12" w:space="0" w:color="666666"/>
+              <w:top w:val="none" w:sz="0" w:space="0" w:color="000000"/>
+              <w:left w:val="none" w:sz="0" w:space="0" w:color="000000"/>
+              <w:right w:val="none" w:sz="0" w:space="0" w:color="000000"/>
+            </w:tcBorders>
+            <w:shd w:val="clear" w:color="auto" w:fill="FFFFFF"/>
+            <w:tcMar>
+              <w:top w:w="0" w:type="dxa"/>
+              <w:bottom w:w="0" w:type="dxa"/>
+              <w:left w:w="0" w:type="dxa"/>
+              <w:right w:w="0" w:type="dxa"/>
+            </w:tcMar>
+            <w:vAlign w:val="top"/>
+          </w:tcPr>
+          <w:p>
+            <w:pPr>
+              <w:jc w:val="left"/>
+              <w:pBdr>
+                <w:bottom w:val="none" w:sz="0" w:space="0" w:color="000000"/>
+                <w:top w:val="none" w:sz="0" w:space="0" w:color="000000"/>
+                <w:left w:val="none" w:sz="0" w:space="0" w:color="000000"/>
+                <w:right w:val="none" w:sz="0" w:space="0" w:color="000000"/>
+              </w:pBdr>
+              <w:spacing w:after="10" w:before="10" w:line="240"/>
+              <w:ind w:left="100" w:right="100" w:firstLine="0" w:firstLineChars="0"/>
+              <w:rPr>
+                <w:rFonts w:ascii="Arial" w:hAnsi="Arial" w:eastAsia="Arial" w:cs="Arial"/>
+                <w:i w:val="false"/>
+                <w:b w:val="false"/>
+                <w:u w:val="none"/>
+                <w:sz w:val="18"/>
+                <w:szCs w:val="18"/>
+                <w:color w:val="000000"/>
+              </w:rPr>
+            </w:pPr>
+            <w:r>
+              <w:rPr>
+                <w:rFonts w:ascii="Arial" w:hAnsi="Arial" w:eastAsia="Arial" w:cs="Arial"/>
+                <w:i w:val="false"/>
+                <w:b w:val="false"/>
+                <w:u w:val="none"/>
+                <w:sz w:val="18"/>
+                <w:szCs w:val="18"/>
+                <w:color w:val="000000"/>
+              </w:rPr>
+              <w:t xml:space="preserve"/>
             </w:r>
           </w:p>
         </w:tc>
@@ -7737,7 +8998,7 @@
         footer 1
         <w:tc>
           <w:tcPr>
-            <w:gridSpan w:val="6"/>
+            <w:gridSpan w:val="7"/>
             <w:tcBorders>
               <w:bottom w:val="none" w:sz="0" w:space="0" w:color="000000"/>
               <w:top w:val="single" w:sz="12" w:space="0" w:color="666666"/>
@@ -7809,7 +9070,7 @@
         footer 2
         <w:tc>
           <w:tcPr>
-            <w:gridSpan w:val="6"/>
+            <w:gridSpan w:val="7"/>
             <w:tcBorders>
               <w:bottom w:val="none" w:sz="0" w:space="0" w:color="000000"/>
               <w:top w:val="none" w:sz="0" w:space="0" w:color="000000"/>
@@ -7869,7 +9130,7 @@
                 <w:szCs w:val="18"/>
                 <w:color w:val="000000"/>
               </w:rPr>
-              <w:t xml:space="preserve">V de Cramer (†); Magnitud del efecto Eta-cuadrado (‡)</w:t>
+              <w:t xml:space="preserve">Corrección de comparaciones múltiples por tasa de falso descubrimiento</w:t>
             </w:r>
           </w:p>
         </w:tc>
@@ -7881,7 +9142,79 @@
         footer 3
         <w:tc>
           <w:tcPr>
-            <w:gridSpan w:val="6"/>
+            <w:gridSpan w:val="7"/>
+            <w:tcBorders>
+              <w:bottom w:val="none" w:sz="0" w:space="0" w:color="000000"/>
+              <w:top w:val="none" w:sz="0" w:space="0" w:color="000000"/>
+              <w:left w:val="none" w:sz="0" w:space="0" w:color="000000"/>
+              <w:right w:val="none" w:sz="0" w:space="0" w:color="000000"/>
+            </w:tcBorders>
+            <w:shd w:val="clear" w:color="auto" w:fill="FFFFFF"/>
+            <w:tcMar>
+              <w:top w:w="0" w:type="dxa"/>
+              <w:bottom w:w="0" w:type="dxa"/>
+              <w:left w:w="0" w:type="dxa"/>
+              <w:right w:w="0" w:type="dxa"/>
+            </w:tcMar>
+            <w:vAlign w:val="center"/>
+          </w:tcPr>
+          <w:p>
+            <w:pPr>
+              <w:jc w:val="left"/>
+              <w:pBdr>
+                <w:bottom w:val="none" w:sz="0" w:space="0" w:color="000000"/>
+                <w:top w:val="none" w:sz="0" w:space="0" w:color="000000"/>
+                <w:left w:val="none" w:sz="0" w:space="0" w:color="000000"/>
+                <w:right w:val="none" w:sz="0" w:space="0" w:color="000000"/>
+              </w:pBdr>
+              <w:spacing w:after="10" w:before="10" w:line="240"/>
+              <w:ind w:left="100" w:right="100" w:firstLine="0" w:firstLineChars="0"/>
+              <w:rPr>
+                <w:rFonts w:ascii="Arial" w:hAnsi="Arial" w:eastAsia="Arial" w:cs="Arial"/>
+                <w:i w:val="false"/>
+                <w:b w:val="false"/>
+                <w:u w:val="none"/>
+                <w:sz w:val="18"/>
+                <w:szCs w:val="18"/>
+                <w:color w:val="000000"/>
+              </w:rPr>
+            </w:pPr>
+            <w:r>
+              <w:rPr>
+                <w:rFonts w:ascii="Arial" w:hAnsi="Arial" w:eastAsia="Arial" w:cs="Arial"/>
+                <w:i w:val="false"/>
+                <w:b w:val="false"/>
+                <w:u w:val="none"/>
+                <w:vertAlign w:val="superscript"/>
+                <w:sz w:val="18"/>
+                <w:szCs w:val="18"/>
+                <w:color w:val="000000"/>
+              </w:rPr>
+              <w:t xml:space="preserve">3</w:t>
+            </w:r>
+            <w:r>
+              <w:rPr>
+                <w:rFonts w:ascii="Arial" w:hAnsi="Arial" w:eastAsia="Arial" w:cs="Arial"/>
+                <w:i w:val="false"/>
+                <w:b w:val="false"/>
+                <w:u w:val="none"/>
+                <w:sz w:val="18"/>
+                <w:szCs w:val="18"/>
+                <w:color w:val="000000"/>
+              </w:rPr>
+              <w:t xml:space="preserve">V de Cramer (†); Magnitud del efecto Eta-cuadrado (‡)</w:t>
+            </w:r>
+          </w:p>
+        </w:tc>
+      </w:tr>
+      <w:tr>
+        <w:trPr>
+          <w:trHeight w:val="360" w:hRule="auto"/>
+        </w:trPr>
+        footer 4
+        <w:tc>
+          <w:tcPr>
+            <w:gridSpan w:val="7"/>
             <w:tcBorders>
               <w:bottom w:val="single" w:sz="12" w:space="0" w:color="666666"/>
               <w:top w:val="none" w:sz="0" w:space="0" w:color="000000"/>
